--- a/downloads/student/ai-5-week-08.docx
+++ b/downloads/student/ai-5-week-08.docx
@@ -1169,6 +1169,16 @@
       </w:r>
     </w:p>
     <w:p>
+      <w:r>
+        <w:t>Read the labelled picture: Why must the report name the chosen loss? Point to the relevant step in the picture, then write the changed result and the rule or evidence that supports it.</w:t>
+      </w:r>
+    </w:p>
+    <w:p>
+      <w:r>
+        <w:t>Change one thing: Choose MAE instead of MSE as the sole criterion. Predict the result before checking the explanation. What remains the same?</w:t>
+      </w:r>
+    </w:p>
+    <w:p>
       <w:pPr>
         <w:pStyle w:val="Heading1"/>
       </w:pPr>
@@ -2314,6 +2324,187 @@
         <w:t>Attempt the independent case before hints. Record whether you worked alone, used a hint or followed a model. After feedback, fix the first unsupported step and explain why it changed. A later check uses a changed case, not a copied answer.</w:t>
       </w:r>
     </w:p>
+    <w:p>
+      <w:pPr>
+        <w:pStyle w:val="Heading1"/>
+      </w:pPr>
+      <w:r>
+        <w:t>15. Your lesson route</w:t>
+      </w:r>
+    </w:p>
+    <w:p>
+      <w:r>
+        <w:t>Start with this question: Compare candidate losses with the same targets and denominator.</w:t>
+      </w:r>
+    </w:p>
+    <w:tbl>
+      <w:tblPr>
+        <w:tblStyle w:val="LightShading-Accent1"/>
+        <w:tblW w:type="auto" w:w="0"/>
+        <w:tblLook w:firstColumn="1" w:firstRow="1" w:lastColumn="0" w:lastRow="0" w:noHBand="0" w:noVBand="1" w:val="04A0"/>
+      </w:tblPr>
+      <w:tblGrid>
+        <w:gridCol w:w="5112"/>
+        <w:gridCol w:w="5112"/>
+      </w:tblGrid>
+      <w:tr>
+        <w:trPr>
+          <w:tblHeader/>
+        </w:trPr>
+        <w:tc>
+          <w:tcPr>
+            <w:tcW w:type="dxa" w:w="5112"/>
+          </w:tcPr>
+          <w:p>
+            <w:r>
+              <w:t>By the end, I can</w:t>
+            </w:r>
+          </w:p>
+        </w:tc>
+        <w:tc>
+          <w:tcPr>
+            <w:tcW w:type="dxa" w:w="5112"/>
+          </w:tcPr>
+          <w:p>
+            <w:r>
+              <w:t>How I will show it</w:t>
+            </w:r>
+          </w:p>
+        </w:tc>
+      </w:tr>
+      <w:tr>
+        <w:tc>
+          <w:tcPr>
+            <w:tcW w:type="dxa" w:w="5112"/>
+          </w:tcPr>
+          <w:p>
+            <w:r>
+              <w:t>Calculate per-example squared error and mean squared error</w:t>
+            </w:r>
+          </w:p>
+        </w:tc>
+        <w:tc>
+          <w:tcPr>
+            <w:tcW w:type="dxa" w:w="5112"/>
+          </w:tcPr>
+          <w:p>
+            <w:r>
+              <w:t>Explain the deciding step, show a trace or test, and state one limit.</w:t>
+            </w:r>
+          </w:p>
+        </w:tc>
+      </w:tr>
+      <w:tr>
+        <w:tc>
+          <w:tcPr>
+            <w:tcW w:type="dxa" w:w="5112"/>
+          </w:tcPr>
+          <w:p>
+            <w:r>
+              <w:t>Distinguish residual cancellation from a low loss</w:t>
+            </w:r>
+          </w:p>
+        </w:tc>
+        <w:tc>
+          <w:tcPr>
+            <w:tcW w:type="dxa" w:w="5112"/>
+          </w:tcPr>
+          <w:p>
+            <w:r>
+              <w:t>Explain the deciding step, show a trace or test, and state one limit.</w:t>
+            </w:r>
+          </w:p>
+        </w:tc>
+      </w:tr>
+      <w:tr>
+        <w:tc>
+          <w:tcPr>
+            <w:tcW w:type="dxa" w:w="5112"/>
+          </w:tcPr>
+          <w:p>
+            <w:r>
+              <w:t>Separate training loss from independent evaluation</w:t>
+            </w:r>
+          </w:p>
+        </w:tc>
+        <w:tc>
+          <w:tcPr>
+            <w:tcW w:type="dxa" w:w="5112"/>
+          </w:tcPr>
+          <w:p>
+            <w:r>
+              <w:t>Explain the deciding step, show a trace or test, and state one limit.</w:t>
+            </w:r>
+          </w:p>
+        </w:tc>
+      </w:tr>
+    </w:tbl>
+    <w:p>
+      <w:r>
+        <w:t>Remember → watch and explain → try with help → investigate → try independently → keep project evidence. Your teacher may spread this lesson across several classes.</w:t>
+      </w:r>
+    </w:p>
+    <w:p>
+      <w:r>
+        <w:t>Keep your first prediction. Compare it with what the evidence shows and explain any change.</w:t>
+      </w:r>
+    </w:p>
+    <w:p>
+      <w:pPr>
+        <w:pStyle w:val="Heading1"/>
+      </w:pPr>
+      <w:r>
+        <w:t>16. Finish and return</w:t>
+      </w:r>
+    </w:p>
+    <w:p>
+      <w:r>
+        <w:t>Close your notes. Explain this goal in your own words: Calculate per-example squared error and mean squared error</w:t>
+      </w:r>
+    </w:p>
+    <w:p>
+      <w:pPr>
+        <w:pStyle w:val="Heading3"/>
+      </w:pPr>
+      <w:r>
+        <w:t>My deciding step, evidence and one remaining question</w:t>
+      </w:r>
+    </w:p>
+    <w:p>
+      <w:r>
+        <w:t>________________________________________________________________</w:t>
+      </w:r>
+    </w:p>
+    <w:p>
+      <w:r>
+        <w:t>________________________________________________________________</w:t>
+      </w:r>
+    </w:p>
+    <w:p>
+      <w:r>
+        <w:t>________________________________________________________________</w:t>
+      </w:r>
+    </w:p>
+    <w:p>
+      <w:r>
+        <w:t>________________________________________________________________</w:t>
+      </w:r>
+    </w:p>
+    <w:p>
+      <w:r>
+        <w:t>________________________________________________________________</w:t>
+      </w:r>
+    </w:p>
+    <w:p>
+      <w:r>
+        <w:t>If you are unsure, return to the worked picture and explain one arrow. If you are ready, change an input or assumption and justify your prediction.</w:t>
+      </w:r>
+    </w:p>
+    <w:p>
+      <w:r>
+        <w:t>Save your workbook evidence. At the next review, try a different case before opening your old answer.</w:t>
+      </w:r>
+    </w:p>
     <w:sectPr>
       <w:pgSz w:w="12240" w:h="15840"/>
       <w:pgMar w:top="936" w:right="1008" w:bottom="936" w:left="1008" w:header="720" w:footer="720" w:gutter="0"/>

--- a/downloads/student/ai-5-week-08.docx
+++ b/downloads/student/ai-5-week-08.docx
@@ -2505,6 +2505,215 @@
         <w:t>Save your workbook evidence. At the next review, try a different case before opening your old answer.</w:t>
       </w:r>
     </w:p>
+    <w:p>
+      <w:pPr>
+        <w:pStyle w:val="Heading1"/>
+      </w:pPr>
+      <w:r>
+        <w:t>17. Supported practice, repair and portfolio</w:t>
+      </w:r>
+    </w:p>
+    <w:p>
+      <w:r>
+        <w:t>Use this supported practice once, in the browser or on paper. Keep the reserved independent assessment for a separate first attempt before teacher feedback.</w:t>
+      </w:r>
+    </w:p>
+    <w:p>
+      <w:r>
+        <w:t>Compare candidate losses with the same targets and denominator.</w:t>
+      </w:r>
+    </w:p>
+    <w:p>
+      <w:pPr>
+        <w:pStyle w:val="Heading3"/>
+      </w:pPr>
+      <w:r>
+        <w:t>Practice 1: explain the deciding evidence</w:t>
+      </w:r>
+    </w:p>
+    <w:p>
+      <w:r>
+        <w:t>Which labelled step matches this detail? A wins under MSE; both MAEs equal1.</w:t>
+      </w:r>
+    </w:p>
+    <w:p>
+      <w:r>
+        <w:t>1. Compare objective</w:t>
+      </w:r>
+    </w:p>
+    <w:p>
+      <w:r>
+        <w:t>2. A squared errors</w:t>
+      </w:r>
+    </w:p>
+    <w:p>
+      <w:r>
+        <w:t>3. B squared errors</w:t>
+      </w:r>
+    </w:p>
+    <w:p>
+      <w:pPr>
+        <w:pStyle w:val="Heading3"/>
+      </w:pPr>
+      <w:r>
+        <w:t>My selected conclusion, deciding fact and explanation</w:t>
+      </w:r>
+    </w:p>
+    <w:p>
+      <w:r>
+        <w:t>________________________________________________________________</w:t>
+      </w:r>
+    </w:p>
+    <w:p>
+      <w:r>
+        <w:t>________________________________________________________________</w:t>
+      </w:r>
+    </w:p>
+    <w:p>
+      <w:r>
+        <w:t>________________________________________________________________</w:t>
+      </w:r>
+    </w:p>
+    <w:p>
+      <w:r>
+        <w:t>________________________________________________________________</w:t>
+      </w:r>
+    </w:p>
+    <w:p>
+      <w:r>
+        <w:t>________________________________________________________________</w:t>
+      </w:r>
+    </w:p>
+    <w:p>
+      <w:r>
+        <w:t>Hint if needed: Read the steps in the pictorial case. Match the supplied detail to the stage that performs or records it.</w:t>
+      </w:r>
+    </w:p>
+    <w:p>
+      <w:r>
+        <w:t>After your attempt, compare with the supported explanation: Compare objective A wins under MSE; both MAEs equal1. For this loss calculation, the signed error is prediction minus target. MSE squares each error before averaging; MAE takes its absolute value. A spreads its error equally across both cases, while B concentrates it in one case. Squaring makes the larger individual error count more. State the objective before selecting a model, because these two objectives give different comparisons.</w:t>
+      </w:r>
+    </w:p>
+    <w:p>
+      <w:pPr>
+        <w:pStyle w:val="Heading3"/>
+      </w:pPr>
+      <w:r>
+        <w:t>Practice 2: explain the deciding evidence</w:t>
+      </w:r>
+    </w:p>
+    <w:p>
+      <w:r>
+        <w:t>Changed-case practice: Choose MAE instead of MSE as the sole criterion. Which conclusion is supported by the supplied facts?</w:t>
+      </w:r>
+    </w:p>
+    <w:p>
+      <w:r>
+        <w:t>1. We can decide the result without examining the changed input or the procedure.</w:t>
+      </w:r>
+    </w:p>
+    <w:p>
+      <w:r>
+        <w:t>2. This one example guarantees correct results for every future input.</w:t>
+      </w:r>
+    </w:p>
+    <w:p>
+      <w:r>
+        <w:t>3. A and B tie at MAE1.</w:t>
+      </w:r>
+    </w:p>
+    <w:p>
+      <w:pPr>
+        <w:pStyle w:val="Heading3"/>
+      </w:pPr>
+      <w:r>
+        <w:t>My selected conclusion, deciding fact and explanation</w:t>
+      </w:r>
+    </w:p>
+    <w:p>
+      <w:r>
+        <w:t>________________________________________________________________</w:t>
+      </w:r>
+    </w:p>
+    <w:p>
+      <w:r>
+        <w:t>________________________________________________________________</w:t>
+      </w:r>
+    </w:p>
+    <w:p>
+      <w:r>
+        <w:t>________________________________________________________________</w:t>
+      </w:r>
+    </w:p>
+    <w:p>
+      <w:r>
+        <w:t>________________________________________________________________</w:t>
+      </w:r>
+    </w:p>
+    <w:p>
+      <w:r>
+        <w:t>________________________________________________________________</w:t>
+      </w:r>
+    </w:p>
+    <w:p>
+      <w:r>
+        <w:t>Hint if needed: Use the changed condition and the deciding step in the pictorial trace. The answer must say what follows from those facts.</w:t>
+      </w:r>
+    </w:p>
+    <w:p>
+      <w:r>
+        <w:t>After your attempt, compare with the supported explanation: A and B tie at MAE1. Squared error penalises B’s concentrated error more, while absolute errors both sum 2.</w:t>
+      </w:r>
+    </w:p>
+    <w:p>
+      <w:pPr>
+        <w:pStyle w:val="Heading3"/>
+      </w:pPr>
+      <w:r>
+        <w:t>Repair a missing building block</w:t>
+      </w:r>
+    </w:p>
+    <w:p>
+      <w:r>
+        <w:t>Review Parameters and architecture (ai-5/7). Goal: Distinguish architectural choices from parameter values. Short practice: How many new parameters did that one hidden unit add? Point to the relevant step in the picture, then write the changed result and the rule or evidence that supports it.. Return to this week and explain what you changed.</w:t>
+      </w:r>
+    </w:p>
+    <w:p>
+      <w:r>
+        <w:t>Review Composing layers (ai-5/5). Goal: Trace how one layer supplies the next layer inputs. Short practice: What intermediate value explains the changed output? Point to the relevant step in the picture, then write the changed result and the rule or evidence that supports it.. Return to this week and explain what you changed.</w:t>
+      </w:r>
+    </w:p>
+    <w:p>
+      <w:r>
+        <w:t>Review Dot products and weighted sums (ai-5/2). Goal: Calculate a dot product by matching feature positions. Short practice: Which connection explains why more right brightness lowers this score? Point to the relevant step in the picture, then write the changed result and the rule or evidence that supports it.. Return to this week and explain what you changed.</w:t>
+      </w:r>
+    </w:p>
+    <w:p>
+      <w:pPr>
+        <w:pStyle w:val="Heading3"/>
+      </w:pPr>
+      <w:r>
+        <w:t>Predict, run and debug</w:t>
+      </w:r>
+    </w:p>
+    <w:p>
+      <w:r>
+        <w:t>The browser lab lets you edit the supported Python examples already included in this lesson. Predict first, run, inspect the actual output or error, change one input, then run again. Keep code, predictions, actual results and a reasoned revision together. On paper, label your result as a trace rather than an execution.</w:t>
+      </w:r>
+    </w:p>
+    <w:p>
+      <w:pPr>
+        <w:pStyle w:val="Heading3"/>
+      </w:pPr>
+      <w:r>
+        <w:t>Keep your completed work</w:t>
+      </w:r>
+    </w:p>
+    <w:p>
+      <w:r>
+        <w:t>Use Download completed work in the hosted lesson to export your answers, reflections, practice feedback and code-run evidence. Open the HTML copy to read or print it. Drafts stay in this browser when storage is available; clear drafts on a shared device.</w:t>
+      </w:r>
+    </w:p>
     <w:sectPr>
       <w:pgSz w:w="12240" w:h="15840"/>
       <w:pgMar w:top="936" w:right="1008" w:bottom="936" w:left="1008" w:header="720" w:footer="720" w:gutter="0"/>

--- a/downloads/student/ai-5-week-08.docx
+++ b/downloads/student/ai-5-week-08.docx
@@ -42,6 +42,11 @@
       </w:r>
     </w:p>
     <w:p>
+      <w:r>
+        <w:t>Start with the target: Calculate per-example squared error and mean squared error. Try the recall before opening notes.</w:t>
+      </w:r>
+    </w:p>
+    <w:p>
       <w:pPr>
         <w:pStyle w:val="Heading3"/>
       </w:pPr>
@@ -50,18 +55,84 @@
       </w:r>
     </w:p>
     <w:p>
-      <w:r>
-        <w:t>I can calculate per-example squared error and mean squared error.</w:t>
-      </w:r>
-    </w:p>
-    <w:p>
-      <w:r>
-        <w:t>I can distinguish residual cancellation from a low loss.</w:t>
-      </w:r>
-    </w:p>
-    <w:p>
-      <w:r>
-        <w:t>I can separate training loss from independent evaluation.</w:t>
+      <w:pPr>
+        <w:spacing w:line="336" w:lineRule="auto" w:after="180"/>
+      </w:pPr>
+      <w:r>
+        <w:rPr>
+          <w:b w:val="0"/>
+        </w:rPr>
+        <w:t xml:space="preserve">I can calculate per-example </w:t>
+      </w:r>
+      <w:r>
+        <w:rPr>
+          <w:b/>
+        </w:rPr>
+        <w:t>squared error</w:t>
+      </w:r>
+      <w:r>
+        <w:rPr>
+          <w:b w:val="0"/>
+        </w:rPr>
+        <w:t xml:space="preserve"> and </w:t>
+      </w:r>
+      <w:r>
+        <w:rPr>
+          <w:b/>
+        </w:rPr>
+        <w:t>mean squared error</w:t>
+      </w:r>
+      <w:r>
+        <w:rPr>
+          <w:b w:val="0"/>
+        </w:rPr>
+        <w:t>.</w:t>
+      </w:r>
+    </w:p>
+    <w:p>
+      <w:pPr>
+        <w:spacing w:line="336" w:lineRule="auto" w:after="180"/>
+      </w:pPr>
+      <w:r>
+        <w:rPr>
+          <w:b w:val="0"/>
+        </w:rPr>
+        <w:t xml:space="preserve">I can distinguish </w:t>
+      </w:r>
+      <w:r>
+        <w:rPr>
+          <w:b/>
+        </w:rPr>
+        <w:t>residual</w:t>
+      </w:r>
+      <w:r>
+        <w:rPr>
+          <w:b w:val="0"/>
+        </w:rPr>
+        <w:t xml:space="preserve"> cancellation from a low loss.</w:t>
+      </w:r>
+    </w:p>
+    <w:p>
+      <w:pPr>
+        <w:spacing w:line="336" w:lineRule="auto" w:after="180"/>
+      </w:pPr>
+      <w:r>
+        <w:rPr>
+          <w:b w:val="0"/>
+        </w:rPr>
+        <w:t xml:space="preserve">I can separate </w:t>
+      </w:r>
+      <w:r>
+        <w:rPr>
+          <w:b/>
+        </w:rPr>
+        <w:t>training</w:t>
+      </w:r>
+      <w:r>
+        <w:rPr>
+          <w:b w:val="0"/>
+        </w:rPr>
+        <w:t xml:space="preserve"> loss from independent evaluation.</w:t>
       </w:r>
     </w:p>
     <w:p>
@@ -73,48 +144,156 @@
       </w:r>
     </w:p>
     <w:p>
-      <w:r>
+      <w:pPr>
+        <w:spacing w:line="336" w:lineRule="auto" w:after="180"/>
+      </w:pPr>
+      <w:r>
+        <w:rPr>
+          <w:b w:val="0"/>
+        </w:rPr>
         <w:t>Close your notes first. A rough first answer helps us choose the right starting point; it is not a score for your ability.</w:t>
       </w:r>
     </w:p>
     <w:p>
-      <w:r>
+      <w:pPr>
+        <w:spacing w:line="336" w:lineRule="auto" w:after="180"/>
+      </w:pPr>
+      <w:r>
+        <w:rPr>
+          <w:b w:val="0"/>
+        </w:rPr>
         <w:t>Without opening the old lesson, explain one key idea from Parameters and architecture. Give an example and a mistake that the idea helps you avoid.</w:t>
       </w:r>
     </w:p>
     <w:p>
-      <w:r>
+      <w:pPr>
+        <w:spacing w:line="336" w:lineRule="auto" w:after="180"/>
+      </w:pPr>
+      <w:r>
+        <w:rPr>
+          <w:b w:val="0"/>
+        </w:rPr>
         <w:t>Without opening the old lesson, explain one key idea from Composing layers. Give an example and a mistake that the idea helps you avoid.</w:t>
       </w:r>
     </w:p>
     <w:p>
-      <w:r>
+      <w:pPr>
+        <w:spacing w:line="336" w:lineRule="auto" w:after="180"/>
+      </w:pPr>
+      <w:r>
+        <w:rPr>
+          <w:b w:val="0"/>
+        </w:rPr>
         <w:t>Without opening the old lesson, explain one key idea from Dot products and weighted sums. Give an example and a mistake that the idea helps you avoid.</w:t>
       </w:r>
     </w:p>
     <w:p>
-      <w:r>
-        <w:t>After trying, check the relevant lesson or ask your teacher. Change the part of your explanation that the evidence shows was wrong.</w:t>
-      </w:r>
-    </w:p>
-    <w:p>
-      <w:r>
+      <w:pPr>
+        <w:spacing w:line="336" w:lineRule="auto" w:after="180"/>
+      </w:pPr>
+      <w:r>
+        <w:rPr>
+          <w:b w:val="0"/>
+        </w:rPr>
+        <w:t xml:space="preserve">After trying, check the relevant lesson or ask your teacher. Change the part of your explanation that the </w:t>
+      </w:r>
+      <w:r>
+        <w:rPr>
+          <w:b/>
+        </w:rPr>
+        <w:t>evidence</w:t>
+      </w:r>
+      <w:r>
+        <w:rPr>
+          <w:b w:val="0"/>
+        </w:rPr>
+        <w:t xml:space="preserve"> shows was wrong.</w:t>
+      </w:r>
+    </w:p>
+    <w:p>
+      <w:pPr>
+        <w:spacing w:line="336" w:lineRule="auto" w:after="180"/>
+      </w:pPr>
+      <w:r>
+        <w:rPr>
+          <w:b w:val="0"/>
+        </w:rPr>
         <w:t>This week you will practise:</w:t>
       </w:r>
     </w:p>
     <w:p>
-      <w:r>
-        <w:t>Calculate per-example squared error and mean squared error</w:t>
-      </w:r>
-    </w:p>
-    <w:p>
-      <w:r>
-        <w:t>Distinguish residual cancellation from a low loss</w:t>
-      </w:r>
-    </w:p>
-    <w:p>
-      <w:r>
-        <w:t>Separate training loss from independent evaluation</w:t>
+      <w:pPr>
+        <w:spacing w:line="336" w:lineRule="auto" w:after="180"/>
+      </w:pPr>
+      <w:r>
+        <w:rPr>
+          <w:b w:val="0"/>
+        </w:rPr>
+        <w:t xml:space="preserve">Calculate per-example </w:t>
+      </w:r>
+      <w:r>
+        <w:rPr>
+          <w:b/>
+        </w:rPr>
+        <w:t>squared error</w:t>
+      </w:r>
+      <w:r>
+        <w:rPr>
+          <w:b w:val="0"/>
+        </w:rPr>
+        <w:t xml:space="preserve"> and </w:t>
+      </w:r>
+      <w:r>
+        <w:rPr>
+          <w:b/>
+        </w:rPr>
+        <w:t>mean squared error</w:t>
+      </w:r>
+    </w:p>
+    <w:p>
+      <w:pPr>
+        <w:spacing w:line="336" w:lineRule="auto" w:after="180"/>
+      </w:pPr>
+      <w:r>
+        <w:rPr>
+          <w:b w:val="0"/>
+        </w:rPr>
+        <w:t xml:space="preserve">Distinguish </w:t>
+      </w:r>
+      <w:r>
+        <w:rPr>
+          <w:b/>
+        </w:rPr>
+        <w:t>residual</w:t>
+      </w:r>
+      <w:r>
+        <w:rPr>
+          <w:b w:val="0"/>
+        </w:rPr>
+        <w:t xml:space="preserve"> cancellation from a low loss</w:t>
+      </w:r>
+    </w:p>
+    <w:p>
+      <w:pPr>
+        <w:spacing w:line="336" w:lineRule="auto" w:after="180"/>
+      </w:pPr>
+      <w:r>
+        <w:rPr>
+          <w:b w:val="0"/>
+        </w:rPr>
+        <w:t xml:space="preserve">Separate </w:t>
+      </w:r>
+      <w:r>
+        <w:rPr>
+          <w:b/>
+        </w:rPr>
+        <w:t>training</w:t>
+      </w:r>
+      <w:r>
+        <w:rPr>
+          <w:b w:val="0"/>
+        </w:rPr>
+        <w:t xml:space="preserve"> loss from independent evaluation</w:t>
       </w:r>
     </w:p>
     <w:p>
@@ -126,8 +305,27 @@
       </w:r>
     </w:p>
     <w:p>
-      <w:r>
-        <w:t>Does knowing a network output tell us whether it is accurate?</w:t>
+      <w:pPr>
+        <w:spacing w:line="336" w:lineRule="auto" w:after="180"/>
+        <w:shd w:fill="F5F1FB"/>
+      </w:pPr>
+      <w:r>
+        <w:rPr>
+          <w:b w:val="0"/>
+        </w:rPr>
+        <w:t xml:space="preserve">Does knowing a network </w:t>
+      </w:r>
+      <w:r>
+        <w:rPr>
+          <w:b/>
+        </w:rPr>
+        <w:t>output</w:t>
+      </w:r>
+      <w:r>
+        <w:rPr>
+          <w:b w:val="0"/>
+        </w:rPr>
+        <w:t xml:space="preserve"> tell us whether it is accurate?</w:t>
       </w:r>
     </w:p>
     <w:p>
@@ -162,7 +360,13 @@
       </w:r>
     </w:p>
     <w:p>
-      <w:r>
+      <w:pPr>
+        <w:spacing w:line="336" w:lineRule="auto" w:after="180"/>
+      </w:pPr>
+      <w:r>
+        <w:rPr>
+          <w:b w:val="0"/>
+        </w:rPr>
         <w:t>By the end, I can explain loss functions using a traced example and a stated limitation.</w:t>
       </w:r>
     </w:p>
@@ -176,7 +380,125 @@
     </w:p>
     <w:p>
       <w:r>
-        <w:t>A loss assigns a numerical penalty to a prediction compared with a target. For this regression lesson, residual e = prediction - target, and squared error is e squared. Squaring makes both positive and negative residuals contribute nonnegative penalties. We use ordinary mean squared error without a one-half factor.</w:t>
+        <w:t>Investigate the supplied Loss functions case. Separate observations, given facts and assumptions before choosing an explanation.</w:t>
+      </w:r>
+    </w:p>
+    <w:p>
+      <w:pPr>
+        <w:spacing w:line="336" w:lineRule="auto" w:after="180"/>
+      </w:pPr>
+      <w:r>
+        <w:rPr>
+          <w:b w:val="0"/>
+        </w:rPr>
+        <w:t xml:space="preserve">A loss assigns a numerical penalty to a </w:t>
+      </w:r>
+      <w:r>
+        <w:rPr>
+          <w:b/>
+        </w:rPr>
+        <w:t>prediction</w:t>
+      </w:r>
+      <w:r>
+        <w:rPr>
+          <w:b w:val="0"/>
+        </w:rPr>
+        <w:t xml:space="preserve"> compared with a </w:t>
+      </w:r>
+      <w:r>
+        <w:rPr>
+          <w:b/>
+        </w:rPr>
+        <w:t>target</w:t>
+      </w:r>
+      <w:r>
+        <w:rPr>
+          <w:b w:val="0"/>
+        </w:rPr>
+        <w:t xml:space="preserve">. For this regression lesson, </w:t>
+      </w:r>
+      <w:r>
+        <w:rPr>
+          <w:b/>
+        </w:rPr>
+        <w:t>residual</w:t>
+      </w:r>
+      <w:r>
+        <w:rPr>
+          <w:b w:val="0"/>
+        </w:rPr>
+        <w:t xml:space="preserve"> e = </w:t>
+      </w:r>
+      <w:r>
+        <w:rPr>
+          <w:b/>
+        </w:rPr>
+        <w:t>prediction</w:t>
+      </w:r>
+      <w:r>
+        <w:rPr>
+          <w:b w:val="0"/>
+        </w:rPr>
+        <w:t xml:space="preserve"> - </w:t>
+      </w:r>
+      <w:r>
+        <w:rPr>
+          <w:b/>
+        </w:rPr>
+        <w:t>target</w:t>
+      </w:r>
+      <w:r>
+        <w:rPr>
+          <w:b w:val="0"/>
+        </w:rPr>
+        <w:t xml:space="preserve">, and </w:t>
+      </w:r>
+      <w:r>
+        <w:rPr>
+          <w:b/>
+        </w:rPr>
+        <w:t>squared error</w:t>
+      </w:r>
+      <w:r>
+        <w:rPr>
+          <w:b w:val="0"/>
+        </w:rPr>
+        <w:t xml:space="preserve"> is e squared.</w:t>
+      </w:r>
+    </w:p>
+    <w:p>
+      <w:pPr>
+        <w:spacing w:line="336" w:lineRule="auto" w:after="180"/>
+      </w:pPr>
+      <w:r>
+        <w:rPr>
+          <w:b w:val="0"/>
+        </w:rPr>
+        <w:t xml:space="preserve">Squaring makes both positive and negative </w:t>
+      </w:r>
+      <w:r>
+        <w:rPr>
+          <w:b/>
+        </w:rPr>
+        <w:t>residual</w:t>
+      </w:r>
+      <w:r>
+        <w:rPr>
+          <w:b w:val="0"/>
+        </w:rPr>
+        <w:t xml:space="preserve">s contribute nonnegative penalties. We use ordinary </w:t>
+      </w:r>
+      <w:r>
+        <w:rPr>
+          <w:b/>
+        </w:rPr>
+        <w:t>mean squared error</w:t>
+      </w:r>
+      <w:r>
+        <w:rPr>
+          <w:b w:val="0"/>
+        </w:rPr>
+        <w:t xml:space="preserve"> without a one-half factor.</w:t>
       </w:r>
     </w:p>
     <w:tbl>
@@ -405,8 +727,62 @@
       </w:tr>
     </w:tbl>
     <w:p>
-      <w:r>
-        <w:t>The mean squared error, or MSE, is (1 + 1 + 4) / 3 = 2. It summarises these three examples, not every possible future input. If targets use cm, residuals use cm and MSE uses square cm.</w:t>
+      <w:pPr>
+        <w:spacing w:line="336" w:lineRule="auto" w:after="180"/>
+      </w:pPr>
+      <w:r>
+        <w:rPr>
+          <w:b w:val="0"/>
+        </w:rPr>
+        <w:t xml:space="preserve">The </w:t>
+      </w:r>
+      <w:r>
+        <w:rPr>
+          <w:b/>
+        </w:rPr>
+        <w:t>mean squared error</w:t>
+      </w:r>
+      <w:r>
+        <w:rPr>
+          <w:b w:val="0"/>
+        </w:rPr>
+        <w:t xml:space="preserve">, or MSE, is (1 + 1 + 4) / 3 = 2. It summarises these three examples, not every possible future </w:t>
+      </w:r>
+      <w:r>
+        <w:rPr>
+          <w:b/>
+        </w:rPr>
+        <w:t>input</w:t>
+      </w:r>
+      <w:r>
+        <w:rPr>
+          <w:b w:val="0"/>
+        </w:rPr>
+        <w:t xml:space="preserve">. If </w:t>
+      </w:r>
+      <w:r>
+        <w:rPr>
+          <w:b/>
+        </w:rPr>
+        <w:t>target</w:t>
+      </w:r>
+      <w:r>
+        <w:rPr>
+          <w:b w:val="0"/>
+        </w:rPr>
+        <w:t xml:space="preserve">s use cm, </w:t>
+      </w:r>
+      <w:r>
+        <w:rPr>
+          <w:b/>
+        </w:rPr>
+        <w:t>residual</w:t>
+      </w:r>
+      <w:r>
+        <w:rPr>
+          <w:b w:val="0"/>
+        </w:rPr>
+        <w:t>s use cm and MSE uses square cm.</w:t>
       </w:r>
     </w:p>
     <w:p>
@@ -442,7 +818,89 @@
     </w:p>
     <w:p>
       <w:r>
-        <w:t>For targets [1, 3] and predictions [2, 2], the mean residual is zero because 1 and -1 cancel. MSE is 1, correctly recording that both predictions miss. A mean residual can describe directional tendency, but it is not a substitute for an error magnitude.</w:t>
+        <w:t>Follow the mechanism for Loss functions. Connect each labelled input, deciding step and result.</w:t>
+      </w:r>
+    </w:p>
+    <w:p>
+      <w:pPr>
+        <w:spacing w:line="336" w:lineRule="auto" w:after="180"/>
+      </w:pPr>
+      <w:r>
+        <w:rPr>
+          <w:b w:val="0"/>
+        </w:rPr>
+        <w:t xml:space="preserve">For </w:t>
+      </w:r>
+      <w:r>
+        <w:rPr>
+          <w:b/>
+        </w:rPr>
+        <w:t>target</w:t>
+      </w:r>
+      <w:r>
+        <w:rPr>
+          <w:b w:val="0"/>
+        </w:rPr>
+        <w:t xml:space="preserve">s [1, 3] and </w:t>
+      </w:r>
+      <w:r>
+        <w:rPr>
+          <w:b/>
+        </w:rPr>
+        <w:t>prediction</w:t>
+      </w:r>
+      <w:r>
+        <w:rPr>
+          <w:b w:val="0"/>
+        </w:rPr>
+        <w:t xml:space="preserve">s [2, 2], the mean </w:t>
+      </w:r>
+      <w:r>
+        <w:rPr>
+          <w:b/>
+        </w:rPr>
+        <w:t>residual</w:t>
+      </w:r>
+      <w:r>
+        <w:rPr>
+          <w:b w:val="0"/>
+        </w:rPr>
+        <w:t xml:space="preserve"> is zero because 1 and -1 cancel. MSE is 1, correctly recording that both </w:t>
+      </w:r>
+      <w:r>
+        <w:rPr>
+          <w:b/>
+        </w:rPr>
+        <w:t>prediction</w:t>
+      </w:r>
+      <w:r>
+        <w:rPr>
+          <w:b w:val="0"/>
+        </w:rPr>
+        <w:t>s miss.</w:t>
+      </w:r>
+    </w:p>
+    <w:p>
+      <w:pPr>
+        <w:spacing w:line="336" w:lineRule="auto" w:after="180"/>
+      </w:pPr>
+      <w:r>
+        <w:rPr>
+          <w:b w:val="0"/>
+        </w:rPr>
+        <w:t xml:space="preserve">A mean </w:t>
+      </w:r>
+      <w:r>
+        <w:rPr>
+          <w:b/>
+        </w:rPr>
+        <w:t>residual</w:t>
+      </w:r>
+      <w:r>
+        <w:rPr>
+          <w:b w:val="0"/>
+        </w:rPr>
+        <w:t xml:space="preserve"> can describe directional tendency, but it is not a substitute for an error magnitude.</w:t>
       </w:r>
     </w:p>
     <w:p>
@@ -470,7 +928,13 @@
       </w:r>
     </w:p>
     <w:p>
-      <w:r>
+      <w:pPr>
+        <w:spacing w:line="336" w:lineRule="auto" w:after="180"/>
+      </w:pPr>
+      <w:r>
+        <w:rPr>
+          <w:b w:val="0"/>
+        </w:rPr>
         <w:t>The guard prevents silently ignoring an unmatched example or dividing by zero. It still assumes paired, numeric, valid records. Wrong row alignment produces a meaningless comparison even when list lengths agree.</w:t>
       </w:r>
     </w:p>
@@ -483,8 +947,26 @@
       </w:r>
     </w:p>
     <w:p>
-      <w:r>
-        <w:t>Point to the input, the deciding step and the result in this week’s visual. Explain the same step in ordinary words. A picture helps when you can say what each part represents.</w:t>
+      <w:pPr>
+        <w:spacing w:line="336" w:lineRule="auto" w:after="180"/>
+      </w:pPr>
+      <w:r>
+        <w:rPr>
+          <w:b w:val="0"/>
+        </w:rPr>
+        <w:t xml:space="preserve">Point to the </w:t>
+      </w:r>
+      <w:r>
+        <w:rPr>
+          <w:b/>
+        </w:rPr>
+        <w:t>input</w:t>
+      </w:r>
+      <w:r>
+        <w:rPr>
+          <w:b w:val="0"/>
+        </w:rPr>
+        <w:t>, the deciding step and the result in this week’s visual. Explain the same step in ordinary words. A picture helps when you can say what each part represents.</w:t>
       </w:r>
     </w:p>
     <w:p>
@@ -496,6 +978,11 @@
       </w:r>
     </w:p>
     <w:p>
+      <w:r>
+        <w:t>Compare the supplied cases for Loss functions. Identify the detail that changes the conclusion.</w:t>
+      </w:r>
+    </w:p>
+    <w:p>
       <w:pPr>
         <w:pStyle w:val="Heading3"/>
       </w:pPr>
@@ -504,8 +991,44 @@
       </w:r>
     </w:p>
     <w:p>
-      <w:r>
-        <w:t>Targets [0, 4] have predictions [2, 2]. Compare mean residual and MSE.</w:t>
+      <w:pPr>
+        <w:spacing w:line="336" w:lineRule="auto" w:after="180"/>
+      </w:pPr>
+      <w:r>
+        <w:rPr>
+          <w:b/>
+        </w:rPr>
+        <w:t>Target</w:t>
+      </w:r>
+      <w:r>
+        <w:rPr>
+          <w:b w:val="0"/>
+        </w:rPr>
+        <w:t xml:space="preserve">s [0, 4] have </w:t>
+      </w:r>
+      <w:r>
+        <w:rPr>
+          <w:b/>
+        </w:rPr>
+        <w:t>prediction</w:t>
+      </w:r>
+      <w:r>
+        <w:rPr>
+          <w:b w:val="0"/>
+        </w:rPr>
+        <w:t xml:space="preserve">s [2, 2]. Compare mean </w:t>
+      </w:r>
+      <w:r>
+        <w:rPr>
+          <w:b/>
+        </w:rPr>
+        <w:t>residual</w:t>
+      </w:r>
+      <w:r>
+        <w:rPr>
+          <w:b w:val="0"/>
+        </w:rPr>
+        <w:t xml:space="preserve"> and MSE.</w:t>
       </w:r>
     </w:p>
     <w:p>
@@ -550,18 +1073,81 @@
       </w:r>
     </w:p>
     <w:p>
-      <w:r>
+      <w:pPr>
+        <w:pStyle w:val="Heading3"/>
+      </w:pPr>
+      <w:r>
+        <w:t>Change one thing</w:t>
+      </w:r>
+    </w:p>
+    <w:p>
+      <w:pPr>
+        <w:spacing w:line="336" w:lineRule="auto" w:after="180"/>
+        <w:shd w:fill="F5F1FB"/>
+      </w:pPr>
+      <w:r>
+        <w:rPr>
+          <w:b w:val="0"/>
+        </w:rPr>
         <w:t>Change: Choose MAE instead of MSE as the sole criterion.</w:t>
       </w:r>
     </w:p>
     <w:p>
-      <w:r>
-        <w:t>Prediction: A and B tie at MAE1.</w:t>
-      </w:r>
-    </w:p>
-    <w:p>
-      <w:r>
-        <w:t>Reason: Squared error penalises B’s concentrated error more, while absolute errors both sum 2.</w:t>
+      <w:pPr>
+        <w:pStyle w:val="Heading3"/>
+      </w:pPr>
+      <w:r>
+        <w:t>Predicted result</w:t>
+      </w:r>
+    </w:p>
+    <w:p>
+      <w:pPr>
+        <w:spacing w:line="336" w:lineRule="auto" w:after="180"/>
+        <w:shd w:fill="F1F6FC"/>
+      </w:pPr>
+      <w:r>
+        <w:rPr>
+          <w:b/>
+        </w:rPr>
+        <w:t>Prediction</w:t>
+      </w:r>
+      <w:r>
+        <w:rPr>
+          <w:b w:val="0"/>
+        </w:rPr>
+        <w:t>: A and B tie at MAE1.</w:t>
+      </w:r>
+    </w:p>
+    <w:p>
+      <w:pPr>
+        <w:pStyle w:val="Heading3"/>
+      </w:pPr>
+      <w:r>
+        <w:t>Why the result follows</w:t>
+      </w:r>
+    </w:p>
+    <w:p>
+      <w:pPr>
+        <w:spacing w:line="336" w:lineRule="auto" w:after="180"/>
+        <w:shd w:fill="F1F6FC"/>
+      </w:pPr>
+      <w:r>
+        <w:rPr>
+          <w:b w:val="0"/>
+        </w:rPr>
+        <w:t xml:space="preserve">Reason: </w:t>
+      </w:r>
+      <w:r>
+        <w:rPr>
+          <w:b/>
+        </w:rPr>
+        <w:t>Squared error</w:t>
+      </w:r>
+      <w:r>
+        <w:rPr>
+          <w:b w:val="0"/>
+        </w:rPr>
+        <w:t xml:space="preserve"> penalises B’s concentrated error more, while absolute errors both sum 2.</w:t>
       </w:r>
     </w:p>
     <w:p>
@@ -570,6 +1156,11 @@
       </w:pPr>
       <w:r>
         <w:t>05. Words that unlock the idea</w:t>
+      </w:r>
+    </w:p>
+    <w:p>
+      <w:r>
+        <w:t>Use the vocabulary of Loss functions to explain a concrete decision, rather than only memorising definitions.</w:t>
       </w:r>
     </w:p>
     <w:tbl>
@@ -725,6 +1316,11 @@
       </w:pPr>
       <w:r>
         <w:t>06. Follow a worked example</w:t>
+      </w:r>
+    </w:p>
+    <w:p>
+      <w:r>
+        <w:t>Follow the worked trace for Loss functions, predict a step, then compare with its explanation.</w:t>
       </w:r>
     </w:p>
     <w:p>
@@ -920,7 +1516,13 @@
       </w:r>
     </w:p>
     <w:p>
-      <w:r>
+      <w:pPr>
+        <w:spacing w:line="336" w:lineRule="auto" w:after="180"/>
+      </w:pPr>
+      <w:r>
+        <w:rPr>
+          <w:b w:val="0"/>
+        </w:rPr>
         <w:t>Cover the result before checking it. Say what is given, choose the procedure, and follow one step at a time. Then uncover the result and explain your first mismatch. Ask why a step is allowed, not only what number it produces.</w:t>
       </w:r>
     </w:p>
@@ -933,8 +1535,26 @@
       </w:r>
     </w:p>
     <w:p>
-      <w:r>
-        <w:t>Compare candidate losses with the same targets and denominator.</w:t>
+      <w:pPr>
+        <w:spacing w:line="336" w:lineRule="auto" w:after="180"/>
+      </w:pPr>
+      <w:r>
+        <w:rPr>
+          <w:b w:val="0"/>
+        </w:rPr>
+        <w:t xml:space="preserve">Compare candidate losses with the same </w:t>
+      </w:r>
+      <w:r>
+        <w:rPr>
+          <w:b/>
+        </w:rPr>
+        <w:t>target</w:t>
+      </w:r>
+      <w:r>
+        <w:rPr>
+          <w:b w:val="0"/>
+        </w:rPr>
+        <w:t>s and denominator.</w:t>
       </w:r>
     </w:p>
     <w:p>
@@ -946,13 +1566,61 @@
       </w:r>
     </w:p>
     <w:p>
-      <w:r>
-        <w:t>Targets [1, 3]; A predicts [0, 4]; B predicts [1, 5]. Use MSE over both cases.</w:t>
-      </w:r>
-    </w:p>
-    <w:p>
-      <w:r>
-        <w:t>All inputs and outcomes in this worked example are invented classroom data; no real model run is claimed.</w:t>
+      <w:pPr>
+        <w:pStyle w:val="Heading3"/>
+      </w:pPr>
+      <w:r>
+        <w:t>Supplied facts</w:t>
+      </w:r>
+    </w:p>
+    <w:p>
+      <w:pPr>
+        <w:spacing w:line="336" w:lineRule="auto" w:after="180"/>
+        <w:shd w:fill="F1F6FC"/>
+      </w:pPr>
+      <w:r>
+        <w:rPr>
+          <w:b/>
+        </w:rPr>
+        <w:t>Target</w:t>
+      </w:r>
+      <w:r>
+        <w:rPr>
+          <w:b w:val="0"/>
+        </w:rPr>
+        <w:t>s [1, 3]; A predicts [0, 4]; B predicts [1, 5]. Use MSE over both cases.</w:t>
+      </w:r>
+    </w:p>
+    <w:p>
+      <w:pPr>
+        <w:pStyle w:val="Heading3"/>
+      </w:pPr>
+      <w:r>
+        <w:t>Supplied facts</w:t>
+      </w:r>
+    </w:p>
+    <w:p>
+      <w:pPr>
+        <w:spacing w:line="336" w:lineRule="auto" w:after="180"/>
+        <w:shd w:fill="F1F6FC"/>
+      </w:pPr>
+      <w:r>
+        <w:rPr>
+          <w:b w:val="0"/>
+        </w:rPr>
+        <w:t xml:space="preserve">All </w:t>
+      </w:r>
+      <w:r>
+        <w:rPr>
+          <w:b/>
+        </w:rPr>
+        <w:t>input</w:t>
+      </w:r>
+      <w:r>
+        <w:rPr>
+          <w:b w:val="0"/>
+        </w:rPr>
+        <w:t>s and outcomes in this worked example are invented classroom data; no real model run is claimed.</w:t>
       </w:r>
     </w:p>
     <w:p>
@@ -1151,30 +1819,144 @@
       </w:r>
     </w:p>
     <w:p>
-      <w:r>
-        <w:t>For this loss calculation, the signed error is prediction minus target. MSE squares each error before averaging; MAE takes its absolute value. A spreads its error equally across both cases, while B concentrates it in one case. Squaring makes the larger individual error count more. State the objective before selecting a model, because these two objectives give different comparisons.</w:t>
-      </w:r>
-    </w:p>
-    <w:p>
       <w:pPr>
         <w:pStyle w:val="Heading3"/>
       </w:pPr>
       <w:r>
+        <w:t>Why the result follows</w:t>
+      </w:r>
+    </w:p>
+    <w:p>
+      <w:pPr>
+        <w:spacing w:line="336" w:lineRule="auto" w:after="180"/>
+        <w:shd w:fill="F1F6FC"/>
+      </w:pPr>
+      <w:r>
+        <w:rPr>
+          <w:b w:val="0"/>
+        </w:rPr>
+        <w:t xml:space="preserve">For this loss calculation, the signed error is </w:t>
+      </w:r>
+      <w:r>
+        <w:rPr>
+          <w:b/>
+        </w:rPr>
+        <w:t>prediction</w:t>
+      </w:r>
+      <w:r>
+        <w:rPr>
+          <w:b w:val="0"/>
+        </w:rPr>
+        <w:t xml:space="preserve"> minus </w:t>
+      </w:r>
+      <w:r>
+        <w:rPr>
+          <w:b/>
+        </w:rPr>
+        <w:t>target</w:t>
+      </w:r>
+      <w:r>
+        <w:rPr>
+          <w:b w:val="0"/>
+        </w:rPr>
+        <w:t>. MSE squares each error before averaging; MAE takes its absolute value. A spreads its error equally across both cases, while B concentrates it in one case.</w:t>
+      </w:r>
+    </w:p>
+    <w:p>
+      <w:pPr>
+        <w:spacing w:line="336" w:lineRule="auto" w:after="180"/>
+        <w:shd w:fill="F1F6FC"/>
+      </w:pPr>
+      <w:r>
+        <w:rPr>
+          <w:b w:val="0"/>
+        </w:rPr>
+        <w:t>Squaring makes the larger individual error count more. State the objective before selecting a model, because these two objectives give different comparisons.</w:t>
+      </w:r>
+    </w:p>
+    <w:p>
+      <w:pPr>
+        <w:pStyle w:val="Heading3"/>
+      </w:pPr>
+      <w:r>
         <w:t>What this example does not establish</w:t>
       </w:r>
     </w:p>
     <w:p>
-      <w:r>
-        <w:t>Training loss is not automatically a held-out performance estimate or a complete measure of use consequences.</w:t>
-      </w:r>
-    </w:p>
-    <w:p>
-      <w:r>
-        <w:t>Read the labelled picture: Why must the report name the chosen loss? Point to the relevant step in the picture, then write the changed result and the rule or evidence that supports it.</w:t>
-      </w:r>
-    </w:p>
-    <w:p>
-      <w:r>
+      <w:pPr>
+        <w:pStyle w:val="Heading3"/>
+      </w:pPr>
+      <w:r>
+        <w:t>Keep the stated limit</w:t>
+      </w:r>
+    </w:p>
+    <w:p>
+      <w:pPr>
+        <w:spacing w:line="336" w:lineRule="auto" w:after="180"/>
+        <w:shd w:fill="FFF5E6"/>
+      </w:pPr>
+      <w:r>
+        <w:rPr>
+          <w:b/>
+        </w:rPr>
+        <w:t>Training</w:t>
+      </w:r>
+      <w:r>
+        <w:rPr>
+          <w:b w:val="0"/>
+        </w:rPr>
+        <w:t xml:space="preserve"> loss is not automatically a held-out performance estimate or a complete measure of use consequences.</w:t>
+      </w:r>
+    </w:p>
+    <w:p>
+      <w:pPr>
+        <w:pStyle w:val="Heading3"/>
+      </w:pPr>
+      <w:r>
+        <w:t>Keep the stated limit</w:t>
+      </w:r>
+    </w:p>
+    <w:p>
+      <w:pPr>
+        <w:spacing w:line="336" w:lineRule="auto" w:after="180"/>
+        <w:shd w:fill="FFF5E6"/>
+      </w:pPr>
+      <w:r>
+        <w:rPr>
+          <w:b w:val="0"/>
+        </w:rPr>
+        <w:t xml:space="preserve">Read the labelled picture: Why must the report name the chosen loss? Point to the relevant step in the picture, then write the changed result and the rule or </w:t>
+      </w:r>
+      <w:r>
+        <w:rPr>
+          <w:b/>
+        </w:rPr>
+        <w:t>evidence</w:t>
+      </w:r>
+      <w:r>
+        <w:rPr>
+          <w:b w:val="0"/>
+        </w:rPr>
+        <w:t xml:space="preserve"> that supports it.</w:t>
+      </w:r>
+    </w:p>
+    <w:p>
+      <w:pPr>
+        <w:pStyle w:val="Heading3"/>
+      </w:pPr>
+      <w:r>
+        <w:t>Keep the stated limit</w:t>
+      </w:r>
+    </w:p>
+    <w:p>
+      <w:pPr>
+        <w:spacing w:line="336" w:lineRule="auto" w:after="180"/>
+        <w:shd w:fill="FFF5E6"/>
+      </w:pPr>
+      <w:r>
+        <w:rPr>
+          <w:b w:val="0"/>
+        </w:rPr>
         <w:t>Change one thing: Choose MAE instead of MSE as the sole criterion. Predict the result before checking the explanation. What remains the same?</w:t>
       </w:r>
     </w:p>
@@ -1188,12 +1970,7 @@
     </w:p>
     <w:p>
       <w:r>
-        <w:t>Squaring gives larger residuals more influence: residual 4 contributes 16, four times the penalty of residual 2. This can be useful when large misses matter, but it can also make outliers influential. Mean absolute error uses absolute residuals instead; it can rank candidates differently.</w:t>
-      </w:r>
-    </w:p>
-    <w:p>
-      <w:r>
-        <w:t>MSE is appropriate here because targets are numerical quantities. A class identifier such as 0, 1 or 2 may merely name a category; its numeric gap does not automatically measure error severity. Later classification models need a loss suited to their outputs and task.</w:t>
+        <w:t>Find the unsupported step in the Loss functions claim and explain a repair using the supplied evidence.</w:t>
       </w:r>
     </w:p>
     <w:p>
@@ -1201,12 +1978,156 @@
         <w:pStyle w:val="Heading3"/>
       </w:pPr>
       <w:r>
+        <w:t>Check the claim against the facts</w:t>
+      </w:r>
+    </w:p>
+    <w:p>
+      <w:pPr>
+        <w:spacing w:line="336" w:lineRule="auto" w:after="180"/>
+        <w:shd w:fill="FFF5E6"/>
+      </w:pPr>
+      <w:r>
+        <w:rPr>
+          <w:b w:val="0"/>
+        </w:rPr>
+        <w:t xml:space="preserve">Squaring gives larger </w:t>
+      </w:r>
+      <w:r>
+        <w:rPr>
+          <w:b/>
+        </w:rPr>
+        <w:t>residual</w:t>
+      </w:r>
+      <w:r>
+        <w:rPr>
+          <w:b w:val="0"/>
+        </w:rPr>
+        <w:t xml:space="preserve">s more influence: </w:t>
+      </w:r>
+      <w:r>
+        <w:rPr>
+          <w:b/>
+        </w:rPr>
+        <w:t>residual</w:t>
+      </w:r>
+      <w:r>
+        <w:rPr>
+          <w:b w:val="0"/>
+        </w:rPr>
+        <w:t xml:space="preserve"> 4 contributes 16, four times the penalty of </w:t>
+      </w:r>
+      <w:r>
+        <w:rPr>
+          <w:b/>
+        </w:rPr>
+        <w:t>residual</w:t>
+      </w:r>
+      <w:r>
+        <w:rPr>
+          <w:b w:val="0"/>
+        </w:rPr>
+        <w:t xml:space="preserve"> 2. This can be useful when large misses matter, but it can also make outliers influential.</w:t>
+      </w:r>
+    </w:p>
+    <w:p>
+      <w:pPr>
+        <w:spacing w:line="336" w:lineRule="auto" w:after="180"/>
+        <w:shd w:fill="FFF5E6"/>
+      </w:pPr>
+      <w:r>
+        <w:rPr>
+          <w:b w:val="0"/>
+        </w:rPr>
+        <w:t xml:space="preserve">Mean absolute error uses absolute </w:t>
+      </w:r>
+      <w:r>
+        <w:rPr>
+          <w:b/>
+        </w:rPr>
+        <w:t>residual</w:t>
+      </w:r>
+      <w:r>
+        <w:rPr>
+          <w:b w:val="0"/>
+        </w:rPr>
+        <w:t>s instead; it can rank candidates differently.</w:t>
+      </w:r>
+    </w:p>
+    <w:p>
+      <w:pPr>
+        <w:spacing w:line="336" w:lineRule="auto" w:after="180"/>
+      </w:pPr>
+      <w:r>
+        <w:rPr>
+          <w:b w:val="0"/>
+        </w:rPr>
+        <w:t xml:space="preserve">MSE is appropriate here because </w:t>
+      </w:r>
+      <w:r>
+        <w:rPr>
+          <w:b/>
+        </w:rPr>
+        <w:t>target</w:t>
+      </w:r>
+      <w:r>
+        <w:rPr>
+          <w:b w:val="0"/>
+        </w:rPr>
+        <w:t>s are numerical quantities. A class identifier such as 0, 1 or 2 may merely name a category; its numeric gap does not automatically measure error severity.</w:t>
+      </w:r>
+    </w:p>
+    <w:p>
+      <w:pPr>
+        <w:spacing w:line="336" w:lineRule="auto" w:after="180"/>
+      </w:pPr>
+      <w:r>
+        <w:rPr>
+          <w:b w:val="0"/>
+        </w:rPr>
+        <w:t xml:space="preserve">Later classification models need a loss suited to their </w:t>
+      </w:r>
+      <w:r>
+        <w:rPr>
+          <w:b/>
+        </w:rPr>
+        <w:t>output</w:t>
+      </w:r>
+      <w:r>
+        <w:rPr>
+          <w:b w:val="0"/>
+        </w:rPr>
+        <w:t>s and task.</w:t>
+      </w:r>
+    </w:p>
+    <w:p>
+      <w:pPr>
+        <w:pStyle w:val="Heading3"/>
+      </w:pPr>
+      <w:r>
         <w:t>Locate the earliest unsupported step</w:t>
       </w:r>
     </w:p>
     <w:p>
-      <w:r>
-        <w:t>A learner totals squared errors 1, 0, 9 and divides by 2 because there are two nonzero errors. Correct the MSE.</w:t>
+      <w:pPr>
+        <w:spacing w:line="336" w:lineRule="auto" w:after="180"/>
+      </w:pPr>
+      <w:r>
+        <w:rPr>
+          <w:b w:val="0"/>
+        </w:rPr>
+        <w:t xml:space="preserve">A learner totals </w:t>
+      </w:r>
+      <w:r>
+        <w:rPr>
+          <w:b/>
+        </w:rPr>
+        <w:t>squared error</w:t>
+      </w:r>
+      <w:r>
+        <w:rPr>
+          <w:b w:val="0"/>
+        </w:rPr>
+        <w:t>s 1, 0, 9 and divides by 2 because there are two nonzero errors. Correct the MSE.</w:t>
       </w:r>
     </w:p>
     <w:p>
@@ -1257,7 +2178,54 @@
     </w:p>
     <w:p>
       <w:r>
-        <w:t>For targets [2, 4] and predictions [1, 6], record residuals, squares and MSE.</w:t>
+        <w:t>Practise Loss functions with support, then explain the deciding step in your own words.</w:t>
+      </w:r>
+    </w:p>
+    <w:p>
+      <w:pPr>
+        <w:spacing w:line="336" w:lineRule="auto" w:after="180"/>
+      </w:pPr>
+      <w:r>
+        <w:rPr>
+          <w:b w:val="0"/>
+        </w:rPr>
+        <w:t xml:space="preserve">For </w:t>
+      </w:r>
+      <w:r>
+        <w:rPr>
+          <w:b/>
+        </w:rPr>
+        <w:t>target</w:t>
+      </w:r>
+      <w:r>
+        <w:rPr>
+          <w:b w:val="0"/>
+        </w:rPr>
+        <w:t xml:space="preserve">s [2, 4] and </w:t>
+      </w:r>
+      <w:r>
+        <w:rPr>
+          <w:b/>
+        </w:rPr>
+        <w:t>prediction</w:t>
+      </w:r>
+      <w:r>
+        <w:rPr>
+          <w:b w:val="0"/>
+        </w:rPr>
+        <w:t xml:space="preserve">s [1, 6], record </w:t>
+      </w:r>
+      <w:r>
+        <w:rPr>
+          <w:b/>
+        </w:rPr>
+        <w:t>residual</w:t>
+      </w:r>
+      <w:r>
+        <w:rPr>
+          <w:b w:val="0"/>
+        </w:rPr>
+        <w:t>s, squares and MSE.</w:t>
       </w:r>
     </w:p>
     <w:p>
@@ -1325,8 +2293,26 @@
       </w:r>
     </w:p>
     <w:p>
-      <w:r>
-        <w:t>Use workbook W2 for the connected example “Loss functions”. First fill the input and rule boxes. Try the middle steps before asking for a hint. After a hint, try the next step yourself.</w:t>
+      <w:pPr>
+        <w:spacing w:line="336" w:lineRule="auto" w:after="180"/>
+      </w:pPr>
+      <w:r>
+        <w:rPr>
+          <w:b w:val="0"/>
+        </w:rPr>
+        <w:t xml:space="preserve">Use workbook W2 for the connected example “Loss functions”. First fill the </w:t>
+      </w:r>
+      <w:r>
+        <w:rPr>
+          <w:b/>
+        </w:rPr>
+        <w:t>input</w:t>
+      </w:r>
+      <w:r>
+        <w:rPr>
+          <w:b w:val="0"/>
+        </w:rPr>
+        <w:t xml:space="preserve"> and rule boxes. Try the middle steps before asking for a hint. After a hint, try the next step yourself.</w:t>
       </w:r>
     </w:p>
     <w:tbl>
@@ -1409,7 +2395,13 @@
       </w:tr>
     </w:tbl>
     <w:p>
-      <w:r>
+      <w:pPr>
+        <w:spacing w:line="336" w:lineRule="auto" w:after="180"/>
+      </w:pPr>
+      <w:r>
+        <w:rPr>
+          <w:b w:val="0"/>
+        </w:rPr>
         <w:t>Explain your trace to a partner. Your partner points to one step to check. Swap roles on the next case. Each person writes their own explanation.</w:t>
       </w:r>
     </w:p>
@@ -1422,12 +2414,36 @@
       </w:r>
     </w:p>
     <w:p>
-      <w:r>
-        <w:t>Use the worked case for Loss functions. Proposed explanation: “Average residual is the loss”. Decide whether this explanation is supported. Point to the step or supplied fact that decides; explain your repair if needed.</w:t>
-      </w:r>
-    </w:p>
-    <w:p>
-      <w:r>
+      <w:pPr>
+        <w:spacing w:line="336" w:lineRule="auto" w:after="180"/>
+      </w:pPr>
+      <w:r>
+        <w:rPr>
+          <w:b w:val="0"/>
+        </w:rPr>
+        <w:t xml:space="preserve">Use the worked case for Loss functions. Proposed explanation: “Average </w:t>
+      </w:r>
+      <w:r>
+        <w:rPr>
+          <w:b/>
+        </w:rPr>
+        <w:t>residual</w:t>
+      </w:r>
+      <w:r>
+        <w:rPr>
+          <w:b w:val="0"/>
+        </w:rPr>
+        <w:t xml:space="preserve"> is the loss”. Decide whether this explanation is supported. Point to the step or supplied fact that decides; explain your repair if needed.</w:t>
+      </w:r>
+    </w:p>
+    <w:p>
+      <w:pPr>
+        <w:spacing w:line="336" w:lineRule="auto" w:after="180"/>
+      </w:pPr>
+      <w:r>
+        <w:rPr>
+          <w:b w:val="0"/>
+        </w:rPr>
         <w:t>Answer on your own before discussion. If you are unsure, say which step you need help with.</w:t>
       </w:r>
     </w:p>
@@ -1440,8 +2456,26 @@
       </w:r>
     </w:p>
     <w:p>
-      <w:r>
-        <w:t>Why must the report name the chosen loss? Point to the relevant step in the picture, then write the changed result and the rule or evidence that supports it.</w:t>
+      <w:pPr>
+        <w:spacing w:line="336" w:lineRule="auto" w:after="180"/>
+      </w:pPr>
+      <w:r>
+        <w:rPr>
+          <w:b w:val="0"/>
+        </w:rPr>
+        <w:t xml:space="preserve">Why must the report name the chosen loss? Point to the relevant step in the picture, then write the changed result and the rule or </w:t>
+      </w:r>
+      <w:r>
+        <w:rPr>
+          <w:b/>
+        </w:rPr>
+        <w:t>evidence</w:t>
+      </w:r>
+      <w:r>
+        <w:rPr>
+          <w:b w:val="0"/>
+        </w:rPr>
+        <w:t xml:space="preserve"> that supports it.</w:t>
       </w:r>
     </w:p>
     <w:p>
@@ -1473,7 +2507,13 @@
       </w:r>
     </w:p>
     <w:p>
-      <w:r>
+      <w:pPr>
+        <w:spacing w:line="336" w:lineRule="auto" w:after="180"/>
+      </w:pPr>
+      <w:r>
+        <w:rPr>
+          <w:b w:val="0"/>
+        </w:rPr>
         <w:t>This is supported practice. Keep the separately named independent case for an attempt before feedback.</w:t>
       </w:r>
     </w:p>
@@ -1486,6 +2526,11 @@
       </w:r>
     </w:p>
     <w:p>
+      <w:r>
+        <w:t>Investigate Loss functions. Record the prediction, actual observation or labelled paper trace, explanation and next test separately.</w:t>
+      </w:r>
+    </w:p>
+    <w:p>
       <w:pPr>
         <w:pStyle w:val="Heading3"/>
       </w:pPr>
@@ -1494,8 +2539,44 @@
       </w:r>
     </w:p>
     <w:p>
-      <w:r>
-        <w:t>Targets [0, 4] have predictions [2, 2]. Compare mean residual and MSE.</w:t>
+      <w:pPr>
+        <w:spacing w:line="336" w:lineRule="auto" w:after="180"/>
+      </w:pPr>
+      <w:r>
+        <w:rPr>
+          <w:b/>
+        </w:rPr>
+        <w:t>Target</w:t>
+      </w:r>
+      <w:r>
+        <w:rPr>
+          <w:b w:val="0"/>
+        </w:rPr>
+        <w:t xml:space="preserve">s [0, 4] have </w:t>
+      </w:r>
+      <w:r>
+        <w:rPr>
+          <w:b/>
+        </w:rPr>
+        <w:t>prediction</w:t>
+      </w:r>
+      <w:r>
+        <w:rPr>
+          <w:b w:val="0"/>
+        </w:rPr>
+        <w:t xml:space="preserve">s [2, 2]. Compare mean </w:t>
+      </w:r>
+      <w:r>
+        <w:rPr>
+          <w:b/>
+        </w:rPr>
+        <w:t>residual</w:t>
+      </w:r>
+      <w:r>
+        <w:rPr>
+          <w:b w:val="0"/>
+        </w:rPr>
+        <w:t xml:space="preserve"> and MSE.</w:t>
       </w:r>
     </w:p>
     <w:p>
@@ -1659,7 +2740,13 @@
       </w:tr>
     </w:tbl>
     <w:p>
-      <w:r>
+      <w:pPr>
+        <w:spacing w:line="336" w:lineRule="auto" w:after="180"/>
+      </w:pPr>
+      <w:r>
+        <w:rPr>
+          <w:b w:val="0"/>
+        </w:rPr>
         <w:t>On paper, trace the supplied procedure. If code is provided, predict before running it in a local practice file. Never write an expected answer as though it were an observed run.</w:t>
       </w:r>
     </w:p>
@@ -1672,7 +2759,13 @@
       </w:r>
     </w:p>
     <w:p>
-      <w:r>
+      <w:pPr>
+        <w:spacing w:line="336" w:lineRule="auto" w:after="180"/>
+      </w:pPr>
+      <w:r>
+        <w:rPr>
+          <w:b w:val="0"/>
+        </w:rPr>
         <w:t>Before trying: what do I expect, and why? While trying: which step could first go wrong? Afterwards: what did I actually observe, and what should change? Keep “not run” if you only traced the procedure.</w:t>
       </w:r>
     </w:p>
@@ -1685,6 +2778,11 @@
       </w:r>
     </w:p>
     <w:p>
+      <w:r>
+        <w:t>Move from recall to tracing, diagnosis and transfer in Loss functions. Explain why each step is justified.</w:t>
+      </w:r>
+    </w:p>
+    <w:p>
       <w:pPr>
         <w:pStyle w:val="Heading3"/>
       </w:pPr>
@@ -1693,17 +2791,84 @@
       </w:r>
     </w:p>
     <w:p>
-      <w:r>
-        <w:t>For targets [2, 4] and predictions [1, 6], record residuals, squares and MSE.</w:t>
-      </w:r>
-    </w:p>
-    <w:p>
-      <w:r>
-        <w:t>A learner totals squared errors 1, 0, 9 and divides by 2 because there are two nonzero errors. Correct the MSE.</w:t>
-      </w:r>
-    </w:p>
-    <w:p>
-      <w:r>
+      <w:pPr>
+        <w:spacing w:line="336" w:lineRule="auto" w:after="180"/>
+      </w:pPr>
+      <w:r>
+        <w:rPr>
+          <w:b w:val="0"/>
+        </w:rPr>
+        <w:t xml:space="preserve">For </w:t>
+      </w:r>
+      <w:r>
+        <w:rPr>
+          <w:b/>
+        </w:rPr>
+        <w:t>target</w:t>
+      </w:r>
+      <w:r>
+        <w:rPr>
+          <w:b w:val="0"/>
+        </w:rPr>
+        <w:t xml:space="preserve">s [2, 4] and </w:t>
+      </w:r>
+      <w:r>
+        <w:rPr>
+          <w:b/>
+        </w:rPr>
+        <w:t>prediction</w:t>
+      </w:r>
+      <w:r>
+        <w:rPr>
+          <w:b w:val="0"/>
+        </w:rPr>
+        <w:t xml:space="preserve">s [1, 6], record </w:t>
+      </w:r>
+      <w:r>
+        <w:rPr>
+          <w:b/>
+        </w:rPr>
+        <w:t>residual</w:t>
+      </w:r>
+      <w:r>
+        <w:rPr>
+          <w:b w:val="0"/>
+        </w:rPr>
+        <w:t>s, squares and MSE.</w:t>
+      </w:r>
+    </w:p>
+    <w:p>
+      <w:pPr>
+        <w:spacing w:line="336" w:lineRule="auto" w:after="180"/>
+      </w:pPr>
+      <w:r>
+        <w:rPr>
+          <w:b w:val="0"/>
+        </w:rPr>
+        <w:t xml:space="preserve">A learner totals </w:t>
+      </w:r>
+      <w:r>
+        <w:rPr>
+          <w:b/>
+        </w:rPr>
+        <w:t>squared error</w:t>
+      </w:r>
+      <w:r>
+        <w:rPr>
+          <w:b w:val="0"/>
+        </w:rPr>
+        <w:t>s 1, 0, 9 and divides by 2 because there are two nonzero errors. Correct the MSE.</w:t>
+      </w:r>
+    </w:p>
+    <w:p>
+      <w:pPr>
+        <w:spacing w:line="336" w:lineRule="auto" w:after="180"/>
+        <w:shd w:fill="F5F1FB"/>
+      </w:pPr>
+      <w:r>
+        <w:rPr>
+          <w:b w:val="0"/>
+        </w:rPr>
         <w:t>A team tries ten models and picks the one with the lowest final-test MSE. Can that same result be presented as an untouched final evaluation?</w:t>
       </w:r>
     </w:p>
@@ -1750,7 +2915,89 @@
     </w:p>
     <w:p>
       <w:r>
-        <w:t>Add a labelled loss functions evidence sheet to Image-pattern Network Investigation. Show how you can calculate per-example squared error and mean squared error. Use the supplied fictional case and keep its inputs, intermediate steps, calculation or prediction, and limitation. Connect this record to last week’s record; a matching answer without a trace is insufficient.</w:t>
+        <w:t>Apply this week’s idea to Image-pattern Network Investigation. Keep an annotated decision and the evidence supporting it.</w:t>
+      </w:r>
+    </w:p>
+    <w:p>
+      <w:pPr>
+        <w:spacing w:line="336" w:lineRule="auto" w:after="180"/>
+      </w:pPr>
+      <w:r>
+        <w:rPr>
+          <w:b w:val="0"/>
+        </w:rPr>
+        <w:t xml:space="preserve">Add a labelled loss functions </w:t>
+      </w:r>
+      <w:r>
+        <w:rPr>
+          <w:b/>
+        </w:rPr>
+        <w:t>evidence</w:t>
+      </w:r>
+      <w:r>
+        <w:rPr>
+          <w:b w:val="0"/>
+        </w:rPr>
+        <w:t xml:space="preserve"> sheet to Image-pattern Network Investigation. Show how you can calculate per-example </w:t>
+      </w:r>
+      <w:r>
+        <w:rPr>
+          <w:b/>
+        </w:rPr>
+        <w:t>squared error</w:t>
+      </w:r>
+      <w:r>
+        <w:rPr>
+          <w:b w:val="0"/>
+        </w:rPr>
+        <w:t xml:space="preserve"> and </w:t>
+      </w:r>
+      <w:r>
+        <w:rPr>
+          <w:b/>
+        </w:rPr>
+        <w:t>mean squared error</w:t>
+      </w:r>
+      <w:r>
+        <w:rPr>
+          <w:b w:val="0"/>
+        </w:rPr>
+        <w:t>.</w:t>
+      </w:r>
+    </w:p>
+    <w:p>
+      <w:pPr>
+        <w:spacing w:line="336" w:lineRule="auto" w:after="180"/>
+      </w:pPr>
+      <w:r>
+        <w:rPr>
+          <w:b w:val="0"/>
+        </w:rPr>
+        <w:t xml:space="preserve">Use the supplied fictional case and keep its </w:t>
+      </w:r>
+      <w:r>
+        <w:rPr>
+          <w:b/>
+        </w:rPr>
+        <w:t>input</w:t>
+      </w:r>
+      <w:r>
+        <w:rPr>
+          <w:b w:val="0"/>
+        </w:rPr>
+        <w:t xml:space="preserve">s, intermediate steps, calculation or </w:t>
+      </w:r>
+      <w:r>
+        <w:rPr>
+          <w:b/>
+        </w:rPr>
+        <w:t>prediction</w:t>
+      </w:r>
+      <w:r>
+        <w:rPr>
+          <w:b w:val="0"/>
+        </w:rPr>
+        <w:t>, and limitation. Connect this record to last week’s record; a matching answer without a trace is insufficient.</w:t>
       </w:r>
     </w:p>
     <w:tbl>
@@ -1878,8 +3125,37 @@
       </w:r>
     </w:p>
     <w:p>
-      <w:r>
-        <w:t>For your Image-pattern Network Investigation, save the input, procedure, observed result and limitation of this check. Label this worked example as practice; use a different, previously unreviewed case when checking independent understanding.</w:t>
+      <w:pPr>
+        <w:spacing w:line="336" w:lineRule="auto" w:after="180"/>
+      </w:pPr>
+      <w:r>
+        <w:rPr>
+          <w:b w:val="0"/>
+        </w:rPr>
+        <w:t xml:space="preserve">For your Image-pattern Network Investigation, save the </w:t>
+      </w:r>
+      <w:r>
+        <w:rPr>
+          <w:b/>
+        </w:rPr>
+        <w:t>input</w:t>
+      </w:r>
+      <w:r>
+        <w:rPr>
+          <w:b w:val="0"/>
+        </w:rPr>
+        <w:t>, procedure, observed result and limitation of this check.</w:t>
+      </w:r>
+    </w:p>
+    <w:p>
+      <w:pPr>
+        <w:spacing w:line="336" w:lineRule="auto" w:after="180"/>
+      </w:pPr>
+      <w:r>
+        <w:rPr>
+          <w:b w:val="0"/>
+        </w:rPr>
+        <w:t>Label this worked example as practice; use a different, previously unreviewed case when checking independent understanding.</w:t>
       </w:r>
     </w:p>
     <w:p>
@@ -1892,7 +3168,47 @@
     </w:p>
     <w:p>
       <w:r>
-        <w:t>Training loss measures the cases used to adjust parameters. Validation loss can guide choices, so repeated use makes it development evidence. A reserved final test supports a separate evaluation claim only while it remains outside those choices. Always report the split, number of cases and loss definition.</w:t>
+        <w:t>Use a genuinely new case for independent evidence. Previously discussed examples remain practice; use the separately named independent case before feedback.</w:t>
+      </w:r>
+    </w:p>
+    <w:p>
+      <w:pPr>
+        <w:spacing w:line="336" w:lineRule="auto" w:after="180"/>
+      </w:pPr>
+      <w:r>
+        <w:rPr>
+          <w:b/>
+        </w:rPr>
+        <w:t>Training</w:t>
+      </w:r>
+      <w:r>
+        <w:rPr>
+          <w:b w:val="0"/>
+        </w:rPr>
+        <w:t xml:space="preserve"> loss measures the cases used to adjust parameters. Validation loss can guide choices, so repeated use makes it development </w:t>
+      </w:r>
+      <w:r>
+        <w:rPr>
+          <w:b/>
+        </w:rPr>
+        <w:t>evidence</w:t>
+      </w:r>
+      <w:r>
+        <w:rPr>
+          <w:b w:val="0"/>
+        </w:rPr>
+        <w:t>.</w:t>
+      </w:r>
+    </w:p>
+    <w:p>
+      <w:pPr>
+        <w:spacing w:line="336" w:lineRule="auto" w:after="180"/>
+      </w:pPr>
+      <w:r>
+        <w:rPr>
+          <w:b w:val="0"/>
+        </w:rPr>
+        <w:t>A reserved final test supports a separate evaluation claim only while it remains outside those choices. Always report the split, number of cases and loss definition.</w:t>
       </w:r>
     </w:p>
     <w:p>
@@ -1924,12 +3240,25 @@
       </w:r>
     </w:p>
     <w:p>
-      <w:r>
+      <w:pPr>
+        <w:spacing w:line="336" w:lineRule="auto" w:after="180"/>
+      </w:pPr>
+      <w:r>
+        <w:rPr>
+          <w:b w:val="0"/>
+        </w:rPr>
         <w:t>Next week studies local changes in a loss, preparing us to choose a direction for a parameter update.</w:t>
       </w:r>
     </w:p>
     <w:p>
-      <w:r>
+      <w:pPr>
+        <w:spacing w:line="336" w:lineRule="auto" w:after="180"/>
+        <w:shd w:fill="F5F1FB"/>
+      </w:pPr>
+      <w:r>
+        <w:rPr>
+          <w:b w:val="0"/>
+        </w:rPr>
         <w:t>A team tries ten models and picks the one with the lowest final-test MSE. Can that same result be presented as an untouched final evaluation?</w:t>
       </w:r>
     </w:p>
@@ -1967,6 +3296,11 @@
       </w:pPr>
       <w:r>
         <w:t>13. Study a complete case</w:t>
+      </w:r>
+    </w:p>
+    <w:p>
+      <w:r>
+        <w:t>Revisit the complete Loss functions case for supported practice. Repeated examples do not become fresh assessments.</w:t>
       </w:r>
     </w:p>
     <w:p>
@@ -2134,8 +3468,26 @@
       </w:r>
     </w:p>
     <w:p>
-      <w:r>
-        <w:t>Follow the input through the stated procedure to its result. Cover the result first, predict it, then explain every intermediate step. The text/table accompanies the figure so the example can be read without colour.</w:t>
+      <w:pPr>
+        <w:spacing w:line="336" w:lineRule="auto" w:after="180"/>
+      </w:pPr>
+      <w:r>
+        <w:rPr>
+          <w:b w:val="0"/>
+        </w:rPr>
+        <w:t xml:space="preserve">Follow the </w:t>
+      </w:r>
+      <w:r>
+        <w:rPr>
+          <w:b/>
+        </w:rPr>
+        <w:t>input</w:t>
+      </w:r>
+      <w:r>
+        <w:rPr>
+          <w:b w:val="0"/>
+        </w:rPr>
+        <w:t xml:space="preserve"> through the stated procedure to its result. Cover the result first, predict it, then explain every intermediate step. The text/table accompanies the figure so the example can be read without colour.</w:t>
       </w:r>
     </w:p>
     <w:p>
@@ -2185,6 +3537,11 @@
       </w:r>
     </w:p>
     <w:p>
+      <w:r>
+        <w:t>Attempt the reserved new case before feedback. Record support; the earlier examples below remain additional practice.</w:t>
+      </w:r>
+    </w:p>
+    <w:p>
       <w:pPr>
         <w:pStyle w:val="Heading3"/>
       </w:pPr>
@@ -2193,8 +3550,31 @@
       </w:r>
     </w:p>
     <w:p>
-      <w:r>
-        <w:t>Targets are [0, 2, 4]. Model A predicts [1, 2, 3]; model B predicts [0, 2, 2]. Calculate both MSEs and identify the better model under MSE on these cases. Calculate mean absolute errors too. State what changes in the conclusion.</w:t>
+      <w:pPr>
+        <w:spacing w:line="336" w:lineRule="auto" w:after="180"/>
+      </w:pPr>
+      <w:r>
+        <w:rPr>
+          <w:b/>
+        </w:rPr>
+        <w:t>Target</w:t>
+      </w:r>
+      <w:r>
+        <w:rPr>
+          <w:b w:val="0"/>
+        </w:rPr>
+        <w:t>s are [0, 2, 4]. Model A predicts [1, 2, 3]; model B predicts [0, 2, 2]. Calculate both MSEs and identify the better model under MSE on these cases. Calculate mean absolute errors too.</w:t>
+      </w:r>
+    </w:p>
+    <w:p>
+      <w:pPr>
+        <w:spacing w:line="336" w:lineRule="auto" w:after="180"/>
+      </w:pPr>
+      <w:r>
+        <w:rPr>
+          <w:b w:val="0"/>
+        </w:rPr>
+        <w:t>State what changes in the conclusion.</w:t>
       </w:r>
     </w:p>
     <w:p>
@@ -2241,7 +3621,13 @@
       </w:r>
     </w:p>
     <w:p>
-      <w:r>
+      <w:pPr>
+        <w:spacing w:line="336" w:lineRule="auto" w:after="180"/>
+      </w:pPr>
+      <w:r>
+        <w:rPr>
+          <w:b w:val="0"/>
+        </w:rPr>
         <w:t>Attempt this case before feedback. Record any help. Earlier examples below are further practice; a case already practised with feedback cannot establish fresh transfer.</w:t>
       </w:r>
     </w:p>
@@ -2254,8 +3640,31 @@
       </w:r>
     </w:p>
     <w:p>
-      <w:r>
-        <w:t>Targets are [0, 2, 4]. Model A predicts [1, 2, 3]; model B predicts [0, 2, 2]. Calculate both MSEs and identify the better model under MSE on these cases. Calculate mean absolute errors too. State what changes in the conclusion.</w:t>
+      <w:pPr>
+        <w:spacing w:line="336" w:lineRule="auto" w:after="180"/>
+      </w:pPr>
+      <w:r>
+        <w:rPr>
+          <w:b/>
+        </w:rPr>
+        <w:t>Target</w:t>
+      </w:r>
+      <w:r>
+        <w:rPr>
+          <w:b w:val="0"/>
+        </w:rPr>
+        <w:t>s are [0, 2, 4]. Model A predicts [1, 2, 3]; model B predicts [0, 2, 2]. Calculate both MSEs and identify the better model under MSE on these cases. Calculate mean absolute errors too.</w:t>
+      </w:r>
+    </w:p>
+    <w:p>
+      <w:pPr>
+        <w:spacing w:line="336" w:lineRule="auto" w:after="180"/>
+      </w:pPr>
+      <w:r>
+        <w:rPr>
+          <w:b w:val="0"/>
+        </w:rPr>
+        <w:t>State what changes in the conclusion.</w:t>
       </w:r>
     </w:p>
     <w:p>
@@ -2307,7 +3716,13 @@
       </w:r>
     </w:p>
     <w:p>
-      <w:r>
+      <w:pPr>
+        <w:spacing w:line="336" w:lineRule="auto" w:after="180"/>
+      </w:pPr>
+      <w:r>
+        <w:rPr>
+          <w:b w:val="0"/>
+        </w:rPr>
         <w:t>Record support used: none, hint or teacher explanation. After feedback, a different case is needed to demonstrate independence.</w:t>
       </w:r>
     </w:p>
@@ -2320,8 +3735,25 @@
       </w:r>
     </w:p>
     <w:p>
-      <w:r>
-        <w:t>Attempt the independent case before hints. Record whether you worked alone, used a hint or followed a model. After feedback, fix the first unsupported step and explain why it changed. A later check uses a changed case, not a copied answer.</w:t>
+      <w:pPr>
+        <w:spacing w:line="336" w:lineRule="auto" w:after="180"/>
+      </w:pPr>
+      <w:r>
+        <w:rPr>
+          <w:b w:val="0"/>
+        </w:rPr>
+        <w:t>Attempt the independent case before hints. Record whether you worked alone, used a hint or followed a model. After feedback, fix the first unsupported step and explain why it changed.</w:t>
+      </w:r>
+    </w:p>
+    <w:p>
+      <w:pPr>
+        <w:spacing w:line="336" w:lineRule="auto" w:after="180"/>
+      </w:pPr>
+      <w:r>
+        <w:rPr>
+          <w:b w:val="0"/>
+        </w:rPr>
+        <w:t>A later check uses a changed case, not a copied answer.</w:t>
       </w:r>
     </w:p>
     <w:p>
@@ -2334,7 +3766,30 @@
     </w:p>
     <w:p>
       <w:r>
-        <w:t>Start with this question: Compare candidate losses with the same targets and denominator.</w:t>
+        <w:t>Use this map to navigate Loss functions, connect the goals to tasks and keep one evidence record for each attempt.</w:t>
+      </w:r>
+    </w:p>
+    <w:p>
+      <w:pPr>
+        <w:spacing w:line="336" w:lineRule="auto" w:after="180"/>
+      </w:pPr>
+      <w:r>
+        <w:rPr>
+          <w:b w:val="0"/>
+        </w:rPr>
+        <w:t xml:space="preserve">Start with this question: Compare candidate losses with the same </w:t>
+      </w:r>
+      <w:r>
+        <w:rPr>
+          <w:b/>
+        </w:rPr>
+        <w:t>target</w:t>
+      </w:r>
+      <w:r>
+        <w:rPr>
+          <w:b w:val="0"/>
+        </w:rPr>
+        <w:t>s and denominator.</w:t>
       </w:r>
     </w:p>
     <w:tbl>
@@ -2440,13 +3895,61 @@
       </w:tr>
     </w:tbl>
     <w:p>
-      <w:r>
-        <w:t>Remember → watch and explain → try with help → investigate → try independently → keep project evidence. Your teacher may spread this lesson across several classes.</w:t>
-      </w:r>
-    </w:p>
-    <w:p>
-      <w:r>
-        <w:t>Keep your first prediction. Compare it with what the evidence shows and explain any change.</w:t>
+      <w:pPr>
+        <w:spacing w:line="336" w:lineRule="auto" w:after="180"/>
+      </w:pPr>
+      <w:r>
+        <w:rPr>
+          <w:b w:val="0"/>
+        </w:rPr>
+        <w:t xml:space="preserve">Remember → watch and explain → try with help → investigate → try independently → keep project </w:t>
+      </w:r>
+      <w:r>
+        <w:rPr>
+          <w:b/>
+        </w:rPr>
+        <w:t>evidence</w:t>
+      </w:r>
+      <w:r>
+        <w:rPr>
+          <w:b w:val="0"/>
+        </w:rPr>
+        <w:t>. Your teacher may spread this lesson across several classes.</w:t>
+      </w:r>
+    </w:p>
+    <w:p>
+      <w:pPr>
+        <w:spacing w:line="336" w:lineRule="auto" w:after="180"/>
+      </w:pPr>
+      <w:r>
+        <w:rPr>
+          <w:b w:val="0"/>
+        </w:rPr>
+        <w:t xml:space="preserve">Keep your first </w:t>
+      </w:r>
+      <w:r>
+        <w:rPr>
+          <w:b/>
+        </w:rPr>
+        <w:t>prediction</w:t>
+      </w:r>
+      <w:r>
+        <w:rPr>
+          <w:b w:val="0"/>
+        </w:rPr>
+        <w:t xml:space="preserve">. Compare it with what the </w:t>
+      </w:r>
+      <w:r>
+        <w:rPr>
+          <w:b/>
+        </w:rPr>
+        <w:t>evidence</w:t>
+      </w:r>
+      <w:r>
+        <w:rPr>
+          <w:b w:val="0"/>
+        </w:rPr>
+        <w:t xml:space="preserve"> shows and explain any change.</w:t>
       </w:r>
     </w:p>
     <w:p>
@@ -2459,7 +3962,36 @@
     </w:p>
     <w:p>
       <w:r>
-        <w:t>Close your notes. Explain this goal in your own words: Calculate per-example squared error and mean squared error</w:t>
+        <w:t>Explain Loss functions without notes, identify a remaining question and plan a later check with a changed case.</w:t>
+      </w:r>
+    </w:p>
+    <w:p>
+      <w:pPr>
+        <w:spacing w:line="336" w:lineRule="auto" w:after="180"/>
+      </w:pPr>
+      <w:r>
+        <w:rPr>
+          <w:b w:val="0"/>
+        </w:rPr>
+        <w:t xml:space="preserve">Close your notes. Explain this goal in your own words: Calculate per-example </w:t>
+      </w:r>
+      <w:r>
+        <w:rPr>
+          <w:b/>
+        </w:rPr>
+        <w:t>squared error</w:t>
+      </w:r>
+      <w:r>
+        <w:rPr>
+          <w:b w:val="0"/>
+        </w:rPr>
+        <w:t xml:space="preserve"> and </w:t>
+      </w:r>
+      <w:r>
+        <w:rPr>
+          <w:b/>
+        </w:rPr>
+        <w:t>mean squared error</w:t>
       </w:r>
     </w:p>
     <w:p>
@@ -2496,13 +4028,61 @@
       </w:r>
     </w:p>
     <w:p>
-      <w:r>
-        <w:t>If you are unsure, return to the worked picture and explain one arrow. If you are ready, change an input or assumption and justify your prediction.</w:t>
-      </w:r>
-    </w:p>
-    <w:p>
-      <w:r>
-        <w:t>Save your workbook evidence. At the next review, try a different case before opening your old answer.</w:t>
+      <w:pPr>
+        <w:spacing w:line="336" w:lineRule="auto" w:after="180"/>
+      </w:pPr>
+      <w:r>
+        <w:rPr>
+          <w:b w:val="0"/>
+        </w:rPr>
+        <w:t xml:space="preserve">If you are unsure, return to the worked picture and explain one arrow. If you are ready, change an </w:t>
+      </w:r>
+      <w:r>
+        <w:rPr>
+          <w:b/>
+        </w:rPr>
+        <w:t>input</w:t>
+      </w:r>
+      <w:r>
+        <w:rPr>
+          <w:b w:val="0"/>
+        </w:rPr>
+        <w:t xml:space="preserve"> or assumption and justify your </w:t>
+      </w:r>
+      <w:r>
+        <w:rPr>
+          <w:b/>
+        </w:rPr>
+        <w:t>prediction</w:t>
+      </w:r>
+      <w:r>
+        <w:rPr>
+          <w:b w:val="0"/>
+        </w:rPr>
+        <w:t>.</w:t>
+      </w:r>
+    </w:p>
+    <w:p>
+      <w:pPr>
+        <w:spacing w:line="336" w:lineRule="auto" w:after="180"/>
+      </w:pPr>
+      <w:r>
+        <w:rPr>
+          <w:b w:val="0"/>
+        </w:rPr>
+        <w:t xml:space="preserve">Save your workbook </w:t>
+      </w:r>
+      <w:r>
+        <w:rPr>
+          <w:b/>
+        </w:rPr>
+        <w:t>evidence</w:t>
+      </w:r>
+      <w:r>
+        <w:rPr>
+          <w:b w:val="0"/>
+        </w:rPr>
+        <w:t>. At the next review, try a different case before opening your old answer.</w:t>
       </w:r>
     </w:p>
     <w:p>
@@ -2515,12 +4095,41 @@
     </w:p>
     <w:p>
       <w:r>
+        <w:t>Attempt supported questions before using hints or feedback. Review a missing building block, then keep the completed work.</w:t>
+      </w:r>
+    </w:p>
+    <w:p>
+      <w:pPr>
+        <w:spacing w:line="336" w:lineRule="auto" w:after="180"/>
+      </w:pPr>
+      <w:r>
+        <w:rPr>
+          <w:b w:val="0"/>
+        </w:rPr>
         <w:t>Use this supported practice once, in the browser or on paper. Keep the reserved independent assessment for a separate first attempt before teacher feedback.</w:t>
       </w:r>
     </w:p>
     <w:p>
-      <w:r>
-        <w:t>Compare candidate losses with the same targets and denominator.</w:t>
+      <w:pPr>
+        <w:spacing w:line="336" w:lineRule="auto" w:after="180"/>
+      </w:pPr>
+      <w:r>
+        <w:rPr>
+          <w:b w:val="0"/>
+        </w:rPr>
+        <w:t xml:space="preserve">Compare candidate losses with the same </w:t>
+      </w:r>
+      <w:r>
+        <w:rPr>
+          <w:b/>
+        </w:rPr>
+        <w:t>target</w:t>
+      </w:r>
+      <w:r>
+        <w:rPr>
+          <w:b w:val="0"/>
+        </w:rPr>
+        <w:t>s and denominator.</w:t>
       </w:r>
     </w:p>
     <w:p>
@@ -2532,23 +4141,74 @@
       </w:r>
     </w:p>
     <w:p>
-      <w:r>
+      <w:pPr>
+        <w:spacing w:line="336" w:lineRule="auto" w:after="180"/>
+      </w:pPr>
+      <w:r>
+        <w:rPr>
+          <w:b w:val="0"/>
+        </w:rPr>
         <w:t>Which labelled step matches this detail? A wins under MSE; both MAEs equal1.</w:t>
       </w:r>
     </w:p>
     <w:p>
-      <w:r>
+      <w:pPr>
+        <w:spacing w:line="336" w:lineRule="auto" w:after="180"/>
+        <w:shd w:fill="F4F9FC"/>
+      </w:pPr>
+      <w:r>
+        <w:rPr>
+          <w:b w:val="0"/>
+        </w:rPr>
         <w:t>1. Compare objective</w:t>
       </w:r>
     </w:p>
     <w:p>
-      <w:r>
-        <w:t>2. A squared errors</w:t>
-      </w:r>
-    </w:p>
-    <w:p>
-      <w:r>
-        <w:t>3. B squared errors</w:t>
+      <w:pPr>
+        <w:spacing w:line="336" w:lineRule="auto" w:after="180"/>
+        <w:shd w:fill="F4F9FC"/>
+      </w:pPr>
+      <w:r>
+        <w:rPr>
+          <w:b w:val="0"/>
+        </w:rPr>
+        <w:t xml:space="preserve">2. A </w:t>
+      </w:r>
+      <w:r>
+        <w:rPr>
+          <w:b/>
+        </w:rPr>
+        <w:t>squared error</w:t>
+      </w:r>
+      <w:r>
+        <w:rPr>
+          <w:b w:val="0"/>
+        </w:rPr>
+        <w:t>s</w:t>
+      </w:r>
+    </w:p>
+    <w:p>
+      <w:pPr>
+        <w:spacing w:line="336" w:lineRule="auto" w:after="180"/>
+        <w:shd w:fill="F4F9FC"/>
+      </w:pPr>
+      <w:r>
+        <w:rPr>
+          <w:b w:val="0"/>
+        </w:rPr>
+        <w:t xml:space="preserve">3. B </w:t>
+      </w:r>
+      <w:r>
+        <w:rPr>
+          <w:b/>
+        </w:rPr>
+        <w:t>squared error</w:t>
+      </w:r>
+      <w:r>
+        <w:rPr>
+          <w:b w:val="0"/>
+        </w:rPr>
+        <w:t>s</w:t>
       </w:r>
     </w:p>
     <w:p>
@@ -2585,40 +4245,178 @@
       </w:r>
     </w:p>
     <w:p>
-      <w:r>
+      <w:pPr>
+        <w:pStyle w:val="Heading3"/>
+      </w:pPr>
+      <w:r>
+        <w:t>Hint · try first</w:t>
+      </w:r>
+    </w:p>
+    <w:p>
+      <w:pPr>
+        <w:spacing w:line="336" w:lineRule="auto" w:after="180"/>
+        <w:shd w:fill="F1F6F8"/>
+      </w:pPr>
+      <w:r>
+        <w:rPr>
+          <w:b w:val="0"/>
+        </w:rPr>
         <w:t>Hint if needed: Read the steps in the pictorial case. Match the supplied detail to the stage that performs or records it.</w:t>
       </w:r>
     </w:p>
     <w:p>
-      <w:r>
-        <w:t>After your attempt, compare with the supported explanation: Compare objective A wins under MSE; both MAEs equal1. For this loss calculation, the signed error is prediction minus target. MSE squares each error before averaging; MAE takes its absolute value. A spreads its error equally across both cases, while B concentrates it in one case. Squaring makes the larger individual error count more. State the objective before selecting a model, because these two objectives give different comparisons.</w:t>
-      </w:r>
-    </w:p>
-    <w:p>
       <w:pPr>
         <w:pStyle w:val="Heading3"/>
       </w:pPr>
       <w:r>
+        <w:t>Feedback · compare after trying</w:t>
+      </w:r>
+    </w:p>
+    <w:p>
+      <w:pPr>
+        <w:spacing w:line="336" w:lineRule="auto" w:after="180"/>
+        <w:shd w:fill="F1F6FC"/>
+      </w:pPr>
+      <w:r>
+        <w:rPr>
+          <w:b w:val="0"/>
+        </w:rPr>
+        <w:t xml:space="preserve">After your attempt, compare with the supported explanation: Compare objective A wins under MSE; both MAEs equal1. For this loss calculation, the signed error is </w:t>
+      </w:r>
+      <w:r>
+        <w:rPr>
+          <w:b/>
+        </w:rPr>
+        <w:t>prediction</w:t>
+      </w:r>
+      <w:r>
+        <w:rPr>
+          <w:b w:val="0"/>
+        </w:rPr>
+        <w:t xml:space="preserve"> minus </w:t>
+      </w:r>
+      <w:r>
+        <w:rPr>
+          <w:b/>
+        </w:rPr>
+        <w:t>target</w:t>
+      </w:r>
+      <w:r>
+        <w:rPr>
+          <w:b w:val="0"/>
+        </w:rPr>
+        <w:t>.</w:t>
+      </w:r>
+    </w:p>
+    <w:p>
+      <w:pPr>
+        <w:spacing w:line="336" w:lineRule="auto" w:after="180"/>
+        <w:shd w:fill="F1F6FC"/>
+      </w:pPr>
+      <w:r>
+        <w:rPr>
+          <w:b w:val="0"/>
+        </w:rPr>
+        <w:t>MSE squares each error before averaging; MAE takes its absolute value. A spreads its error equally across both cases, while B concentrates it in one case. Squaring makes the larger individual error count more.</w:t>
+      </w:r>
+    </w:p>
+    <w:p>
+      <w:pPr>
+        <w:spacing w:line="336" w:lineRule="auto" w:after="180"/>
+        <w:shd w:fill="F1F6FC"/>
+      </w:pPr>
+      <w:r>
+        <w:rPr>
+          <w:b w:val="0"/>
+        </w:rPr>
+        <w:t>State the objective before selecting a model, because these two objectives give different comparisons.</w:t>
+      </w:r>
+    </w:p>
+    <w:p>
+      <w:pPr>
+        <w:pStyle w:val="Heading3"/>
+      </w:pPr>
+      <w:r>
         <w:t>Practice 2: explain the deciding evidence</w:t>
       </w:r>
     </w:p>
     <w:p>
-      <w:r>
+      <w:pPr>
+        <w:pStyle w:val="Heading3"/>
+      </w:pPr>
+      <w:r>
+        <w:t>Changed case · predict first</w:t>
+      </w:r>
+    </w:p>
+    <w:p>
+      <w:pPr>
+        <w:spacing w:line="336" w:lineRule="auto" w:after="180"/>
+        <w:shd w:fill="F5F1FB"/>
+      </w:pPr>
+      <w:r>
+        <w:rPr>
+          <w:b w:val="0"/>
+        </w:rPr>
         <w:t>Changed-case practice: Choose MAE instead of MSE as the sole criterion. Which conclusion is supported by the supplied facts?</w:t>
       </w:r>
     </w:p>
     <w:p>
-      <w:r>
-        <w:t>1. We can decide the result without examining the changed input or the procedure.</w:t>
-      </w:r>
-    </w:p>
-    <w:p>
-      <w:r>
-        <w:t>2. This one example guarantees correct results for every future input.</w:t>
-      </w:r>
-    </w:p>
-    <w:p>
-      <w:r>
+      <w:pPr>
+        <w:spacing w:line="336" w:lineRule="auto" w:after="180"/>
+        <w:shd w:fill="F4F9FC"/>
+      </w:pPr>
+      <w:r>
+        <w:rPr>
+          <w:b w:val="0"/>
+        </w:rPr>
+        <w:t xml:space="preserve">1. We can decide the result without examining the changed </w:t>
+      </w:r>
+      <w:r>
+        <w:rPr>
+          <w:b/>
+        </w:rPr>
+        <w:t>input</w:t>
+      </w:r>
+      <w:r>
+        <w:rPr>
+          <w:b w:val="0"/>
+        </w:rPr>
+        <w:t xml:space="preserve"> or the procedure.</w:t>
+      </w:r>
+    </w:p>
+    <w:p>
+      <w:pPr>
+        <w:spacing w:line="336" w:lineRule="auto" w:after="180"/>
+        <w:shd w:fill="F4F9FC"/>
+      </w:pPr>
+      <w:r>
+        <w:rPr>
+          <w:b w:val="0"/>
+        </w:rPr>
+        <w:t xml:space="preserve">2. This one example guarantees correct results for every future </w:t>
+      </w:r>
+      <w:r>
+        <w:rPr>
+          <w:b/>
+        </w:rPr>
+        <w:t>input</w:t>
+      </w:r>
+      <w:r>
+        <w:rPr>
+          <w:b w:val="0"/>
+        </w:rPr>
+        <w:t>.</w:t>
+      </w:r>
+    </w:p>
+    <w:p>
+      <w:pPr>
+        <w:spacing w:line="336" w:lineRule="auto" w:after="180"/>
+        <w:shd w:fill="F4F9FC"/>
+      </w:pPr>
+      <w:r>
+        <w:rPr>
+          <w:b w:val="0"/>
+        </w:rPr>
         <w:t>3. A and B tie at MAE1.</w:t>
       </w:r>
     </w:p>
@@ -2656,36 +4454,189 @@
       </w:r>
     </w:p>
     <w:p>
-      <w:r>
+      <w:pPr>
+        <w:pStyle w:val="Heading3"/>
+      </w:pPr>
+      <w:r>
+        <w:t>Hint · try first</w:t>
+      </w:r>
+    </w:p>
+    <w:p>
+      <w:pPr>
+        <w:spacing w:line="336" w:lineRule="auto" w:after="180"/>
+        <w:shd w:fill="F1F6F8"/>
+      </w:pPr>
+      <w:r>
+        <w:rPr>
+          <w:b w:val="0"/>
+        </w:rPr>
         <w:t>Hint if needed: Use the changed condition and the deciding step in the pictorial trace. The answer must say what follows from those facts.</w:t>
       </w:r>
     </w:p>
     <w:p>
-      <w:r>
-        <w:t>After your attempt, compare with the supported explanation: A and B tie at MAE1. Squared error penalises B’s concentrated error more, while absolute errors both sum 2.</w:t>
-      </w:r>
-    </w:p>
-    <w:p>
       <w:pPr>
         <w:pStyle w:val="Heading3"/>
       </w:pPr>
       <w:r>
+        <w:t>Feedback · compare after trying</w:t>
+      </w:r>
+    </w:p>
+    <w:p>
+      <w:pPr>
+        <w:spacing w:line="336" w:lineRule="auto" w:after="180"/>
+        <w:shd w:fill="F1F6FC"/>
+      </w:pPr>
+      <w:r>
+        <w:rPr>
+          <w:b w:val="0"/>
+        </w:rPr>
+        <w:t xml:space="preserve">After your attempt, compare with the supported explanation: A and B tie at MAE1. </w:t>
+      </w:r>
+      <w:r>
+        <w:rPr>
+          <w:b/>
+        </w:rPr>
+        <w:t>Squared error</w:t>
+      </w:r>
+      <w:r>
+        <w:rPr>
+          <w:b w:val="0"/>
+        </w:rPr>
+        <w:t xml:space="preserve"> penalises B’s concentrated error more, while absolute errors both sum 2.</w:t>
+      </w:r>
+    </w:p>
+    <w:p>
+      <w:pPr>
+        <w:pStyle w:val="Heading3"/>
+      </w:pPr>
+      <w:r>
         <w:t>Repair a missing building block</w:t>
       </w:r>
     </w:p>
     <w:p>
-      <w:r>
-        <w:t>Review Parameters and architecture (ai-5/7). Goal: Distinguish architectural choices from parameter values. Short practice: How many new parameters did that one hidden unit add? Point to the relevant step in the picture, then write the changed result and the rule or evidence that supports it.. Return to this week and explain what you changed.</w:t>
-      </w:r>
-    </w:p>
-    <w:p>
-      <w:r>
-        <w:t>Review Composing layers (ai-5/5). Goal: Trace how one layer supplies the next layer inputs. Short practice: What intermediate value explains the changed output? Point to the relevant step in the picture, then write the changed result and the rule or evidence that supports it.. Return to this week and explain what you changed.</w:t>
-      </w:r>
-    </w:p>
-    <w:p>
-      <w:r>
-        <w:t>Review Dot products and weighted sums (ai-5/2). Goal: Calculate a dot product by matching feature positions. Short practice: Which connection explains why more right brightness lowers this score? Point to the relevant step in the picture, then write the changed result and the rule or evidence that supports it.. Return to this week and explain what you changed.</w:t>
+      <w:pPr>
+        <w:spacing w:line="336" w:lineRule="auto" w:after="180"/>
+      </w:pPr>
+      <w:r>
+        <w:rPr>
+          <w:b w:val="0"/>
+        </w:rPr>
+        <w:t>Review Parameters and architecture (ai-5/7). Goal: Distinguish architectural choices from parameter values. Short practice: How many new parameters did that one hidden unit add?</w:t>
+      </w:r>
+    </w:p>
+    <w:p>
+      <w:pPr>
+        <w:spacing w:line="336" w:lineRule="auto" w:after="180"/>
+      </w:pPr>
+      <w:r>
+        <w:rPr>
+          <w:b w:val="0"/>
+        </w:rPr>
+        <w:t xml:space="preserve">Point to the relevant step in the picture, then write the changed result and the rule or </w:t>
+      </w:r>
+      <w:r>
+        <w:rPr>
+          <w:b/>
+        </w:rPr>
+        <w:t>evidence</w:t>
+      </w:r>
+      <w:r>
+        <w:rPr>
+          <w:b w:val="0"/>
+        </w:rPr>
+        <w:t xml:space="preserve"> that supports it.. Return to this week and explain what you changed.</w:t>
+      </w:r>
+    </w:p>
+    <w:p>
+      <w:pPr>
+        <w:spacing w:line="336" w:lineRule="auto" w:after="180"/>
+      </w:pPr>
+      <w:r>
+        <w:rPr>
+          <w:b w:val="0"/>
+        </w:rPr>
+        <w:t xml:space="preserve">Review Composing layers (ai-5/5). Goal: Trace how one layer supplies the next layer </w:t>
+      </w:r>
+      <w:r>
+        <w:rPr>
+          <w:b/>
+        </w:rPr>
+        <w:t>input</w:t>
+      </w:r>
+      <w:r>
+        <w:rPr>
+          <w:b w:val="0"/>
+        </w:rPr>
+        <w:t xml:space="preserve">s. Short practice: What intermediate value explains the changed </w:t>
+      </w:r>
+      <w:r>
+        <w:rPr>
+          <w:b/>
+        </w:rPr>
+        <w:t>output</w:t>
+      </w:r>
+      <w:r>
+        <w:rPr>
+          <w:b w:val="0"/>
+        </w:rPr>
+        <w:t>?</w:t>
+      </w:r>
+    </w:p>
+    <w:p>
+      <w:pPr>
+        <w:spacing w:line="336" w:lineRule="auto" w:after="180"/>
+      </w:pPr>
+      <w:r>
+        <w:rPr>
+          <w:b w:val="0"/>
+        </w:rPr>
+        <w:t xml:space="preserve">Point to the relevant step in the picture, then write the changed result and the rule or </w:t>
+      </w:r>
+      <w:r>
+        <w:rPr>
+          <w:b/>
+        </w:rPr>
+        <w:t>evidence</w:t>
+      </w:r>
+      <w:r>
+        <w:rPr>
+          <w:b w:val="0"/>
+        </w:rPr>
+        <w:t xml:space="preserve"> that supports it.. Return to this week and explain what you changed.</w:t>
+      </w:r>
+    </w:p>
+    <w:p>
+      <w:pPr>
+        <w:spacing w:line="336" w:lineRule="auto" w:after="180"/>
+      </w:pPr>
+      <w:r>
+        <w:rPr>
+          <w:b w:val="0"/>
+        </w:rPr>
+        <w:t>Review Dot products and weighted sums (ai-5/2). Goal: Calculate a dot product by matching feature positions. Short practice: Which connection explains why more right brightness lowers this score?</w:t>
+      </w:r>
+    </w:p>
+    <w:p>
+      <w:pPr>
+        <w:spacing w:line="336" w:lineRule="auto" w:after="180"/>
+      </w:pPr>
+      <w:r>
+        <w:rPr>
+          <w:b w:val="0"/>
+        </w:rPr>
+        <w:t xml:space="preserve">Point to the relevant step in the picture, then write the changed result and the rule or </w:t>
+      </w:r>
+      <w:r>
+        <w:rPr>
+          <w:b/>
+        </w:rPr>
+        <w:t>evidence</w:t>
+      </w:r>
+      <w:r>
+        <w:rPr>
+          <w:b w:val="0"/>
+        </w:rPr>
+        <w:t xml:space="preserve"> that supports it.. Return to this week and explain what you changed.</w:t>
       </w:r>
     </w:p>
     <w:p>
@@ -2697,8 +4648,61 @@
       </w:r>
     </w:p>
     <w:p>
-      <w:r>
-        <w:t>The browser lab lets you edit the supported Python examples already included in this lesson. Predict first, run, inspect the actual output or error, change one input, then run again. Keep code, predictions, actual results and a reasoned revision together. On paper, label your result as a trace rather than an execution.</w:t>
+      <w:pPr>
+        <w:spacing w:line="336" w:lineRule="auto" w:after="180"/>
+      </w:pPr>
+      <w:r>
+        <w:rPr>
+          <w:b w:val="0"/>
+        </w:rPr>
+        <w:t xml:space="preserve">The browser lab lets you edit the supported Python examples already included in this lesson. Predict first, run, inspect the actual </w:t>
+      </w:r>
+      <w:r>
+        <w:rPr>
+          <w:b/>
+        </w:rPr>
+        <w:t>output</w:t>
+      </w:r>
+      <w:r>
+        <w:rPr>
+          <w:b w:val="0"/>
+        </w:rPr>
+        <w:t xml:space="preserve"> or error, change one </w:t>
+      </w:r>
+      <w:r>
+        <w:rPr>
+          <w:b/>
+        </w:rPr>
+        <w:t>input</w:t>
+      </w:r>
+      <w:r>
+        <w:rPr>
+          <w:b w:val="0"/>
+        </w:rPr>
+        <w:t>, then run again.</w:t>
+      </w:r>
+    </w:p>
+    <w:p>
+      <w:pPr>
+        <w:spacing w:line="336" w:lineRule="auto" w:after="180"/>
+      </w:pPr>
+      <w:r>
+        <w:rPr>
+          <w:b w:val="0"/>
+        </w:rPr>
+        <w:t xml:space="preserve">Keep code, </w:t>
+      </w:r>
+      <w:r>
+        <w:rPr>
+          <w:b/>
+        </w:rPr>
+        <w:t>prediction</w:t>
+      </w:r>
+      <w:r>
+        <w:rPr>
+          <w:b w:val="0"/>
+        </w:rPr>
+        <w:t>s, actual results and a reasoned revision together. On paper, label your result as a trace rather than an execution.</w:t>
       </w:r>
     </w:p>
     <w:p>
@@ -2710,8 +4714,734 @@
       </w:r>
     </w:p>
     <w:p>
-      <w:r>
-        <w:t>Use Download completed work in the hosted lesson to export your answers, reflections, practice feedback and code-run evidence. Open the HTML copy to read or print it. Drafts stay in this browser when storage is available; clear drafts on a shared device.</w:t>
+      <w:pPr>
+        <w:spacing w:line="336" w:lineRule="auto" w:after="180"/>
+      </w:pPr>
+      <w:r>
+        <w:rPr>
+          <w:b w:val="0"/>
+        </w:rPr>
+        <w:t xml:space="preserve">Use Download completed work in the hosted lesson to export your answers, reflections, practice feedback and code-run </w:t>
+      </w:r>
+      <w:r>
+        <w:rPr>
+          <w:b/>
+        </w:rPr>
+        <w:t>evidence</w:t>
+      </w:r>
+      <w:r>
+        <w:rPr>
+          <w:b w:val="0"/>
+        </w:rPr>
+        <w:t>. Open the HTML copy to read or print it.</w:t>
+      </w:r>
+    </w:p>
+    <w:p>
+      <w:pPr>
+        <w:spacing w:line="336" w:lineRule="auto" w:after="180"/>
+      </w:pPr>
+      <w:r>
+        <w:rPr>
+          <w:b w:val="0"/>
+        </w:rPr>
+        <w:t>Drafts stay in this browser when storage is available; clear drafts on a shared device.</w:t>
+      </w:r>
+    </w:p>
+    <w:p>
+      <w:pPr>
+        <w:pStyle w:val="Heading1"/>
+      </w:pPr>
+      <w:r>
+        <w:t>18. Visual concept journey</w:t>
+      </w:r>
+    </w:p>
+    <w:p>
+      <w:r>
+        <w:t>Explain each Loss functions graphic using its labels, deciding evidence and relevant limitation.</w:t>
+      </w:r>
+    </w:p>
+    <w:p>
+      <w:pPr>
+        <w:pStyle w:val="Heading3"/>
+      </w:pPr>
+      <w:r>
+        <w:t>01. Loss functions: the case</w:t>
+      </w:r>
+    </w:p>
+    <w:p>
+      <w:r>
+        <w:drawing>
+          <wp:inline xmlns:a="http://schemas.openxmlformats.org/drawingml/2006/main" xmlns:pic="http://schemas.openxmlformats.org/drawingml/2006/picture">
+            <wp:extent cx="5486400" cy="2840736"/>
+            <wp:docPr id="3" name="Picture 3" descr="Compare candidate losses with the same targets and denominator. Supplied facts: Targets [1, 3]; A predicts [0, 4]; B predicts [1, 5]. Use MSE over both cases. All inputs and outcomes in this worked example are invented classroom data; no real model run is claimed."/>
+            <wp:cNvGraphicFramePr>
+              <a:graphicFrameLocks noChangeAspect="1"/>
+            </wp:cNvGraphicFramePr>
+            <a:graphic>
+              <a:graphicData uri="http://schemas.openxmlformats.org/drawingml/2006/picture">
+                <pic:pic>
+                  <pic:nvPicPr>
+                    <pic:cNvPr id="0" name="academy-story-ai-5-8-01.png"/>
+                    <pic:cNvPicPr/>
+                  </pic:nvPicPr>
+                  <pic:blipFill>
+                    <a:blip r:embed="rId11"/>
+                    <a:stretch>
+                      <a:fillRect/>
+                    </a:stretch>
+                  </pic:blipFill>
+                  <pic:spPr>
+                    <a:xfrm>
+                      <a:off x="0" y="0"/>
+                      <a:ext cx="5486400" cy="2840736"/>
+                    </a:xfrm>
+                    <a:prstGeom prst="rect"/>
+                  </pic:spPr>
+                </pic:pic>
+              </a:graphicData>
+            </a:graphic>
+          </wp:inline>
+        </w:drawing>
+      </w:r>
+    </w:p>
+    <w:p>
+      <w:pPr>
+        <w:spacing w:line="336" w:lineRule="auto" w:after="180"/>
+      </w:pPr>
+      <w:r>
+        <w:rPr>
+          <w:b w:val="0"/>
+        </w:rPr>
+        <w:t xml:space="preserve">Compare candidate losses with the same </w:t>
+      </w:r>
+      <w:r>
+        <w:rPr>
+          <w:b/>
+        </w:rPr>
+        <w:t>target</w:t>
+      </w:r>
+      <w:r>
+        <w:rPr>
+          <w:b w:val="0"/>
+        </w:rPr>
+        <w:t xml:space="preserve">s and denominator. Supplied facts: </w:t>
+      </w:r>
+      <w:r>
+        <w:rPr>
+          <w:b/>
+        </w:rPr>
+        <w:t>Target</w:t>
+      </w:r>
+      <w:r>
+        <w:rPr>
+          <w:b w:val="0"/>
+        </w:rPr>
+        <w:t>s [1, 3]; A predicts [0, 4]; B predicts [1, 5]. Use MSE over both cases.</w:t>
+      </w:r>
+    </w:p>
+    <w:p>
+      <w:pPr>
+        <w:spacing w:line="336" w:lineRule="auto" w:after="180"/>
+      </w:pPr>
+      <w:r>
+        <w:rPr>
+          <w:b w:val="0"/>
+        </w:rPr>
+        <w:t xml:space="preserve">All </w:t>
+      </w:r>
+      <w:r>
+        <w:rPr>
+          <w:b/>
+        </w:rPr>
+        <w:t>input</w:t>
+      </w:r>
+      <w:r>
+        <w:rPr>
+          <w:b w:val="0"/>
+        </w:rPr>
+        <w:t>s and outcomes in this worked example are invented classroom data; no real model run is claimed.</w:t>
+      </w:r>
+    </w:p>
+    <w:p>
+      <w:pPr>
+        <w:spacing w:line="336" w:lineRule="auto" w:after="180"/>
+        <w:shd w:fill="F5F1FB"/>
+      </w:pPr>
+      <w:r>
+        <w:rPr>
+          <w:b w:val="0"/>
+        </w:rPr>
+        <w:t>Point to the given fact that matters most. Explain why it matters.</w:t>
+      </w:r>
+    </w:p>
+    <w:p>
+      <w:pPr>
+        <w:pStyle w:val="Heading3"/>
+      </w:pPr>
+      <w:r>
+        <w:t>02. Follow the deciding steps</w:t>
+      </w:r>
+    </w:p>
+    <w:p>
+      <w:r>
+        <w:drawing>
+          <wp:inline xmlns:a="http://schemas.openxmlformats.org/drawingml/2006/main" xmlns:pic="http://schemas.openxmlformats.org/drawingml/2006/picture">
+            <wp:extent cx="5486400" cy="3182112"/>
+            <wp:docPr id="4" name="Picture 4" descr="A squared errors: A residuals [-1, 1] give squares [1, 1], MSE1. → B squared errors: B residuals [0, 2] give squares [0, 4], MSE2. → Compare objective: A wins under MSE; both MAEs equal1."/>
+            <wp:cNvGraphicFramePr>
+              <a:graphicFrameLocks noChangeAspect="1"/>
+            </wp:cNvGraphicFramePr>
+            <a:graphic>
+              <a:graphicData uri="http://schemas.openxmlformats.org/drawingml/2006/picture">
+                <pic:pic>
+                  <pic:nvPicPr>
+                    <pic:cNvPr id="0" name="academy-story-ai-5-8-02.png"/>
+                    <pic:cNvPicPr/>
+                  </pic:nvPicPr>
+                  <pic:blipFill>
+                    <a:blip r:embed="rId12"/>
+                    <a:stretch>
+                      <a:fillRect/>
+                    </a:stretch>
+                  </pic:blipFill>
+                  <pic:spPr>
+                    <a:xfrm>
+                      <a:off x="0" y="0"/>
+                      <a:ext cx="5486400" cy="3182112"/>
+                    </a:xfrm>
+                    <a:prstGeom prst="rect"/>
+                  </pic:spPr>
+                </pic:pic>
+              </a:graphicData>
+            </a:graphic>
+          </wp:inline>
+        </w:drawing>
+      </w:r>
+    </w:p>
+    <w:p>
+      <w:pPr>
+        <w:spacing w:line="336" w:lineRule="auto" w:after="180"/>
+      </w:pPr>
+      <w:r>
+        <w:rPr>
+          <w:b w:val="0"/>
+        </w:rPr>
+        <w:t xml:space="preserve">A </w:t>
+      </w:r>
+      <w:r>
+        <w:rPr>
+          <w:b/>
+        </w:rPr>
+        <w:t>squared error</w:t>
+      </w:r>
+      <w:r>
+        <w:rPr>
+          <w:b w:val="0"/>
+        </w:rPr>
+        <w:t xml:space="preserve">s: A </w:t>
+      </w:r>
+      <w:r>
+        <w:rPr>
+          <w:b/>
+        </w:rPr>
+        <w:t>residual</w:t>
+      </w:r>
+      <w:r>
+        <w:rPr>
+          <w:b w:val="0"/>
+        </w:rPr>
+        <w:t xml:space="preserve">s [-1, 1] give squares [1, 1], MSE1. → B </w:t>
+      </w:r>
+      <w:r>
+        <w:rPr>
+          <w:b/>
+        </w:rPr>
+        <w:t>squared error</w:t>
+      </w:r>
+      <w:r>
+        <w:rPr>
+          <w:b w:val="0"/>
+        </w:rPr>
+        <w:t xml:space="preserve">s: B </w:t>
+      </w:r>
+      <w:r>
+        <w:rPr>
+          <w:b/>
+        </w:rPr>
+        <w:t>residual</w:t>
+      </w:r>
+      <w:r>
+        <w:rPr>
+          <w:b w:val="0"/>
+        </w:rPr>
+        <w:t>s [0, 2] give squares [0, 4], MSE2. → Compare objective: A wins under MSE; both MAEs equal1.</w:t>
+      </w:r>
+    </w:p>
+    <w:p>
+      <w:pPr>
+        <w:spacing w:line="336" w:lineRule="auto" w:after="180"/>
+        <w:shd w:fill="F5F1FB"/>
+      </w:pPr>
+      <w:r>
+        <w:rPr>
+          <w:b w:val="0"/>
+        </w:rPr>
+        <w:t xml:space="preserve">Point to each numbered stage and explain which recorded </w:t>
+      </w:r>
+      <w:r>
+        <w:rPr>
+          <w:b/>
+        </w:rPr>
+        <w:t>input</w:t>
+      </w:r>
+      <w:r>
+        <w:rPr>
+          <w:b w:val="0"/>
+        </w:rPr>
+        <w:t xml:space="preserve"> it uses.</w:t>
+      </w:r>
+    </w:p>
+    <w:p>
+      <w:pPr>
+        <w:pStyle w:val="Heading3"/>
+      </w:pPr>
+      <w:r>
+        <w:t>03. MSE comparison on shared targets</w:t>
+      </w:r>
+    </w:p>
+    <w:p>
+      <w:r>
+        <w:drawing>
+          <wp:inline xmlns:a="http://schemas.openxmlformats.org/drawingml/2006/main" xmlns:pic="http://schemas.openxmlformats.org/drawingml/2006/picture">
+            <wp:extent cx="5486400" cy="2834640"/>
+            <wp:docPr id="5" name="Picture 5" descr="MSE comparison on shared targets. Units: squared target units. model A: 1. model B: 2."/>
+            <wp:cNvGraphicFramePr>
+              <a:graphicFrameLocks noChangeAspect="1"/>
+            </wp:cNvGraphicFramePr>
+            <a:graphic>
+              <a:graphicData uri="http://schemas.openxmlformats.org/drawingml/2006/picture">
+                <pic:pic>
+                  <pic:nvPicPr>
+                    <pic:cNvPr id="0" name="academy-story-ai-5-8-03.png"/>
+                    <pic:cNvPicPr/>
+                  </pic:nvPicPr>
+                  <pic:blipFill>
+                    <a:blip r:embed="rId13"/>
+                    <a:stretch>
+                      <a:fillRect/>
+                    </a:stretch>
+                  </pic:blipFill>
+                  <pic:spPr>
+                    <a:xfrm>
+                      <a:off x="0" y="0"/>
+                      <a:ext cx="5486400" cy="2834640"/>
+                    </a:xfrm>
+                    <a:prstGeom prst="rect"/>
+                  </pic:spPr>
+                </pic:pic>
+              </a:graphicData>
+            </a:graphic>
+          </wp:inline>
+        </w:drawing>
+      </w:r>
+    </w:p>
+    <w:p>
+      <w:pPr>
+        <w:spacing w:line="336" w:lineRule="auto" w:after="180"/>
+      </w:pPr>
+      <w:r>
+        <w:rPr>
+          <w:b w:val="0"/>
+        </w:rPr>
+        <w:t xml:space="preserve">MSE comparison on shared </w:t>
+      </w:r>
+      <w:r>
+        <w:rPr>
+          <w:b/>
+        </w:rPr>
+        <w:t>target</w:t>
+      </w:r>
+      <w:r>
+        <w:rPr>
+          <w:b w:val="0"/>
+        </w:rPr>
+        <w:t xml:space="preserve">s. Units: squared </w:t>
+      </w:r>
+      <w:r>
+        <w:rPr>
+          <w:b/>
+        </w:rPr>
+        <w:t>target</w:t>
+      </w:r>
+      <w:r>
+        <w:rPr>
+          <w:b w:val="0"/>
+        </w:rPr>
+        <w:t xml:space="preserve"> units. model A: 1. model B: 2.</w:t>
+      </w:r>
+    </w:p>
+    <w:p>
+      <w:pPr>
+        <w:spacing w:line="336" w:lineRule="auto" w:after="180"/>
+        <w:shd w:fill="F5F1FB"/>
+      </w:pPr>
+      <w:r>
+        <w:rPr>
+          <w:b w:val="0"/>
+        </w:rPr>
+        <w:t>Read the labels and values. Explain the relationship the model shows.</w:t>
+      </w:r>
+    </w:p>
+    <w:p>
+      <w:pPr>
+        <w:pStyle w:val="Heading3"/>
+      </w:pPr>
+      <w:r>
+        <w:t>04. Change one thing. Trace what follows.</w:t>
+      </w:r>
+    </w:p>
+    <w:p>
+      <w:r>
+        <w:drawing>
+          <wp:inline xmlns:a="http://schemas.openxmlformats.org/drawingml/2006/main" xmlns:pic="http://schemas.openxmlformats.org/drawingml/2006/picture">
+            <wp:extent cx="5486400" cy="3026664"/>
+            <wp:docPr id="6" name="Picture 6" descr="Original case: A wins under MSE; both MAEs equal1. Changed condition: Choose MAE instead of MSE as the sole criterion. Expected result: A and B tie at MAE1. Reason: Squared error penalises B’s concentrated error more, while absolute errors both sum 2."/>
+            <wp:cNvGraphicFramePr>
+              <a:graphicFrameLocks noChangeAspect="1"/>
+            </wp:cNvGraphicFramePr>
+            <a:graphic>
+              <a:graphicData uri="http://schemas.openxmlformats.org/drawingml/2006/picture">
+                <pic:pic>
+                  <pic:nvPicPr>
+                    <pic:cNvPr id="0" name="academy-story-ai-5-8-04.png"/>
+                    <pic:cNvPicPr/>
+                  </pic:nvPicPr>
+                  <pic:blipFill>
+                    <a:blip r:embed="rId14"/>
+                    <a:stretch>
+                      <a:fillRect/>
+                    </a:stretch>
+                  </pic:blipFill>
+                  <pic:spPr>
+                    <a:xfrm>
+                      <a:off x="0" y="0"/>
+                      <a:ext cx="5486400" cy="3026664"/>
+                    </a:xfrm>
+                    <a:prstGeom prst="rect"/>
+                  </pic:spPr>
+                </pic:pic>
+              </a:graphicData>
+            </a:graphic>
+          </wp:inline>
+        </w:drawing>
+      </w:r>
+    </w:p>
+    <w:p>
+      <w:pPr>
+        <w:spacing w:line="336" w:lineRule="auto" w:after="180"/>
+      </w:pPr>
+      <w:r>
+        <w:rPr>
+          <w:b w:val="0"/>
+        </w:rPr>
+        <w:t>Original case: A wins under MSE; both MAEs equal1. Changed condition: Choose MAE instead of MSE as the sole criterion. Expected result: A and B tie at MAE1.</w:t>
+      </w:r>
+    </w:p>
+    <w:p>
+      <w:pPr>
+        <w:spacing w:line="336" w:lineRule="auto" w:after="180"/>
+      </w:pPr>
+      <w:r>
+        <w:rPr>
+          <w:b w:val="0"/>
+        </w:rPr>
+        <w:t xml:space="preserve">Reason: </w:t>
+      </w:r>
+      <w:r>
+        <w:rPr>
+          <w:b/>
+        </w:rPr>
+        <w:t>Squared error</w:t>
+      </w:r>
+      <w:r>
+        <w:rPr>
+          <w:b w:val="0"/>
+        </w:rPr>
+        <w:t xml:space="preserve"> penalises B’s concentrated error more, while absolute errors both sum 2.</w:t>
+      </w:r>
+    </w:p>
+    <w:p>
+      <w:pPr>
+        <w:spacing w:line="336" w:lineRule="auto" w:after="180"/>
+        <w:shd w:fill="F5F1FB"/>
+      </w:pPr>
+      <w:r>
+        <w:rPr>
+          <w:b w:val="0"/>
+        </w:rPr>
+        <w:t>Predict before checking the worked changed-case result. Name what changed and what the supplied facts allow you to conclude.</w:t>
+      </w:r>
+    </w:p>
+    <w:p>
+      <w:pPr>
+        <w:pStyle w:val="Heading3"/>
+      </w:pPr>
+      <w:r>
+        <w:t>05. Connect the explanation to its limit</w:t>
+      </w:r>
+    </w:p>
+    <w:p>
+      <w:r>
+        <w:drawing>
+          <wp:inline xmlns:a="http://schemas.openxmlformats.org/drawingml/2006/main" xmlns:pic="http://schemas.openxmlformats.org/drawingml/2006/picture">
+            <wp:extent cx="5486400" cy="2941320"/>
+            <wp:docPr id="7" name="Picture 7" descr="For this loss calculation, the signed error is prediction minus target. MSE squares each error before averaging; MAE takes its absolute value. A spreads its error equally across both cases, while B concentrates it in one case. Squaring makes the larger individual error count more. State the objective before selecting a model, because these two objectives give different comparisons. Limit: Training loss is not automatically a held-out performance estimate or a complete measure of use consequences."/>
+            <wp:cNvGraphicFramePr>
+              <a:graphicFrameLocks noChangeAspect="1"/>
+            </wp:cNvGraphicFramePr>
+            <a:graphic>
+              <a:graphicData uri="http://schemas.openxmlformats.org/drawingml/2006/picture">
+                <pic:pic>
+                  <pic:nvPicPr>
+                    <pic:cNvPr id="0" name="academy-story-ai-5-8-05.png"/>
+                    <pic:cNvPicPr/>
+                  </pic:nvPicPr>
+                  <pic:blipFill>
+                    <a:blip r:embed="rId15"/>
+                    <a:stretch>
+                      <a:fillRect/>
+                    </a:stretch>
+                  </pic:blipFill>
+                  <pic:spPr>
+                    <a:xfrm>
+                      <a:off x="0" y="0"/>
+                      <a:ext cx="5486400" cy="2941320"/>
+                    </a:xfrm>
+                    <a:prstGeom prst="rect"/>
+                  </pic:spPr>
+                </pic:pic>
+              </a:graphicData>
+            </a:graphic>
+          </wp:inline>
+        </w:drawing>
+      </w:r>
+    </w:p>
+    <w:p>
+      <w:pPr>
+        <w:spacing w:line="336" w:lineRule="auto" w:after="180"/>
+      </w:pPr>
+      <w:r>
+        <w:rPr>
+          <w:b w:val="0"/>
+        </w:rPr>
+        <w:t xml:space="preserve">For this loss calculation, the signed error is </w:t>
+      </w:r>
+      <w:r>
+        <w:rPr>
+          <w:b/>
+        </w:rPr>
+        <w:t>prediction</w:t>
+      </w:r>
+      <w:r>
+        <w:rPr>
+          <w:b w:val="0"/>
+        </w:rPr>
+        <w:t xml:space="preserve"> minus </w:t>
+      </w:r>
+      <w:r>
+        <w:rPr>
+          <w:b/>
+        </w:rPr>
+        <w:t>target</w:t>
+      </w:r>
+      <w:r>
+        <w:rPr>
+          <w:b w:val="0"/>
+        </w:rPr>
+        <w:t>. MSE squares each error before averaging; MAE takes its absolute value. A spreads its error equally across both cases, while B concentrates it in one case.</w:t>
+      </w:r>
+    </w:p>
+    <w:p>
+      <w:pPr>
+        <w:spacing w:line="336" w:lineRule="auto" w:after="180"/>
+      </w:pPr>
+      <w:r>
+        <w:rPr>
+          <w:b w:val="0"/>
+        </w:rPr>
+        <w:t>Squaring makes the larger individual error count more. State the objective before selecting a model, because these two objectives give different comparisons.</w:t>
+      </w:r>
+    </w:p>
+    <w:p>
+      <w:pPr>
+        <w:spacing w:line="336" w:lineRule="auto" w:after="180"/>
+      </w:pPr>
+      <w:r>
+        <w:rPr>
+          <w:b w:val="0"/>
+        </w:rPr>
+        <w:t xml:space="preserve">Limit: </w:t>
+      </w:r>
+      <w:r>
+        <w:rPr>
+          <w:b/>
+        </w:rPr>
+        <w:t>Training</w:t>
+      </w:r>
+      <w:r>
+        <w:rPr>
+          <w:b w:val="0"/>
+        </w:rPr>
+        <w:t xml:space="preserve"> loss is not automatically a held-out performance estimate or a complete measure of use consequences.</w:t>
+      </w:r>
+    </w:p>
+    <w:p>
+      <w:pPr>
+        <w:spacing w:line="336" w:lineRule="auto" w:after="180"/>
+        <w:shd w:fill="F5F1FB"/>
+      </w:pPr>
+      <w:r>
+        <w:rPr>
+          <w:b w:val="0"/>
+        </w:rPr>
+        <w:t>Explain the case, then point to a limit on the claim.</w:t>
+      </w:r>
+    </w:p>
+    <w:p>
+      <w:pPr>
+        <w:pStyle w:val="Heading3"/>
+      </w:pPr>
+      <w:r>
+        <w:t>06. Make the idea visible in your project</w:t>
+      </w:r>
+    </w:p>
+    <w:p>
+      <w:r>
+        <w:drawing>
+          <wp:inline xmlns:a="http://schemas.openxmlformats.org/drawingml/2006/main" xmlns:pic="http://schemas.openxmlformats.org/drawingml/2006/picture">
+            <wp:extent cx="5486400" cy="3681984"/>
+            <wp:docPr id="8" name="Picture 8" descr="For your Image-pattern Network Investigation, save the input, procedure, observed result and limitation of this check. Label this worked example as practice; use a different, previously unreviewed case when checking independent understanding. Draw your input, deciding step, result and limit. Supported question: Why must the report name the chosen loss? Point to the relevant step in the picture, then write the changed result and the rule or evidence that supports it."/>
+            <wp:cNvGraphicFramePr>
+              <a:graphicFrameLocks noChangeAspect="1"/>
+            </wp:cNvGraphicFramePr>
+            <a:graphic>
+              <a:graphicData uri="http://schemas.openxmlformats.org/drawingml/2006/picture">
+                <pic:pic>
+                  <pic:nvPicPr>
+                    <pic:cNvPr id="0" name="academy-story-ai-5-8-06.png"/>
+                    <pic:cNvPicPr/>
+                  </pic:nvPicPr>
+                  <pic:blipFill>
+                    <a:blip r:embed="rId16"/>
+                    <a:stretch>
+                      <a:fillRect/>
+                    </a:stretch>
+                  </pic:blipFill>
+                  <pic:spPr>
+                    <a:xfrm>
+                      <a:off x="0" y="0"/>
+                      <a:ext cx="5486400" cy="3681984"/>
+                    </a:xfrm>
+                    <a:prstGeom prst="rect"/>
+                  </pic:spPr>
+                </pic:pic>
+              </a:graphicData>
+            </a:graphic>
+          </wp:inline>
+        </w:drawing>
+      </w:r>
+    </w:p>
+    <w:p>
+      <w:pPr>
+        <w:spacing w:line="336" w:lineRule="auto" w:after="180"/>
+      </w:pPr>
+      <w:r>
+        <w:rPr>
+          <w:b w:val="0"/>
+        </w:rPr>
+        <w:t xml:space="preserve">For your Image-pattern Network Investigation, save the </w:t>
+      </w:r>
+      <w:r>
+        <w:rPr>
+          <w:b/>
+        </w:rPr>
+        <w:t>input</w:t>
+      </w:r>
+      <w:r>
+        <w:rPr>
+          <w:b w:val="0"/>
+        </w:rPr>
+        <w:t>, procedure, observed result and limitation of this check.</w:t>
+      </w:r>
+    </w:p>
+    <w:p>
+      <w:pPr>
+        <w:spacing w:line="336" w:lineRule="auto" w:after="180"/>
+      </w:pPr>
+      <w:r>
+        <w:rPr>
+          <w:b w:val="0"/>
+        </w:rPr>
+        <w:t xml:space="preserve">Label this worked example as practice; use a different, previously unreviewed case when checking independent understanding. Draw your </w:t>
+      </w:r>
+      <w:r>
+        <w:rPr>
+          <w:b/>
+        </w:rPr>
+        <w:t>input</w:t>
+      </w:r>
+      <w:r>
+        <w:rPr>
+          <w:b w:val="0"/>
+        </w:rPr>
+        <w:t>, deciding step, result and limit.</w:t>
+      </w:r>
+    </w:p>
+    <w:p>
+      <w:pPr>
+        <w:spacing w:line="336" w:lineRule="auto" w:after="180"/>
+      </w:pPr>
+      <w:r>
+        <w:rPr>
+          <w:b w:val="0"/>
+        </w:rPr>
+        <w:t xml:space="preserve">Supported question: Why must the report name the chosen loss? Point to the relevant step in the picture, then write the changed result and the rule or </w:t>
+      </w:r>
+      <w:r>
+        <w:rPr>
+          <w:b/>
+        </w:rPr>
+        <w:t>evidence</w:t>
+      </w:r>
+      <w:r>
+        <w:rPr>
+          <w:b w:val="0"/>
+        </w:rPr>
+        <w:t xml:space="preserve"> that supports it.</w:t>
+      </w:r>
+    </w:p>
+    <w:p>
+      <w:pPr>
+        <w:spacing w:line="336" w:lineRule="auto" w:after="180"/>
+        <w:shd w:fill="F5F1FB"/>
+      </w:pPr>
+      <w:r>
+        <w:rPr>
+          <w:b w:val="0"/>
+        </w:rPr>
+        <w:t xml:space="preserve">Draw your project trace and justify the deciding step using </w:t>
+      </w:r>
+      <w:r>
+        <w:rPr>
+          <w:b/>
+        </w:rPr>
+        <w:t>evidence</w:t>
+      </w:r>
+      <w:r>
+        <w:rPr>
+          <w:b w:val="0"/>
+        </w:rPr>
+        <w:t>.</w:t>
       </w:r>
     </w:p>
     <w:sectPr>

--- a/downloads/student/ai-5-week-08.docx
+++ b/downloads/student/ai-5-week-08.docx
@@ -1115,7 +1115,7 @@
         <w:rPr>
           <w:b w:val="0"/>
         </w:rPr>
-        <w:t>: A and B tie at MAE1.</w:t>
+        <w:t>: A and B tie at MAE 1.</w:t>
       </w:r>
     </w:p>
     <w:p>
@@ -1664,7 +1664,7 @@
         <w:drawing>
           <wp:inline xmlns:a="http://schemas.openxmlformats.org/drawingml/2006/main" xmlns:pic="http://schemas.openxmlformats.org/drawingml/2006/picture">
             <wp:extent cx="5486400" cy="5145314"/>
-            <wp:docPr id="2" name="Picture 2" descr="Loss functions. A squared errors: A residuals [-1, 1] give squares [1, 1], MSE1.. B squared errors: B residuals [0, 2] give squares [0, 4], MSE2.. Compare objective: A wins under MSE; both MAEs equal1."/>
+            <wp:docPr id="2" name="Picture 2" descr="Loss functions. A squared errors: A residuals [-1, 1] give squares [1, 1], MSE 1.. B squared errors: B residuals [0, 2] give squares [0, 4], MSE 2.. Compare objective: A wins under MSE; both MAEs equal 1."/>
             <wp:cNvGraphicFramePr>
               <a:graphicFrameLocks noChangeAspect="1"/>
             </wp:cNvGraphicFramePr>
@@ -1755,7 +1755,7 @@
           </w:tcPr>
           <w:p>
             <w:r>
-              <w:t>A residuals [-1, 1] give squares [1, 1], MSE1.</w:t>
+              <w:t>A residuals [-1, 1] give squares [1, 1], MSE 1.</w:t>
             </w:r>
           </w:p>
         </w:tc>
@@ -1777,7 +1777,7 @@
           </w:tcPr>
           <w:p>
             <w:r>
-              <w:t>B residuals [0, 2] give squares [0, 4], MSE2.</w:t>
+              <w:t>B residuals [0, 2] give squares [0, 4], MSE 2.</w:t>
             </w:r>
           </w:p>
         </w:tc>
@@ -1799,7 +1799,7 @@
           </w:tcPr>
           <w:p>
             <w:r>
-              <w:t>A wins under MSE; both MAEs equal1.</w:t>
+              <w:t>A wins under MSE; both MAEs equal 1.</w:t>
             </w:r>
           </w:p>
         </w:tc>
@@ -4148,7 +4148,7 @@
         <w:rPr>
           <w:b w:val="0"/>
         </w:rPr>
-        <w:t>Which labelled step matches this detail? A wins under MSE; both MAEs equal1.</w:t>
+        <w:t>Which labelled step matches this detail? A wins under MSE; both MAEs equal 1.</w:t>
       </w:r>
     </w:p>
     <w:p>
@@ -4281,7 +4281,7 @@
         <w:rPr>
           <w:b w:val="0"/>
         </w:rPr>
-        <w:t xml:space="preserve">After your attempt, compare with the supported explanation: Compare objective A wins under MSE; both MAEs equal1. For this loss calculation, the signed error is </w:t>
+        <w:t xml:space="preserve">After your attempt, compare with the supported explanation: Compare objective A wins under MSE; both MAEs equal 1. For this loss calculation, the signed error is </w:t>
       </w:r>
       <w:r>
         <w:rPr>
@@ -4417,7 +4417,7 @@
         <w:rPr>
           <w:b w:val="0"/>
         </w:rPr>
-        <w:t>3. A and B tie at MAE1.</w:t>
+        <w:t>3. A and B tie at MAE 1.</w:t>
       </w:r>
     </w:p>
     <w:p>
@@ -4490,7 +4490,7 @@
         <w:rPr>
           <w:b w:val="0"/>
         </w:rPr>
-        <w:t xml:space="preserve">After your attempt, compare with the supported explanation: A and B tie at MAE1. </w:t>
+        <w:t xml:space="preserve">After your attempt, compare with the supported explanation: A and B tie at MAE 1. </w:t>
       </w:r>
       <w:r>
         <w:rPr>
@@ -4887,7 +4887,7 @@
         <w:drawing>
           <wp:inline xmlns:a="http://schemas.openxmlformats.org/drawingml/2006/main" xmlns:pic="http://schemas.openxmlformats.org/drawingml/2006/picture">
             <wp:extent cx="5486400" cy="3182112"/>
-            <wp:docPr id="4" name="Picture 4" descr="A squared errors: A residuals [-1, 1] give squares [1, 1], MSE1. → B squared errors: B residuals [0, 2] give squares [0, 4], MSE2. → Compare objective: A wins under MSE; both MAEs equal1."/>
+            <wp:docPr id="4" name="Picture 4" descr="A squared errors: A residuals [-1, 1] give squares [1, 1], MSE 1. → B squared errors: B residuals [0, 2] give squares [0, 4], MSE 2. → Compare objective: A wins under MSE; both MAEs equal 1."/>
             <wp:cNvGraphicFramePr>
               <a:graphicFrameLocks noChangeAspect="1"/>
             </wp:cNvGraphicFramePr>
@@ -4950,7 +4950,7 @@
         <w:rPr>
           <w:b w:val="0"/>
         </w:rPr>
-        <w:t xml:space="preserve">s [-1, 1] give squares [1, 1], MSE1. → B </w:t>
+        <w:t xml:space="preserve">s [-1, 1] give squares [1, 1], MSE 1. → B </w:t>
       </w:r>
       <w:r>
         <w:rPr>
@@ -4974,7 +4974,7 @@
         <w:rPr>
           <w:b w:val="0"/>
         </w:rPr>
-        <w:t>s [0, 2] give squares [0, 4], MSE2. → Compare objective: A wins under MSE; both MAEs equal1.</w:t>
+        <w:t>s [0, 2] give squares [0, 4], MSE 2. → Compare objective: A wins under MSE; both MAEs equal 1.</w:t>
       </w:r>
     </w:p>
     <w:p>
@@ -5105,7 +5105,7 @@
         <w:drawing>
           <wp:inline xmlns:a="http://schemas.openxmlformats.org/drawingml/2006/main" xmlns:pic="http://schemas.openxmlformats.org/drawingml/2006/picture">
             <wp:extent cx="5486400" cy="3026664"/>
-            <wp:docPr id="6" name="Picture 6" descr="Original case: A wins under MSE; both MAEs equal1. Changed condition: Choose MAE instead of MSE as the sole criterion. Expected result: A and B tie at MAE1. Reason: Squared error penalises B’s concentrated error more, while absolute errors both sum 2."/>
+            <wp:docPr id="6" name="Picture 6" descr="Original case: A wins under MSE; both MAEs equal 1. Changed condition: Choose MAE instead of MSE as the sole criterion. Expected result: A and B tie at MAE 1. Reason: Squared error penalises B’s concentrated error more, while absolute errors both sum 2."/>
             <wp:cNvGraphicFramePr>
               <a:graphicFrameLocks noChangeAspect="1"/>
             </wp:cNvGraphicFramePr>
@@ -5144,7 +5144,7 @@
         <w:rPr>
           <w:b w:val="0"/>
         </w:rPr>
-        <w:t>Original case: A wins under MSE; both MAEs equal1. Changed condition: Choose MAE instead of MSE as the sole criterion. Expected result: A and B tie at MAE1.</w:t>
+        <w:t>Original case: A wins under MSE; both MAEs equal 1. Changed condition: Choose MAE instead of MSE as the sole criterion. Expected result: A and B tie at MAE 1.</w:t>
       </w:r>
     </w:p>
     <w:p>

--- a/downloads/student/ai-5-week-08.docx
+++ b/downloads/student/ai-5-week-08.docx
@@ -25,12 +25,17 @@
         <w:pStyle w:val="Heading1"/>
       </w:pPr>
       <w:r>
-        <w:t>Before you start</w:t>
-      </w:r>
-    </w:p>
-    <w:p>
-      <w:r>
-        <w:t>Does knowing a network output tell us whether it is accurate?</w:t>
+        <w:t>Pair the records. Penalize each error. Average every case.</w:t>
+      </w:r>
+    </w:p>
+    <w:p>
+      <w:r>
+        <w:t>Calculate and interpret losses while preserving sign,units,denominator and evidence status.</w:t>
+      </w:r>
+    </w:p>
+    <w:p>
+      <w:r>
+        <w:t>Complete paired loss table → cancellation → pictured metric-choice trade-off → alignment/guard probes → independent new comparison.</w:t>
       </w:r>
     </w:p>
     <w:p>
@@ -38,20 +43,20 @@
         <w:pStyle w:val="Heading1"/>
       </w:pPr>
       <w:r>
-        <w:t>01. Your mission</w:t>
-      </w:r>
-    </w:p>
-    <w:p>
-      <w:r>
-        <w:t>Start with the target: Calculate per-example squared error and mean squared error. Try the recall before opening notes.</w:t>
-      </w:r>
-    </w:p>
-    <w:p>
-      <w:pPr>
-        <w:pStyle w:val="Heading3"/>
-      </w:pPr>
-      <w:r>
-        <w:t>Your learning target</w:t>
+        <w:t>01. How much error remains when signs cancel?</w:t>
+      </w:r>
+    </w:p>
+    <w:p>
+      <w:r>
+        <w:t>Declare the residual direction,penalty and denominator before comparing models.</w:t>
+      </w:r>
+    </w:p>
+    <w:p>
+      <w:pPr>
+        <w:pStyle w:val="Heading2"/>
+      </w:pPr>
+      <w:r>
+        <w:t>Learning goals</w:t>
       </w:r>
     </w:p>
     <w:p>
@@ -137,10 +142,10 @@
     </w:p>
     <w:p>
       <w:pPr>
-        <w:pStyle w:val="Heading3"/>
-      </w:pPr>
-      <w:r>
-        <w:t>Remember before reading</w:t>
+        <w:pStyle w:val="Heading2"/>
+      </w:pPr>
+      <w:r>
+        <w:t>Recall the previous computation</w:t>
       </w:r>
     </w:p>
     <w:p>
@@ -212,6 +217,88 @@
     </w:p>
     <w:p>
       <w:pPr>
+        <w:pStyle w:val="Heading2"/>
+      </w:pPr>
+      <w:r>
+        <w:t>Prerequisite and starting response</w:t>
+      </w:r>
+    </w:p>
+    <w:p>
+      <w:pPr>
+        <w:pStyle w:val="ListBullet"/>
+      </w:pPr>
+      <w:r>
+        <w:t>Does knowing a network output tell us whether it is accurate?</w:t>
+      </w:r>
+    </w:p>
+    <w:p>
+      <w:pPr>
+        <w:pStyle w:val="Heading3"/>
+      </w:pPr>
+      <w:r>
+        <w:t>My starting explanation</w:t>
+      </w:r>
+    </w:p>
+    <w:p>
+      <w:r>
+        <w:t>________________________________________________________________</w:t>
+      </w:r>
+    </w:p>
+    <w:p>
+      <w:r>
+        <w:t>________________________________________________________________</w:t>
+      </w:r>
+    </w:p>
+    <w:p>
+      <w:r>
+        <w:t>________________________________________________________________</w:t>
+      </w:r>
+    </w:p>
+    <w:p>
+      <w:pPr>
+        <w:pStyle w:val="Heading2"/>
+      </w:pPr>
+      <w:r>
+        <w:t>End goal</w:t>
+      </w:r>
+    </w:p>
+    <w:p>
+      <w:pPr>
+        <w:spacing w:line="336" w:lineRule="auto" w:after="180"/>
+      </w:pPr>
+      <w:r>
+        <w:rPr>
+          <w:b w:val="0"/>
+        </w:rPr>
+        <w:t>By the end, I can explain loss functions using a traced example and a stated limitation.</w:t>
+      </w:r>
+    </w:p>
+    <w:p>
+      <w:pPr>
+        <w:pStyle w:val="Heading2"/>
+      </w:pPr>
+      <w:r>
+        <w:t>Earlier wording, alternatives and picture transcripts · reference / check after trying</w:t>
+      </w:r>
+    </w:p>
+    <w:p>
+      <w:pPr>
+        <w:pStyle w:val="Heading3"/>
+      </w:pPr>
+      <w:r>
+        <w:t>Your learning target</w:t>
+      </w:r>
+    </w:p>
+    <w:p>
+      <w:pPr>
+        <w:pStyle w:val="Heading3"/>
+      </w:pPr>
+      <w:r>
+        <w:t>Remember before reading</w:t>
+      </w:r>
+    </w:p>
+    <w:p>
+      <w:pPr>
         <w:spacing w:line="336" w:lineRule="auto" w:after="180"/>
       </w:pPr>
       <w:r>
@@ -306,81 +393,31 @@
     </w:p>
     <w:p>
       <w:pPr>
-        <w:spacing w:line="336" w:lineRule="auto" w:after="180"/>
-        <w:shd w:fill="F5F1FB"/>
-      </w:pPr>
-      <w:r>
-        <w:rPr>
-          <w:b w:val="0"/>
-        </w:rPr>
-        <w:t xml:space="preserve">Does knowing a network </w:t>
-      </w:r>
-      <w:r>
-        <w:rPr>
-          <w:b/>
-        </w:rPr>
-        <w:t>output</w:t>
-      </w:r>
-      <w:r>
-        <w:rPr>
-          <w:b w:val="0"/>
-        </w:rPr>
-        <w:t xml:space="preserve"> tell us whether it is accurate?</w:t>
-      </w:r>
-    </w:p>
-    <w:p>
-      <w:pPr>
         <w:pStyle w:val="Heading3"/>
       </w:pPr>
       <w:r>
-        <w:t>My starting explanation</w:t>
-      </w:r>
-    </w:p>
-    <w:p>
-      <w:r>
-        <w:t>________________________________________________________________</w:t>
-      </w:r>
-    </w:p>
-    <w:p>
-      <w:r>
-        <w:t>________________________________________________________________</w:t>
-      </w:r>
-    </w:p>
-    <w:p>
-      <w:r>
-        <w:t>________________________________________________________________</w:t>
-      </w:r>
-    </w:p>
-    <w:p>
-      <w:pPr>
-        <w:pStyle w:val="Heading3"/>
-      </w:pPr>
-      <w:r>
         <w:t>This week’s end goal</w:t>
       </w:r>
     </w:p>
     <w:p>
       <w:pPr>
-        <w:spacing w:line="336" w:lineRule="auto" w:after="180"/>
-      </w:pPr>
-      <w:r>
-        <w:rPr>
-          <w:b w:val="0"/>
-        </w:rPr>
-        <w:t>By the end, I can explain loss functions using a traced example and a stated limitation.</w:t>
-      </w:r>
-    </w:p>
-    <w:p>
-      <w:pPr>
         <w:pStyle w:val="Heading1"/>
       </w:pPr>
       <w:r>
-        <w:t>02. Notice the evidence</w:t>
-      </w:r>
-    </w:p>
-    <w:p>
-      <w:r>
-        <w:t>Investigate the supplied Loss functions case. Separate observations, given facts and assumptions before choosing an explanation.</w:t>
+        <w:t>02. Turn every paired prediction error into a penalty</w:t>
+      </w:r>
+    </w:p>
+    <w:p>
+      <w:r>
+        <w:t>This week uses prediction−target and ordinary MSE with no half factor.</w:t>
+      </w:r>
+    </w:p>
+    <w:p>
+      <w:pPr>
+        <w:pStyle w:val="Heading2"/>
+      </w:pPr>
+      <w:r>
+        <w:t>Declare the residual and squared error</w:t>
       </w:r>
     </w:p>
     <w:p>
@@ -499,6 +536,14 @@
           <w:b w:val="0"/>
         </w:rPr>
         <w:t xml:space="preserve"> without a one-half factor.</w:t>
+      </w:r>
+    </w:p>
+    <w:p>
+      <w:pPr>
+        <w:pStyle w:val="Heading2"/>
+      </w:pPr>
+      <w:r>
+        <w:t>Complete paired three-case calculation</w:t>
       </w:r>
     </w:p>
     <w:tbl>
@@ -728,6 +773,14 @@
     </w:tbl>
     <w:p>
       <w:pPr>
+        <w:pStyle w:val="Heading2"/>
+      </w:pPr>
+      <w:r>
+        <w:t>Average all cases and retain squared units</w:t>
+      </w:r>
+    </w:p>
+    <w:p>
+      <w:pPr>
         <w:spacing w:line="336" w:lineRule="auto" w:after="180"/>
       </w:pPr>
       <w:r>
@@ -787,6 +840,14 @@
     </w:p>
     <w:p>
       <w:pPr>
+        <w:pStyle w:val="Heading2"/>
+      </w:pPr>
+      <w:r>
+        <w:t>Name supplied and missing facts</w:t>
+      </w:r>
+    </w:p>
+    <w:p>
+      <w:pPr>
         <w:pStyle w:val="Heading3"/>
       </w:pPr>
       <w:r>
@@ -813,12 +874,20 @@
         <w:pStyle w:val="Heading1"/>
       </w:pPr>
       <w:r>
-        <w:t>03. See how it works</w:t>
-      </w:r>
-    </w:p>
-    <w:p>
-      <w:r>
-        <w:t>Follow the mechanism for Loss functions. Connect each labelled input, deciding step and result.</w:t>
+        <w:t>03. Compare complete candidate vectors on identical targets</w:t>
+      </w:r>
+    </w:p>
+    <w:p>
+      <w:r>
+        <w:t>A zero mean signed error can hide two wrong predictions.</w:t>
+      </w:r>
+    </w:p>
+    <w:p>
+      <w:pPr>
+        <w:pStyle w:val="Heading2"/>
+      </w:pPr>
+      <w:r>
+        <w:t>Complete cancellation explanation</w:t>
       </w:r>
     </w:p>
     <w:p>
@@ -901,6 +970,329 @@
           <w:b w:val="0"/>
         </w:rPr>
         <w:t xml:space="preserve"> can describe directional tendency, but it is not a substitute for an error magnitude.</w:t>
+      </w:r>
+    </w:p>
+    <w:p>
+      <w:pPr>
+        <w:pStyle w:val="Heading2"/>
+      </w:pPr>
+      <w:r>
+        <w:t>Complete P/Q/baseline/Rpaired comparison</w:t>
+      </w:r>
+    </w:p>
+    <w:tbl>
+      <w:tblPr>
+        <w:tblStyle w:val="LightShading-Accent1"/>
+        <w:tblW w:type="auto" w:w="0"/>
+        <w:tblLook w:firstColumn="1" w:firstRow="1" w:lastColumn="0" w:lastRow="0" w:noHBand="0" w:noVBand="1" w:val="04A0"/>
+      </w:tblPr>
+      <w:tblGrid>
+        <w:gridCol w:w="2045"/>
+        <w:gridCol w:w="2045"/>
+        <w:gridCol w:w="2045"/>
+        <w:gridCol w:w="2045"/>
+        <w:gridCol w:w="2045"/>
+      </w:tblGrid>
+      <w:tr>
+        <w:trPr>
+          <w:tblHeader/>
+        </w:trPr>
+        <w:tc>
+          <w:tcPr>
+            <w:tcW w:type="dxa" w:w="2045"/>
+          </w:tcPr>
+          <w:p>
+            <w:r>
+              <w:t>Same target vector[1, 3, 2]</w:t>
+            </w:r>
+          </w:p>
+        </w:tc>
+        <w:tc>
+          <w:tcPr>
+            <w:tcW w:type="dxa" w:w="2045"/>
+          </w:tcPr>
+          <w:p>
+            <w:r>
+              <w:t>Predictions</w:t>
+            </w:r>
+          </w:p>
+        </w:tc>
+        <w:tc>
+          <w:tcPr>
+            <w:tcW w:type="dxa" w:w="2045"/>
+          </w:tcPr>
+          <w:p>
+            <w:r>
+              <w:t>Residuals prediction−target</w:t>
+            </w:r>
+          </w:p>
+        </w:tc>
+        <w:tc>
+          <w:tcPr>
+            <w:tcW w:type="dxa" w:w="2045"/>
+          </w:tcPr>
+          <w:p>
+            <w:r>
+              <w:t>Squared errors</w:t>
+            </w:r>
+          </w:p>
+        </w:tc>
+        <w:tc>
+          <w:tcPr>
+            <w:tcW w:type="dxa" w:w="2045"/>
+          </w:tcPr>
+          <w:p>
+            <w:r>
+              <w:t>MSE over 3</w:t>
+            </w:r>
+          </w:p>
+        </w:tc>
+      </w:tr>
+      <w:tr>
+        <w:tc>
+          <w:tcPr>
+            <w:tcW w:type="dxa" w:w="2045"/>
+          </w:tcPr>
+          <w:p>
+            <w:r>
+              <w:t>P</w:t>
+            </w:r>
+          </w:p>
+        </w:tc>
+        <w:tc>
+          <w:tcPr>
+            <w:tcW w:type="dxa" w:w="2045"/>
+          </w:tcPr>
+          <w:p>
+            <w:r>
+              <w:t>[2, 2, 4]</w:t>
+            </w:r>
+          </w:p>
+        </w:tc>
+        <w:tc>
+          <w:tcPr>
+            <w:tcW w:type="dxa" w:w="2045"/>
+          </w:tcPr>
+          <w:p>
+            <w:r>
+              <w:t>[1, −1, 2]</w:t>
+            </w:r>
+          </w:p>
+        </w:tc>
+        <w:tc>
+          <w:tcPr>
+            <w:tcW w:type="dxa" w:w="2045"/>
+          </w:tcPr>
+          <w:p>
+            <w:r>
+              <w:t>[1, 1, 4]</w:t>
+            </w:r>
+          </w:p>
+        </w:tc>
+        <w:tc>
+          <w:tcPr>
+            <w:tcW w:type="dxa" w:w="2045"/>
+          </w:tcPr>
+          <w:p>
+            <w:r>
+              <w:t>2</w:t>
+            </w:r>
+          </w:p>
+        </w:tc>
+      </w:tr>
+      <w:tr>
+        <w:tc>
+          <w:tcPr>
+            <w:tcW w:type="dxa" w:w="2045"/>
+          </w:tcPr>
+          <w:p>
+            <w:r>
+              <w:t>Q</w:t>
+            </w:r>
+          </w:p>
+        </w:tc>
+        <w:tc>
+          <w:tcPr>
+            <w:tcW w:type="dxa" w:w="2045"/>
+          </w:tcPr>
+          <w:p>
+            <w:r>
+              <w:t>[1, 2, 2]</w:t>
+            </w:r>
+          </w:p>
+        </w:tc>
+        <w:tc>
+          <w:tcPr>
+            <w:tcW w:type="dxa" w:w="2045"/>
+          </w:tcPr>
+          <w:p>
+            <w:r>
+              <w:t>[0, −1, 0]</w:t>
+            </w:r>
+          </w:p>
+        </w:tc>
+        <w:tc>
+          <w:tcPr>
+            <w:tcW w:type="dxa" w:w="2045"/>
+          </w:tcPr>
+          <w:p>
+            <w:r>
+              <w:t>[0, 1, 0]</w:t>
+            </w:r>
+          </w:p>
+        </w:tc>
+        <w:tc>
+          <w:tcPr>
+            <w:tcW w:type="dxa" w:w="2045"/>
+          </w:tcPr>
+          <w:p>
+            <w:r>
+              <w:t>1/3</w:t>
+            </w:r>
+          </w:p>
+        </w:tc>
+      </w:tr>
+      <w:tr>
+        <w:tc>
+          <w:tcPr>
+            <w:tcW w:type="dxa" w:w="2045"/>
+          </w:tcPr>
+          <w:p>
+            <w:r>
+              <w:t>Fixed comparison baseline</w:t>
+            </w:r>
+          </w:p>
+        </w:tc>
+        <w:tc>
+          <w:tcPr>
+            <w:tcW w:type="dxa" w:w="2045"/>
+          </w:tcPr>
+          <w:p>
+            <w:r>
+              <w:t>[2, 2, 2]</w:t>
+            </w:r>
+          </w:p>
+        </w:tc>
+        <w:tc>
+          <w:tcPr>
+            <w:tcW w:type="dxa" w:w="2045"/>
+          </w:tcPr>
+          <w:p>
+            <w:r>
+              <w:t>[1, −1, 0]</w:t>
+            </w:r>
+          </w:p>
+        </w:tc>
+        <w:tc>
+          <w:tcPr>
+            <w:tcW w:type="dxa" w:w="2045"/>
+          </w:tcPr>
+          <w:p>
+            <w:r>
+              <w:t>[1, 1, 0]</w:t>
+            </w:r>
+          </w:p>
+        </w:tc>
+        <w:tc>
+          <w:tcPr>
+            <w:tcW w:type="dxa" w:w="2045"/>
+          </w:tcPr>
+          <w:p>
+            <w:r>
+              <w:t>2/3</w:t>
+            </w:r>
+          </w:p>
+        </w:tc>
+      </w:tr>
+      <w:tr>
+        <w:tc>
+          <w:tcPr>
+            <w:tcW w:type="dxa" w:w="2045"/>
+          </w:tcPr>
+          <w:p>
+            <w:r>
+              <w:t>Supported R</w:t>
+            </w:r>
+          </w:p>
+        </w:tc>
+        <w:tc>
+          <w:tcPr>
+            <w:tcW w:type="dxa" w:w="2045"/>
+          </w:tcPr>
+          <w:p>
+            <w:r>
+              <w:t>[0, 3, 3]</w:t>
+            </w:r>
+          </w:p>
+        </w:tc>
+        <w:tc>
+          <w:tcPr>
+            <w:tcW w:type="dxa" w:w="2045"/>
+          </w:tcPr>
+          <w:p>
+            <w:r>
+              <w:t>[−1, 0, 1]</w:t>
+            </w:r>
+          </w:p>
+        </w:tc>
+        <w:tc>
+          <w:tcPr>
+            <w:tcW w:type="dxa" w:w="2045"/>
+          </w:tcPr>
+          <w:p>
+            <w:r>
+              <w:t>[1, 0, 1]</w:t>
+            </w:r>
+          </w:p>
+        </w:tc>
+        <w:tc>
+          <w:tcPr>
+            <w:tcW w:type="dxa" w:w="2045"/>
+          </w:tcPr>
+          <w:p>
+            <w:r>
+              <w:t>2/3</w:t>
+            </w:r>
+          </w:p>
+        </w:tc>
+      </w:tr>
+    </w:tbl>
+    <w:p>
+      <w:pPr>
+        <w:pStyle w:val="Heading2"/>
+      </w:pPr>
+      <w:r>
+        <w:t>Pairing,baseline provenance and sign conventions</w:t>
+      </w:r>
+    </w:p>
+    <w:p>
+      <w:pPr>
+        <w:spacing w:line="336" w:lineRule="auto" w:after="180"/>
+      </w:pPr>
+      <w:r>
+        <w:rPr>
+          <w:b w:val="0"/>
+        </w:rPr>
+        <w:t>The fixed[2, 2, 2]comparison vector is supplied for loss arithmetic; its training-fit history is not given. Do not infer that 2 was fitted from these evaluation targets. Pair predictions and targets by case identity, not only by list position after an independent sort. The opposite residual sign used in some earlier lessons gives the same squared/absolute losses, but here signed residual means prediction−target.</w:t>
+      </w:r>
+    </w:p>
+    <w:p>
+      <w:pPr>
+        <w:spacing w:line="336" w:lineRule="auto" w:after="180"/>
+      </w:pPr>
+      <w:r>
+        <w:rPr>
+          <w:b w:val="0"/>
+        </w:rPr>
+        <w:t>Keep the declared sign beside each calculation.</w:t>
+      </w:r>
+    </w:p>
+    <w:p>
+      <w:pPr>
+        <w:pStyle w:val="Heading2"/>
+      </w:pPr>
+      <w:r>
+        <w:t>Runnable guarded MSE and its assumptions</w:t>
       </w:r>
     </w:p>
     <w:p>
@@ -940,10 +1332,10 @@
     </w:p>
     <w:p>
       <w:pPr>
-        <w:pStyle w:val="Heading3"/>
-      </w:pPr>
-      <w:r>
-        <w:t>Connect the picture and the explanation</w:t>
+        <w:pStyle w:val="Heading2"/>
+      </w:pPr>
+      <w:r>
+        <w:t>Connect the visual and each penalty</w:t>
       </w:r>
     </w:p>
     <w:p>
@@ -971,15 +1363,47 @@
     </w:p>
     <w:p>
       <w:pPr>
+        <w:pStyle w:val="Heading2"/>
+      </w:pPr>
+      <w:r>
+        <w:t>Earlier wording, alternatives and picture transcripts · reference / check after trying</w:t>
+      </w:r>
+    </w:p>
+    <w:p>
+      <w:pPr>
+        <w:pStyle w:val="Heading3"/>
+      </w:pPr>
+      <w:r>
+        <w:t>Connect the picture and the explanation</w:t>
+      </w:r>
+    </w:p>
+    <w:p>
+      <w:pPr>
         <w:pStyle w:val="Heading1"/>
       </w:pPr>
       <w:r>
-        <w:t>04. Compare the cases</w:t>
-      </w:r>
-    </w:p>
-    <w:p>
-      <w:r>
-        <w:t>Compare the supplied cases for Loss functions. Identify the detail that changes the conclusion.</w:t>
+        <w:t>04. Change the criterion without changing the recorded errors</w:t>
+      </w:r>
+    </w:p>
+    <w:p>
+      <w:r>
+        <w:t>A model ranking belongs to a named objective.</w:t>
+      </w:r>
+    </w:p>
+    <w:p>
+      <w:pPr>
+        <w:pStyle w:val="Heading2"/>
+      </w:pPr>
+      <w:r>
+        <w:t>Current cancellation task</w:t>
+      </w:r>
+    </w:p>
+    <w:p>
+      <w:pPr>
+        <w:pStyle w:val="ListBullet"/>
+      </w:pPr>
+      <w:r>
+        <w:t>Targets [0, 4] have predictions [2, 2]. Compare mean residual and MSE.</w:t>
       </w:r>
     </w:p>
     <w:p>
@@ -987,7 +1411,164 @@
         <w:pStyle w:val="Heading3"/>
       </w:pPr>
       <w:r>
+        <w:t>Keep the procedure fixed. Explain what changed in the inputs and result.</w:t>
+      </w:r>
+    </w:p>
+    <w:p>
+      <w:r>
+        <w:t>________________________________________________________________</w:t>
+      </w:r>
+    </w:p>
+    <w:p>
+      <w:r>
+        <w:t>________________________________________________________________</w:t>
+      </w:r>
+    </w:p>
+    <w:p>
+      <w:r>
+        <w:t>________________________________________________________________</w:t>
+      </w:r>
+    </w:p>
+    <w:p>
+      <w:r>
+        <w:t>________________________________________________________________</w:t>
+      </w:r>
+    </w:p>
+    <w:p>
+      <w:r>
+        <w:t>________________________________________________________________</w:t>
+      </w:r>
+    </w:p>
+    <w:p>
+      <w:pPr>
+        <w:pStyle w:val="Heading2"/>
+      </w:pPr>
+      <w:r>
+        <w:t>Predict the pictured MSE-to-MAEchange</w:t>
+      </w:r>
+    </w:p>
+    <w:p>
+      <w:pPr>
+        <w:pStyle w:val="ListBullet"/>
+      </w:pPr>
+      <w:r>
+        <w:t>Change: Choose MAE instead of MSE as the sole criterion.</w:t>
+      </w:r>
+    </w:p>
+    <w:p>
+      <w:pPr>
+        <w:pStyle w:val="Heading2"/>
+      </w:pPr>
+      <w:r>
+        <w:t>Check after predicting · reference / check after trying</w:t>
+      </w:r>
+    </w:p>
+    <w:p>
+      <w:pPr>
+        <w:spacing w:line="336" w:lineRule="auto" w:after="180"/>
+      </w:pPr>
+      <w:r>
+        <w:rPr>
+          <w:b/>
+        </w:rPr>
+        <w:t>Prediction</w:t>
+      </w:r>
+      <w:r>
+        <w:rPr>
+          <w:b w:val="0"/>
+        </w:rPr>
+        <w:t>: A and B tie at MAE 1.</w:t>
+      </w:r>
+    </w:p>
+    <w:p>
+      <w:pPr>
+        <w:spacing w:line="336" w:lineRule="auto" w:after="180"/>
+      </w:pPr>
+      <w:r>
+        <w:rPr>
+          <w:b w:val="0"/>
+        </w:rPr>
+        <w:t xml:space="preserve">Reason: </w:t>
+      </w:r>
+      <w:r>
+        <w:rPr>
+          <w:b/>
+        </w:rPr>
+        <w:t>Squared error</w:t>
+      </w:r>
+      <w:r>
+        <w:rPr>
+          <w:b w:val="0"/>
+        </w:rPr>
+        <w:t xml:space="preserve"> penalises B’s concentrated error more, while absolute errors both sum 2.</w:t>
+      </w:r>
+    </w:p>
+    <w:p>
+      <w:pPr>
+        <w:pStyle w:val="Heading2"/>
+      </w:pPr>
+      <w:r>
+        <w:t>Earlier wording, alternatives and picture transcripts · reference / check after trying</w:t>
+      </w:r>
+    </w:p>
+    <w:p>
+      <w:pPr>
+        <w:pStyle w:val="Heading3"/>
+      </w:pPr>
+      <w:r>
         <w:t>Compare a familiar case with a changed case</w:t>
+      </w:r>
+    </w:p>
+    <w:p>
+      <w:pPr>
+        <w:pStyle w:val="Heading3"/>
+      </w:pPr>
+      <w:r>
+        <w:t>Change one thing in the pictured case</w:t>
+      </w:r>
+    </w:p>
+    <w:p>
+      <w:pPr>
+        <w:pStyle w:val="Heading1"/>
+      </w:pPr>
+      <w:r>
+        <w:t>06. See why concentrated error matters more under squaring</w:t>
+      </w:r>
+    </w:p>
+    <w:p>
+      <w:r>
+        <w:t>State the objective before saying which candidate wins.</w:t>
+      </w:r>
+    </w:p>
+    <w:p>
+      <w:pPr>
+        <w:pStyle w:val="Heading2"/>
+      </w:pPr>
+      <w:r>
+        <w:t>Complete picture targets,candidates and scope</w:t>
+      </w:r>
+    </w:p>
+    <w:p>
+      <w:pPr>
+        <w:spacing w:line="336" w:lineRule="auto" w:after="180"/>
+      </w:pPr>
+      <w:r>
+        <w:rPr>
+          <w:b w:val="0"/>
+        </w:rPr>
+        <w:t xml:space="preserve">Compare candidate losses with the same </w:t>
+      </w:r>
+      <w:r>
+        <w:rPr>
+          <w:b/>
+        </w:rPr>
+        <w:t>target</w:t>
+      </w:r>
+      <w:r>
+        <w:rPr>
+          <w:b w:val="0"/>
+        </w:rPr>
+        <w:t>s and denominator.</w:t>
       </w:r>
     </w:p>
     <w:p>
@@ -1004,92 +1585,96 @@
         <w:rPr>
           <w:b w:val="0"/>
         </w:rPr>
-        <w:t xml:space="preserve">s [0, 4] have </w:t>
+        <w:t>s [1, 3]; A predicts [0, 4]; B predicts [1, 5]. Use MSE over both cases.</w:t>
+      </w:r>
+    </w:p>
+    <w:p>
+      <w:pPr>
+        <w:spacing w:line="336" w:lineRule="auto" w:after="180"/>
+      </w:pPr>
+      <w:r>
+        <w:rPr>
+          <w:b w:val="0"/>
+        </w:rPr>
+        <w:t xml:space="preserve">All </w:t>
       </w:r>
       <w:r>
         <w:rPr>
           <w:b/>
         </w:rPr>
-        <w:t>prediction</w:t>
+        <w:t>input</w:t>
       </w:r>
       <w:r>
         <w:rPr>
           <w:b w:val="0"/>
         </w:rPr>
-        <w:t xml:space="preserve">s [2, 2]. Compare mean </w:t>
-      </w:r>
-      <w:r>
-        <w:rPr>
-          <w:b/>
-        </w:rPr>
-        <w:t>residual</w:t>
-      </w:r>
+        <w:t>s and outcomes in this worked example are invented classroom data; no real model run is claimed.</w:t>
+      </w:r>
+    </w:p>
+    <w:p>
+      <w:pPr>
+        <w:spacing w:line="336" w:lineRule="auto" w:after="180"/>
+      </w:pPr>
       <w:r>
         <w:rPr>
           <w:b w:val="0"/>
         </w:rPr>
-        <w:t xml:space="preserve"> and MSE.</w:t>
-      </w:r>
-    </w:p>
-    <w:p>
-      <w:pPr>
-        <w:pStyle w:val="Heading3"/>
-      </w:pPr>
-      <w:r>
-        <w:t>Keep the procedure fixed. Explain what changed in the inputs and result.</w:t>
-      </w:r>
-    </w:p>
-    <w:p>
-      <w:r>
-        <w:t>________________________________________________________________</w:t>
-      </w:r>
-    </w:p>
-    <w:p>
-      <w:r>
-        <w:t>________________________________________________________________</w:t>
-      </w:r>
-    </w:p>
-    <w:p>
-      <w:r>
-        <w:t>________________________________________________________________</w:t>
-      </w:r>
-    </w:p>
-    <w:p>
-      <w:r>
-        <w:t>________________________________________________________________</w:t>
-      </w:r>
-    </w:p>
-    <w:p>
-      <w:r>
-        <w:t>________________________________________________________________</w:t>
-      </w:r>
-    </w:p>
-    <w:p>
-      <w:pPr>
-        <w:pStyle w:val="Heading3"/>
-      </w:pPr>
-      <w:r>
-        <w:t>Change one thing in the pictured case</w:t>
-      </w:r>
-    </w:p>
-    <w:p>
-      <w:pPr>
-        <w:pStyle w:val="Heading3"/>
-      </w:pPr>
-      <w:r>
-        <w:t>Change one thing</w:t>
+        <w:t>The picture is a separate two-case fixture:targets[1, 3], A[0, 4]has residuals[−1, 1], MSE 1; B[1, 5]has[0, 2], MSE 2. Both MAEs are 1. Squaring gives the one error of size 2a penalty 4, while the two errors of size 1 give total 2. The choice A under MSE becomes a tie under MAE. Do not substitute the main three-case P/Q/Rvectors or the selected independent task’s inputs.</w:t>
       </w:r>
     </w:p>
     <w:p>
       <w:pPr>
         <w:spacing w:line="336" w:lineRule="auto" w:after="180"/>
-        <w:shd w:fill="F5F1FB"/>
       </w:pPr>
       <w:r>
         <w:rPr>
           <w:b w:val="0"/>
         </w:rPr>
-        <w:t>Change: Choose MAE instead of MSE as the sole criterion.</w:t>
+        <w:t>These supplied prediction pairs are arithmetic evidence, not claimed training runs.</w:t>
+      </w:r>
+    </w:p>
+    <w:p>
+      <w:pPr>
+        <w:pStyle w:val="Heading2"/>
+      </w:pPr>
+      <w:r>
+        <w:t>Trace squares,absolute values and shared denominator</w:t>
+      </w:r>
+    </w:p>
+    <w:p>
+      <w:r>
+        <w:drawing>
+          <wp:inline xmlns:a="http://schemas.openxmlformats.org/drawingml/2006/main" xmlns:pic="http://schemas.openxmlformats.org/drawingml/2006/picture">
+            <wp:extent cx="5486400" cy="3182112"/>
+            <wp:docPr id="1" name="Picture 1" descr="A squared errors: A residuals [-1, 1] give squares [1, 1], MSE 1. → B squared errors: B residuals [0, 2] give squares [0, 4], MSE 2. → Compare objective: A wins under MSE; both MAEs equal 1."/>
+            <wp:cNvGraphicFramePr>
+              <a:graphicFrameLocks noChangeAspect="1"/>
+            </wp:cNvGraphicFramePr>
+            <a:graphic>
+              <a:graphicData uri="http://schemas.openxmlformats.org/drawingml/2006/picture">
+                <pic:pic>
+                  <pic:nvPicPr>
+                    <pic:cNvPr id="0" name="academy-story-ai-5-8-02.png"/>
+                    <pic:cNvPicPr/>
+                  </pic:nvPicPr>
+                  <pic:blipFill>
+                    <a:blip r:embed="rId9"/>
+                    <a:stretch>
+                      <a:fillRect/>
+                    </a:stretch>
+                  </pic:blipFill>
+                  <pic:spPr>
+                    <a:xfrm>
+                      <a:off x="0" y="0"/>
+                      <a:ext cx="5486400" cy="3182112"/>
+                    </a:xfrm>
+                    <a:prstGeom prst="rect"/>
+                  </pic:spPr>
+                </pic:pic>
+              </a:graphicData>
+            </a:graphic>
+          </wp:inline>
+        </w:drawing>
       </w:r>
     </w:p>
     <w:p>
@@ -1097,70 +1682,7 @@
         <w:pStyle w:val="Heading3"/>
       </w:pPr>
       <w:r>
-        <w:t>Predicted result</w:t>
-      </w:r>
-    </w:p>
-    <w:p>
-      <w:pPr>
-        <w:spacing w:line="336" w:lineRule="auto" w:after="180"/>
-        <w:shd w:fill="F1F6FC"/>
-      </w:pPr>
-      <w:r>
-        <w:rPr>
-          <w:b/>
-        </w:rPr>
-        <w:t>Prediction</w:t>
-      </w:r>
-      <w:r>
-        <w:rPr>
-          <w:b w:val="0"/>
-        </w:rPr>
-        <w:t>: A and B tie at MAE 1.</w:t>
-      </w:r>
-    </w:p>
-    <w:p>
-      <w:pPr>
-        <w:pStyle w:val="Heading3"/>
-      </w:pPr>
-      <w:r>
-        <w:t>Why the result follows</w:t>
-      </w:r>
-    </w:p>
-    <w:p>
-      <w:pPr>
-        <w:spacing w:line="336" w:lineRule="auto" w:after="180"/>
-        <w:shd w:fill="F1F6FC"/>
-      </w:pPr>
-      <w:r>
-        <w:rPr>
-          <w:b w:val="0"/>
-        </w:rPr>
-        <w:t xml:space="preserve">Reason: </w:t>
-      </w:r>
-      <w:r>
-        <w:rPr>
-          <w:b/>
-        </w:rPr>
-        <w:t>Squared error</w:t>
-      </w:r>
-      <w:r>
-        <w:rPr>
-          <w:b w:val="0"/>
-        </w:rPr>
-        <w:t xml:space="preserve"> penalises B’s concentrated error more, while absolute errors both sum 2.</w:t>
-      </w:r>
-    </w:p>
-    <w:p>
-      <w:pPr>
-        <w:pStyle w:val="Heading1"/>
-      </w:pPr>
-      <w:r>
-        <w:t>05. Words that unlock the idea</w:t>
-      </w:r>
-    </w:p>
-    <w:p>
-      <w:r>
-        <w:t>Use the vocabulary of Loss functions to explain a concrete decision, rather than only memorising definitions.</w:t>
+        <w:t>Read the picture one step at a time</w:t>
       </w:r>
     </w:p>
     <w:tbl>
@@ -1183,7 +1705,7 @@
           </w:tcPr>
           <w:p>
             <w:r>
-              <w:t>Word</w:t>
+              <w:t>Step</w:t>
             </w:r>
           </w:p>
         </w:tc>
@@ -1193,7 +1715,7 @@
           </w:tcPr>
           <w:p>
             <w:r>
-              <w:t>Meaning</w:t>
+              <w:t>What happens and why</w:t>
             </w:r>
           </w:p>
         </w:tc>
@@ -1205,7 +1727,7 @@
           </w:tcPr>
           <w:p>
             <w:r>
-              <w:t>Target</w:t>
+              <w:t>1. A squared errors</w:t>
             </w:r>
           </w:p>
         </w:tc>
@@ -1215,7 +1737,7 @@
           </w:tcPr>
           <w:p>
             <w:r>
-              <w:t>The recorded value a model is intended to predict</w:t>
+              <w:t>A residuals [-1, 1] give squares [1, 1], MSE 1.</w:t>
             </w:r>
           </w:p>
         </w:tc>
@@ -1227,7 +1749,7 @@
           </w:tcPr>
           <w:p>
             <w:r>
-              <w:t>Residual</w:t>
+              <w:t>2. B squared errors</w:t>
             </w:r>
           </w:p>
         </w:tc>
@@ -1237,7 +1759,7 @@
           </w:tcPr>
           <w:p>
             <w:r>
-              <w:t>Prediction minus target under the sign convention used here</w:t>
+              <w:t>B residuals [0, 2] give squares [0, 4], MSE 2.</w:t>
             </w:r>
           </w:p>
         </w:tc>
@@ -1249,7 +1771,7 @@
           </w:tcPr>
           <w:p>
             <w:r>
-              <w:t>Squared error</w:t>
+              <w:t>3. Compare objective</w:t>
             </w:r>
           </w:p>
         </w:tc>
@@ -1259,68 +1781,153 @@
           </w:tcPr>
           <w:p>
             <w:r>
-              <w:t>The square of a numerical residual</w:t>
-            </w:r>
-          </w:p>
-        </w:tc>
-      </w:tr>
-      <w:tr>
-        <w:tc>
-          <w:tcPr>
-            <w:tcW w:type="dxa" w:w="5112"/>
-          </w:tcPr>
-          <w:p>
-            <w:r>
-              <w:t>Mean squared error</w:t>
-            </w:r>
-          </w:p>
-        </w:tc>
-        <w:tc>
-          <w:tcPr>
-            <w:tcW w:type="dxa" w:w="5112"/>
-          </w:tcPr>
-          <w:p>
-            <w:r>
-              <w:t>The average squared error over the evaluated examples</w:t>
+              <w:t>A wins under MSE; both MAEs equal 1.</w:t>
             </w:r>
           </w:p>
         </w:tc>
       </w:tr>
     </w:tbl>
     <w:p>
-      <w:pPr>
-        <w:pStyle w:val="Heading3"/>
-      </w:pPr>
-      <w:r>
-        <w:t>Use two terms to explain a step in this week’s example.</w:t>
-      </w:r>
-    </w:p>
-    <w:p>
-      <w:r>
-        <w:t>________________________________________________________________</w:t>
-      </w:r>
-    </w:p>
-    <w:p>
-      <w:r>
-        <w:t>________________________________________________________________</w:t>
-      </w:r>
-    </w:p>
-    <w:p>
-      <w:r>
-        <w:t>________________________________________________________________</w:t>
-      </w:r>
-    </w:p>
-    <w:p>
-      <w:pPr>
-        <w:pStyle w:val="Heading1"/>
-      </w:pPr>
-      <w:r>
-        <w:t>06. Follow a worked example</w:t>
-      </w:r>
-    </w:p>
-    <w:p>
-      <w:r>
-        <w:t>Follow the worked trace for Loss functions, predict a step, then compare with its explanation.</w:t>
+      <w:r>
+        <w:t>Match each pictured step to the supplied facts. This is a worked teaching case, not an independent assessment.</w:t>
+      </w:r>
+    </w:p>
+    <w:p>
+      <w:pPr>
+        <w:spacing w:line="336" w:lineRule="auto" w:after="180"/>
+      </w:pPr>
+      <w:r>
+        <w:rPr>
+          <w:b w:val="0"/>
+        </w:rPr>
+        <w:t xml:space="preserve">For this loss calculation, the signed error is </w:t>
+      </w:r>
+      <w:r>
+        <w:rPr>
+          <w:b/>
+        </w:rPr>
+        <w:t>prediction</w:t>
+      </w:r>
+      <w:r>
+        <w:rPr>
+          <w:b w:val="0"/>
+        </w:rPr>
+        <w:t xml:space="preserve"> minus </w:t>
+      </w:r>
+      <w:r>
+        <w:rPr>
+          <w:b/>
+        </w:rPr>
+        <w:t>target</w:t>
+      </w:r>
+      <w:r>
+        <w:rPr>
+          <w:b w:val="0"/>
+        </w:rPr>
+        <w:t>. MSE squares each error before averaging; MAE takes its absolute value. A spreads its error equally across both cases, while B concentrates it in one case.</w:t>
+      </w:r>
+    </w:p>
+    <w:p>
+      <w:pPr>
+        <w:spacing w:line="336" w:lineRule="auto" w:after="180"/>
+      </w:pPr>
+      <w:r>
+        <w:rPr>
+          <w:b w:val="0"/>
+        </w:rPr>
+        <w:t>Squaring makes the larger individual error count more. State the objective before selecting a model, because these two objectives give different comparisons.</w:t>
+      </w:r>
+    </w:p>
+    <w:p>
+      <w:pPr>
+        <w:pStyle w:val="Heading2"/>
+      </w:pPr>
+      <w:r>
+        <w:t>Predict the changed criterion</w:t>
+      </w:r>
+    </w:p>
+    <w:p>
+      <w:pPr>
+        <w:pStyle w:val="ListBullet"/>
+      </w:pPr>
+      <w:r>
+        <w:t>Change one thing: Choose MAE instead of MSE as the sole criterion. Predict the result before checking the explanation. What remains the same?</w:t>
+      </w:r>
+    </w:p>
+    <w:p>
+      <w:pPr>
+        <w:pStyle w:val="Heading2"/>
+      </w:pPr>
+      <w:r>
+        <w:t>Check after predicting · reference / check after trying</w:t>
+      </w:r>
+    </w:p>
+    <w:p>
+      <w:r>
+        <w:drawing>
+          <wp:inline xmlns:a="http://schemas.openxmlformats.org/drawingml/2006/main" xmlns:pic="http://schemas.openxmlformats.org/drawingml/2006/picture">
+            <wp:extent cx="5486400" cy="3026664"/>
+            <wp:docPr id="2" name="Picture 2" descr="Original case: A wins under MSE; both MAEs equal 1. Changed condition: Choose MAE instead of MSE as the sole criterion. Expected result: A and B tie at MAE 1. Reason: Squared error penalises B’s concentrated error more, while absolute errors both sum 2."/>
+            <wp:cNvGraphicFramePr>
+              <a:graphicFrameLocks noChangeAspect="1"/>
+            </wp:cNvGraphicFramePr>
+            <a:graphic>
+              <a:graphicData uri="http://schemas.openxmlformats.org/drawingml/2006/picture">
+                <pic:pic>
+                  <pic:nvPicPr>
+                    <pic:cNvPr id="0" name="academy-story-ai-5-8-04.png"/>
+                    <pic:cNvPicPr/>
+                  </pic:nvPicPr>
+                  <pic:blipFill>
+                    <a:blip r:embed="rId10"/>
+                    <a:stretch>
+                      <a:fillRect/>
+                    </a:stretch>
+                  </pic:blipFill>
+                  <pic:spPr>
+                    <a:xfrm>
+                      <a:off x="0" y="0"/>
+                      <a:ext cx="5486400" cy="3026664"/>
+                    </a:xfrm>
+                    <a:prstGeom prst="rect"/>
+                  </pic:spPr>
+                </pic:pic>
+              </a:graphicData>
+            </a:graphic>
+          </wp:inline>
+        </w:drawing>
+      </w:r>
+    </w:p>
+    <w:p>
+      <w:pPr>
+        <w:pStyle w:val="Heading2"/>
+      </w:pPr>
+      <w:r>
+        <w:t>Explain metric choice and evidence limits</w:t>
+      </w:r>
+    </w:p>
+    <w:p>
+      <w:pPr>
+        <w:pStyle w:val="ListBullet"/>
+      </w:pPr>
+      <w:r>
+        <w:t>Training loss is not automatically a held-out performance estimate or a complete measure of use consequences.</w:t>
+      </w:r>
+    </w:p>
+    <w:p>
+      <w:pPr>
+        <w:pStyle w:val="ListBullet"/>
+      </w:pPr>
+      <w:r>
+        <w:t>Read the labelled picture: Why must the report name the chosen loss? Point to the relevant step in the picture, then write the changed result and the rule or evidence that supports it.</w:t>
+      </w:r>
+    </w:p>
+    <w:p>
+      <w:pPr>
+        <w:pStyle w:val="Heading2"/>
+      </w:pPr>
+      <w:r>
+        <w:t>Return to main P/Q/baseline and try R</w:t>
       </w:r>
     </w:p>
     <w:p>
@@ -1509,6 +2116,14 @@
     </w:p>
     <w:p>
       <w:pPr>
+        <w:pStyle w:val="Heading2"/>
+      </w:pPr>
+      <w:r>
+        <w:t>Earlier wording, alternatives and picture transcripts · reference / check after trying</w:t>
+      </w:r>
+    </w:p>
+    <w:p>
+      <w:pPr>
         <w:pStyle w:val="Heading3"/>
       </w:pPr>
       <w:r>
@@ -1536,91 +2151,10 @@
     </w:p>
     <w:p>
       <w:pPr>
-        <w:spacing w:line="336" w:lineRule="auto" w:after="180"/>
-      </w:pPr>
-      <w:r>
-        <w:rPr>
-          <w:b w:val="0"/>
-        </w:rPr>
-        <w:t xml:space="preserve">Compare candidate losses with the same </w:t>
-      </w:r>
-      <w:r>
-        <w:rPr>
-          <w:b/>
-        </w:rPr>
-        <w:t>target</w:t>
-      </w:r>
-      <w:r>
-        <w:rPr>
-          <w:b w:val="0"/>
-        </w:rPr>
-        <w:t>s and denominator.</w:t>
-      </w:r>
-    </w:p>
-    <w:p>
-      <w:pPr>
         <w:pStyle w:val="Heading3"/>
       </w:pPr>
       <w:r>
         <w:t>The facts we will use</w:t>
-      </w:r>
-    </w:p>
-    <w:p>
-      <w:pPr>
-        <w:pStyle w:val="Heading3"/>
-      </w:pPr>
-      <w:r>
-        <w:t>Supplied facts</w:t>
-      </w:r>
-    </w:p>
-    <w:p>
-      <w:pPr>
-        <w:spacing w:line="336" w:lineRule="auto" w:after="180"/>
-        <w:shd w:fill="F1F6FC"/>
-      </w:pPr>
-      <w:r>
-        <w:rPr>
-          <w:b/>
-        </w:rPr>
-        <w:t>Target</w:t>
-      </w:r>
-      <w:r>
-        <w:rPr>
-          <w:b w:val="0"/>
-        </w:rPr>
-        <w:t>s [1, 3]; A predicts [0, 4]; B predicts [1, 5]. Use MSE over both cases.</w:t>
-      </w:r>
-    </w:p>
-    <w:p>
-      <w:pPr>
-        <w:pStyle w:val="Heading3"/>
-      </w:pPr>
-      <w:r>
-        <w:t>Supplied facts</w:t>
-      </w:r>
-    </w:p>
-    <w:p>
-      <w:pPr>
-        <w:spacing w:line="336" w:lineRule="auto" w:after="180"/>
-        <w:shd w:fill="F1F6FC"/>
-      </w:pPr>
-      <w:r>
-        <w:rPr>
-          <w:b w:val="0"/>
-        </w:rPr>
-        <w:t xml:space="preserve">All </w:t>
-      </w:r>
-      <w:r>
-        <w:rPr>
-          <w:b/>
-        </w:rPr>
-        <w:t>input</w:t>
-      </w:r>
-      <w:r>
-        <w:rPr>
-          <w:b w:val="0"/>
-        </w:rPr>
-        <w:t>s and outcomes in this worked example are invented classroom data; no real model run is claimed.</w:t>
       </w:r>
     </w:p>
     <w:p>
@@ -1628,7 +2162,7 @@
         <w:drawing>
           <wp:inline xmlns:a="http://schemas.openxmlformats.org/drawingml/2006/main" xmlns:pic="http://schemas.openxmlformats.org/drawingml/2006/picture">
             <wp:extent cx="5486400" cy="2641600"/>
-            <wp:docPr id="1" name="Picture 1" descr="MSE comparison on shared targets"/>
+            <wp:docPr id="3" name="Picture 3" descr="MSE comparison on shared targets"/>
             <wp:cNvGraphicFramePr>
               <a:graphicFrameLocks noChangeAspect="1"/>
             </wp:cNvGraphicFramePr>
@@ -1640,7 +2174,7 @@
                     <pic:cNvPicPr/>
                   </pic:nvPicPr>
                   <pic:blipFill>
-                    <a:blip r:embed="rId9"/>
+                    <a:blip r:embed="rId11"/>
                     <a:stretch>
                       <a:fillRect/>
                     </a:stretch>
@@ -1664,7 +2198,7 @@
         <w:drawing>
           <wp:inline xmlns:a="http://schemas.openxmlformats.org/drawingml/2006/main" xmlns:pic="http://schemas.openxmlformats.org/drawingml/2006/picture">
             <wp:extent cx="5486400" cy="5145314"/>
-            <wp:docPr id="2" name="Picture 2" descr="Loss functions. A squared errors: A residuals [-1, 1] give squares [1, 1], MSE 1.. B squared errors: B residuals [0, 2] give squares [0, 4], MSE 2.. Compare objective: A wins under MSE; both MAEs equal 1."/>
+            <wp:docPr id="4" name="Picture 4" descr="Loss functions. A squared errors: A residuals [-1, 1] give squares [1, 1], MSE 1.. B squared errors: B residuals [0, 2] give squares [0, 4], MSE 2.. Compare objective: A wins under MSE; both MAEs equal 1."/>
             <wp:cNvGraphicFramePr>
               <a:graphicFrameLocks noChangeAspect="1"/>
             </wp:cNvGraphicFramePr>
@@ -1676,7 +2210,7 @@
                     <pic:cNvPicPr/>
                   </pic:nvPicPr>
                   <pic:blipFill>
-                    <a:blip r:embed="rId10"/>
+                    <a:blip r:embed="rId12"/>
                     <a:stretch>
                       <a:fillRect/>
                     </a:stretch>
@@ -1700,114 +2234,7 @@
         <w:pStyle w:val="Heading3"/>
       </w:pPr>
       <w:r>
-        <w:t>Read the picture one step at a time</w:t>
-      </w:r>
-    </w:p>
-    <w:tbl>
-      <w:tblPr>
-        <w:tblStyle w:val="LightShading-Accent1"/>
-        <w:tblW w:type="auto" w:w="0"/>
-        <w:tblLook w:firstColumn="1" w:firstRow="1" w:lastColumn="0" w:lastRow="0" w:noHBand="0" w:noVBand="1" w:val="04A0"/>
-      </w:tblPr>
-      <w:tblGrid>
-        <w:gridCol w:w="5112"/>
-        <w:gridCol w:w="5112"/>
-      </w:tblGrid>
-      <w:tr>
-        <w:trPr>
-          <w:tblHeader/>
-        </w:trPr>
-        <w:tc>
-          <w:tcPr>
-            <w:tcW w:type="dxa" w:w="5112"/>
-          </w:tcPr>
-          <w:p>
-            <w:r>
-              <w:t>Step</w:t>
-            </w:r>
-          </w:p>
-        </w:tc>
-        <w:tc>
-          <w:tcPr>
-            <w:tcW w:type="dxa" w:w="5112"/>
-          </w:tcPr>
-          <w:p>
-            <w:r>
-              <w:t>What happens and why</w:t>
-            </w:r>
-          </w:p>
-        </w:tc>
-      </w:tr>
-      <w:tr>
-        <w:tc>
-          <w:tcPr>
-            <w:tcW w:type="dxa" w:w="5112"/>
-          </w:tcPr>
-          <w:p>
-            <w:r>
-              <w:t>1. A squared errors</w:t>
-            </w:r>
-          </w:p>
-        </w:tc>
-        <w:tc>
-          <w:tcPr>
-            <w:tcW w:type="dxa" w:w="5112"/>
-          </w:tcPr>
-          <w:p>
-            <w:r>
-              <w:t>A residuals [-1, 1] give squares [1, 1], MSE 1.</w:t>
-            </w:r>
-          </w:p>
-        </w:tc>
-      </w:tr>
-      <w:tr>
-        <w:tc>
-          <w:tcPr>
-            <w:tcW w:type="dxa" w:w="5112"/>
-          </w:tcPr>
-          <w:p>
-            <w:r>
-              <w:t>2. B squared errors</w:t>
-            </w:r>
-          </w:p>
-        </w:tc>
-        <w:tc>
-          <w:tcPr>
-            <w:tcW w:type="dxa" w:w="5112"/>
-          </w:tcPr>
-          <w:p>
-            <w:r>
-              <w:t>B residuals [0, 2] give squares [0, 4], MSE 2.</w:t>
-            </w:r>
-          </w:p>
-        </w:tc>
-      </w:tr>
-      <w:tr>
-        <w:tc>
-          <w:tcPr>
-            <w:tcW w:type="dxa" w:w="5112"/>
-          </w:tcPr>
-          <w:p>
-            <w:r>
-              <w:t>3. Compare objective</w:t>
-            </w:r>
-          </w:p>
-        </w:tc>
-        <w:tc>
-          <w:tcPr>
-            <w:tcW w:type="dxa" w:w="5112"/>
-          </w:tcPr>
-          <w:p>
-            <w:r>
-              <w:t>A wins under MSE; both MAEs equal 1.</w:t>
-            </w:r>
-          </w:p>
-        </w:tc>
-      </w:tr>
-    </w:tbl>
-    <w:p>
-      <w:r>
-        <w:t>Match each pictured step to the supplied facts. This is a worked teaching case, not an independent assessment.</w:t>
+        <w:t>Why this result follows</w:t>
       </w:r>
     </w:p>
     <w:p>
@@ -1815,39 +2242,109 @@
         <w:pStyle w:val="Heading3"/>
       </w:pPr>
       <w:r>
-        <w:t>Why this result follows</w:t>
-      </w:r>
-    </w:p>
-    <w:p>
-      <w:pPr>
-        <w:pStyle w:val="Heading3"/>
-      </w:pPr>
-      <w:r>
-        <w:t>Why the result follows</w:t>
+        <w:t>What this example does not establish</w:t>
+      </w:r>
+    </w:p>
+    <w:p>
+      <w:pPr>
+        <w:pStyle w:val="Heading1"/>
+      </w:pPr>
+      <w:r>
+        <w:t>07. Repair the denominator before interpreting the score</w:t>
+      </w:r>
+    </w:p>
+    <w:p>
+      <w:r>
+        <w:t>Correct predictions still count in the number of evaluated cases.</w:t>
+      </w:r>
+    </w:p>
+    <w:p>
+      <w:pPr>
+        <w:pStyle w:val="Heading2"/>
+      </w:pPr>
+      <w:r>
+        <w:t>Large errors and numerical-target assumptions</w:t>
       </w:r>
     </w:p>
     <w:p>
       <w:pPr>
         <w:spacing w:line="336" w:lineRule="auto" w:after="180"/>
-        <w:shd w:fill="F1F6FC"/>
       </w:pPr>
       <w:r>
         <w:rPr>
           <w:b w:val="0"/>
         </w:rPr>
-        <w:t xml:space="preserve">For this loss calculation, the signed error is </w:t>
+        <w:t xml:space="preserve">Squaring gives larger </w:t>
       </w:r>
       <w:r>
         <w:rPr>
           <w:b/>
         </w:rPr>
-        <w:t>prediction</w:t>
+        <w:t>residual</w:t>
       </w:r>
       <w:r>
         <w:rPr>
           <w:b w:val="0"/>
         </w:rPr>
-        <w:t xml:space="preserve"> minus </w:t>
+        <w:t xml:space="preserve">s more influence: </w:t>
+      </w:r>
+      <w:r>
+        <w:rPr>
+          <w:b/>
+        </w:rPr>
+        <w:t>residual</w:t>
+      </w:r>
+      <w:r>
+        <w:rPr>
+          <w:b w:val="0"/>
+        </w:rPr>
+        <w:t xml:space="preserve"> 4 contributes 16, four times the penalty of </w:t>
+      </w:r>
+      <w:r>
+        <w:rPr>
+          <w:b/>
+        </w:rPr>
+        <w:t>residual</w:t>
+      </w:r>
+      <w:r>
+        <w:rPr>
+          <w:b w:val="0"/>
+        </w:rPr>
+        <w:t xml:space="preserve"> 2. This can be useful when large misses matter, but it can also make outliers influential.</w:t>
+      </w:r>
+    </w:p>
+    <w:p>
+      <w:pPr>
+        <w:spacing w:line="336" w:lineRule="auto" w:after="180"/>
+      </w:pPr>
+      <w:r>
+        <w:rPr>
+          <w:b w:val="0"/>
+        </w:rPr>
+        <w:t xml:space="preserve">Mean absolute error uses absolute </w:t>
+      </w:r>
+      <w:r>
+        <w:rPr>
+          <w:b/>
+        </w:rPr>
+        <w:t>residual</w:t>
+      </w:r>
+      <w:r>
+        <w:rPr>
+          <w:b w:val="0"/>
+        </w:rPr>
+        <w:t>s instead; it can rank candidates differently.</w:t>
+      </w:r>
+    </w:p>
+    <w:p>
+      <w:pPr>
+        <w:spacing w:line="336" w:lineRule="auto" w:after="180"/>
+      </w:pPr>
+      <w:r>
+        <w:rPr>
+          <w:b w:val="0"/>
+        </w:rPr>
+        <w:t xml:space="preserve">MSE is appropriate here because </w:t>
       </w:r>
       <w:r>
         <w:rPr>
@@ -1859,220 +2356,6 @@
         <w:rPr>
           <w:b w:val="0"/>
         </w:rPr>
-        <w:t>. MSE squares each error before averaging; MAE takes its absolute value. A spreads its error equally across both cases, while B concentrates it in one case.</w:t>
-      </w:r>
-    </w:p>
-    <w:p>
-      <w:pPr>
-        <w:spacing w:line="336" w:lineRule="auto" w:after="180"/>
-        <w:shd w:fill="F1F6FC"/>
-      </w:pPr>
-      <w:r>
-        <w:rPr>
-          <w:b w:val="0"/>
-        </w:rPr>
-        <w:t>Squaring makes the larger individual error count more. State the objective before selecting a model, because these two objectives give different comparisons.</w:t>
-      </w:r>
-    </w:p>
-    <w:p>
-      <w:pPr>
-        <w:pStyle w:val="Heading3"/>
-      </w:pPr>
-      <w:r>
-        <w:t>What this example does not establish</w:t>
-      </w:r>
-    </w:p>
-    <w:p>
-      <w:pPr>
-        <w:pStyle w:val="Heading3"/>
-      </w:pPr>
-      <w:r>
-        <w:t>Keep the stated limit</w:t>
-      </w:r>
-    </w:p>
-    <w:p>
-      <w:pPr>
-        <w:spacing w:line="336" w:lineRule="auto" w:after="180"/>
-        <w:shd w:fill="FFF5E6"/>
-      </w:pPr>
-      <w:r>
-        <w:rPr>
-          <w:b/>
-        </w:rPr>
-        <w:t>Training</w:t>
-      </w:r>
-      <w:r>
-        <w:rPr>
-          <w:b w:val="0"/>
-        </w:rPr>
-        <w:t xml:space="preserve"> loss is not automatically a held-out performance estimate or a complete measure of use consequences.</w:t>
-      </w:r>
-    </w:p>
-    <w:p>
-      <w:pPr>
-        <w:pStyle w:val="Heading3"/>
-      </w:pPr>
-      <w:r>
-        <w:t>Keep the stated limit</w:t>
-      </w:r>
-    </w:p>
-    <w:p>
-      <w:pPr>
-        <w:spacing w:line="336" w:lineRule="auto" w:after="180"/>
-        <w:shd w:fill="FFF5E6"/>
-      </w:pPr>
-      <w:r>
-        <w:rPr>
-          <w:b w:val="0"/>
-        </w:rPr>
-        <w:t xml:space="preserve">Read the labelled picture: Why must the report name the chosen loss? Point to the relevant step in the picture, then write the changed result and the rule or </w:t>
-      </w:r>
-      <w:r>
-        <w:rPr>
-          <w:b/>
-        </w:rPr>
-        <w:t>evidence</w:t>
-      </w:r>
-      <w:r>
-        <w:rPr>
-          <w:b w:val="0"/>
-        </w:rPr>
-        <w:t xml:space="preserve"> that supports it.</w:t>
-      </w:r>
-    </w:p>
-    <w:p>
-      <w:pPr>
-        <w:pStyle w:val="Heading3"/>
-      </w:pPr>
-      <w:r>
-        <w:t>Keep the stated limit</w:t>
-      </w:r>
-    </w:p>
-    <w:p>
-      <w:pPr>
-        <w:spacing w:line="336" w:lineRule="auto" w:after="180"/>
-        <w:shd w:fill="FFF5E6"/>
-      </w:pPr>
-      <w:r>
-        <w:rPr>
-          <w:b w:val="0"/>
-        </w:rPr>
-        <w:t>Change one thing: Choose MAE instead of MSE as the sole criterion. Predict the result before checking the explanation. What remains the same?</w:t>
-      </w:r>
-    </w:p>
-    <w:p>
-      <w:pPr>
-        <w:pStyle w:val="Heading1"/>
-      </w:pPr>
-      <w:r>
-        <w:t>07. Find and repair a mistake</w:t>
-      </w:r>
-    </w:p>
-    <w:p>
-      <w:r>
-        <w:t>Find the unsupported step in the Loss functions claim and explain a repair using the supplied evidence.</w:t>
-      </w:r>
-    </w:p>
-    <w:p>
-      <w:pPr>
-        <w:pStyle w:val="Heading3"/>
-      </w:pPr>
-      <w:r>
-        <w:t>Check the claim against the facts</w:t>
-      </w:r>
-    </w:p>
-    <w:p>
-      <w:pPr>
-        <w:spacing w:line="336" w:lineRule="auto" w:after="180"/>
-        <w:shd w:fill="FFF5E6"/>
-      </w:pPr>
-      <w:r>
-        <w:rPr>
-          <w:b w:val="0"/>
-        </w:rPr>
-        <w:t xml:space="preserve">Squaring gives larger </w:t>
-      </w:r>
-      <w:r>
-        <w:rPr>
-          <w:b/>
-        </w:rPr>
-        <w:t>residual</w:t>
-      </w:r>
-      <w:r>
-        <w:rPr>
-          <w:b w:val="0"/>
-        </w:rPr>
-        <w:t xml:space="preserve">s more influence: </w:t>
-      </w:r>
-      <w:r>
-        <w:rPr>
-          <w:b/>
-        </w:rPr>
-        <w:t>residual</w:t>
-      </w:r>
-      <w:r>
-        <w:rPr>
-          <w:b w:val="0"/>
-        </w:rPr>
-        <w:t xml:space="preserve"> 4 contributes 16, four times the penalty of </w:t>
-      </w:r>
-      <w:r>
-        <w:rPr>
-          <w:b/>
-        </w:rPr>
-        <w:t>residual</w:t>
-      </w:r>
-      <w:r>
-        <w:rPr>
-          <w:b w:val="0"/>
-        </w:rPr>
-        <w:t xml:space="preserve"> 2. This can be useful when large misses matter, but it can also make outliers influential.</w:t>
-      </w:r>
-    </w:p>
-    <w:p>
-      <w:pPr>
-        <w:spacing w:line="336" w:lineRule="auto" w:after="180"/>
-        <w:shd w:fill="FFF5E6"/>
-      </w:pPr>
-      <w:r>
-        <w:rPr>
-          <w:b w:val="0"/>
-        </w:rPr>
-        <w:t xml:space="preserve">Mean absolute error uses absolute </w:t>
-      </w:r>
-      <w:r>
-        <w:rPr>
-          <w:b/>
-        </w:rPr>
-        <w:t>residual</w:t>
-      </w:r>
-      <w:r>
-        <w:rPr>
-          <w:b w:val="0"/>
-        </w:rPr>
-        <w:t>s instead; it can rank candidates differently.</w:t>
-      </w:r>
-    </w:p>
-    <w:p>
-      <w:pPr>
-        <w:spacing w:line="336" w:lineRule="auto" w:after="180"/>
-      </w:pPr>
-      <w:r>
-        <w:rPr>
-          <w:b w:val="0"/>
-        </w:rPr>
-        <w:t xml:space="preserve">MSE is appropriate here because </w:t>
-      </w:r>
-      <w:r>
-        <w:rPr>
-          <w:b/>
-        </w:rPr>
-        <w:t>target</w:t>
-      </w:r>
-      <w:r>
-        <w:rPr>
-          <w:b w:val="0"/>
-        </w:rPr>
         <w:t>s are numerical quantities. A class identifier such as 0, 1 or 2 may merely name a category; its numeric gap does not automatically measure error severity.</w:t>
       </w:r>
     </w:p>
@@ -2101,33 +2384,101 @@
     </w:p>
     <w:p>
       <w:pPr>
+        <w:pStyle w:val="Heading2"/>
+      </w:pPr>
+      <w:r>
+        <w:t>Repair the nonzero-only denominator</w:t>
+      </w:r>
+    </w:p>
+    <w:p>
+      <w:pPr>
+        <w:pStyle w:val="ListBullet"/>
+      </w:pPr>
+      <w:r>
+        <w:t>A learner totals squared errors 1, 0, 9 and divides by 2 because there are two nonzero errors. Correct the MSE.</w:t>
+      </w:r>
+    </w:p>
+    <w:p>
+      <w:pPr>
         <w:pStyle w:val="Heading3"/>
       </w:pPr>
       <w:r>
+        <w:t>State one repair and the checks you would rerun.</w:t>
+      </w:r>
+    </w:p>
+    <w:p>
+      <w:r>
+        <w:t>________________________________________________________________</w:t>
+      </w:r>
+    </w:p>
+    <w:p>
+      <w:r>
+        <w:t>________________________________________________________________</w:t>
+      </w:r>
+    </w:p>
+    <w:p>
+      <w:r>
+        <w:t>________________________________________________________________</w:t>
+      </w:r>
+    </w:p>
+    <w:p>
+      <w:r>
+        <w:t>________________________________________________________________</w:t>
+      </w:r>
+    </w:p>
+    <w:p>
+      <w:r>
+        <w:t>________________________________________________________________</w:t>
+      </w:r>
+    </w:p>
+    <w:p>
+      <w:r>
+        <w:t>________________________________________________________________</w:t>
+      </w:r>
+    </w:p>
+    <w:p>
+      <w:pPr>
+        <w:pStyle w:val="Heading2"/>
+      </w:pPr>
+      <w:r>
+        <w:t>Earlier wording, alternatives and picture transcripts · reference / check after trying</w:t>
+      </w:r>
+    </w:p>
+    <w:p>
+      <w:pPr>
+        <w:pStyle w:val="Heading3"/>
+      </w:pPr>
+      <w:r>
         <w:t>Locate the earliest unsupported step</w:t>
       </w:r>
     </w:p>
     <w:p>
       <w:pPr>
-        <w:spacing w:line="336" w:lineRule="auto" w:after="180"/>
-      </w:pPr>
-      <w:r>
-        <w:rPr>
-          <w:b w:val="0"/>
-        </w:rPr>
-        <w:t xml:space="preserve">A learner totals </w:t>
-      </w:r>
-      <w:r>
-        <w:rPr>
-          <w:b/>
-        </w:rPr>
-        <w:t>squared error</w:t>
-      </w:r>
-      <w:r>
-        <w:rPr>
-          <w:b w:val="0"/>
-        </w:rPr>
-        <w:t>s 1, 0, 9 and divides by 2 because there are two nonzero errors. Correct the MSE.</w:t>
+        <w:pStyle w:val="Heading1"/>
+      </w:pPr>
+      <w:r>
+        <w:t>08. Practise paired residuals and losses with less help</w:t>
+      </w:r>
+    </w:p>
+    <w:p>
+      <w:r>
+        <w:t>Show the differences,squares,sum and divisor.</w:t>
+      </w:r>
+    </w:p>
+    <w:p>
+      <w:pPr>
+        <w:pStyle w:val="Heading2"/>
+      </w:pPr>
+      <w:r>
+        <w:t>Current task and response</w:t>
+      </w:r>
+    </w:p>
+    <w:p>
+      <w:pPr>
+        <w:pStyle w:val="ListBullet"/>
+      </w:pPr>
+      <w:r>
+        <w:t>For targets [2, 4] and predictions [1, 6], record residuals, squares and MSE.</w:t>
       </w:r>
     </w:p>
     <w:p>
@@ -2135,7 +2486,7 @@
         <w:pStyle w:val="Heading3"/>
       </w:pPr>
       <w:r>
-        <w:t>State one repair and the checks you would rerun.</w:t>
+        <w:t>Candidate R predicts [0, 3, 3] for targets [1, 3, 2]. Calculate residuals, squared errors and MSE. Compare R with the baseline.</w:t>
       </w:r>
     </w:p>
     <w:p>
@@ -2159,6 +2510,14 @@
       </w:r>
     </w:p>
     <w:p>
+      <w:pPr>
+        <w:pStyle w:val="Heading3"/>
+      </w:pPr>
+      <w:r>
+        <w:t>Explain your prediction to a partner before comparing results.</w:t>
+      </w:r>
+    </w:p>
+    <w:p>
       <w:r>
         <w:t>________________________________________________________________</w:t>
       </w:r>
@@ -2169,74 +2528,6 @@
       </w:r>
     </w:p>
     <w:p>
-      <w:pPr>
-        <w:pStyle w:val="Heading1"/>
-      </w:pPr>
-      <w:r>
-        <w:t>08. Practise together</w:t>
-      </w:r>
-    </w:p>
-    <w:p>
-      <w:r>
-        <w:t>Practise Loss functions with support, then explain the deciding step in your own words.</w:t>
-      </w:r>
-    </w:p>
-    <w:p>
-      <w:pPr>
-        <w:spacing w:line="336" w:lineRule="auto" w:after="180"/>
-      </w:pPr>
-      <w:r>
-        <w:rPr>
-          <w:b w:val="0"/>
-        </w:rPr>
-        <w:t xml:space="preserve">For </w:t>
-      </w:r>
-      <w:r>
-        <w:rPr>
-          <w:b/>
-        </w:rPr>
-        <w:t>target</w:t>
-      </w:r>
-      <w:r>
-        <w:rPr>
-          <w:b w:val="0"/>
-        </w:rPr>
-        <w:t xml:space="preserve">s [2, 4] and </w:t>
-      </w:r>
-      <w:r>
-        <w:rPr>
-          <w:b/>
-        </w:rPr>
-        <w:t>prediction</w:t>
-      </w:r>
-      <w:r>
-        <w:rPr>
-          <w:b w:val="0"/>
-        </w:rPr>
-        <w:t xml:space="preserve">s [1, 6], record </w:t>
-      </w:r>
-      <w:r>
-        <w:rPr>
-          <w:b/>
-        </w:rPr>
-        <w:t>residual</w:t>
-      </w:r>
-      <w:r>
-        <w:rPr>
-          <w:b w:val="0"/>
-        </w:rPr>
-        <w:t>s, squares and MSE.</w:t>
-      </w:r>
-    </w:p>
-    <w:p>
-      <w:pPr>
-        <w:pStyle w:val="Heading3"/>
-      </w:pPr>
-      <w:r>
-        <w:t>Candidate R predicts [0, 3, 3] for targets [1, 3, 2]. Calculate residuals, squared errors and MSE. Compare R with the baseline.</w:t>
-      </w:r>
-    </w:p>
-    <w:p>
       <w:r>
         <w:t>________________________________________________________________</w:t>
       </w:r>
@@ -2247,49 +2538,11 @@
       </w:r>
     </w:p>
     <w:p>
-      <w:r>
-        <w:t>________________________________________________________________</w:t>
-      </w:r>
-    </w:p>
-    <w:p>
-      <w:r>
-        <w:t>________________________________________________________________</w:t>
-      </w:r>
-    </w:p>
-    <w:p>
-      <w:pPr>
-        <w:pStyle w:val="Heading3"/>
-      </w:pPr>
-      <w:r>
-        <w:t>Explain your prediction to a partner before comparing results.</w:t>
-      </w:r>
-    </w:p>
-    <w:p>
-      <w:r>
-        <w:t>________________________________________________________________</w:t>
-      </w:r>
-    </w:p>
-    <w:p>
-      <w:r>
-        <w:t>________________________________________________________________</w:t>
-      </w:r>
-    </w:p>
-    <w:p>
-      <w:r>
-        <w:t>________________________________________________________________</w:t>
-      </w:r>
-    </w:p>
-    <w:p>
-      <w:r>
-        <w:t>________________________________________________________________</w:t>
-      </w:r>
-    </w:p>
-    <w:p>
-      <w:pPr>
-        <w:pStyle w:val="Heading3"/>
-      </w:pPr>
-      <w:r>
-        <w:t>Practise with less help: Expose cancellation</w:t>
+      <w:pPr>
+        <w:pStyle w:val="Heading2"/>
+      </w:pPr>
+      <w:r>
+        <w:t>Supported W2record</w:t>
       </w:r>
     </w:p>
     <w:p>
@@ -2407,82 +2660,49 @@
     </w:p>
     <w:p>
       <w:pPr>
+        <w:pStyle w:val="Heading2"/>
+      </w:pPr>
+      <w:r>
+        <w:t>Individual misconception check</w:t>
+      </w:r>
+    </w:p>
+    <w:p>
+      <w:pPr>
+        <w:pStyle w:val="ListBullet"/>
+      </w:pPr>
+      <w:r>
+        <w:t>Use the worked case for Loss functions. Proposed explanation: “Average residual is the loss”. Decide whether this explanation is supported. Point to the step or supplied fact that decides; explain your repair if needed.</w:t>
+      </w:r>
+    </w:p>
+    <w:p>
+      <w:pPr>
+        <w:pStyle w:val="ListBullet"/>
+      </w:pPr>
+      <w:r>
+        <w:t>Answer on your own before discussion. If you are unsure, say which step you need help with.</w:t>
+      </w:r>
+    </w:p>
+    <w:p>
+      <w:pPr>
+        <w:pStyle w:val="Heading2"/>
+      </w:pPr>
+      <w:r>
+        <w:t>Pictured criterion-change reasoning</w:t>
+      </w:r>
+    </w:p>
+    <w:p>
+      <w:pPr>
+        <w:pStyle w:val="ListBullet"/>
+      </w:pPr>
+      <w:r>
+        <w:t>Why must the report name the chosen loss? Point to the relevant step in the picture, then write the changed result and the rule or evidence that supports it.</w:t>
+      </w:r>
+    </w:p>
+    <w:p>
+      <w:pPr>
         <w:pStyle w:val="Heading3"/>
       </w:pPr>
       <w:r>
-        <w:t>Check your reasoning</w:t>
-      </w:r>
-    </w:p>
-    <w:p>
-      <w:pPr>
-        <w:spacing w:line="336" w:lineRule="auto" w:after="180"/>
-      </w:pPr>
-      <w:r>
-        <w:rPr>
-          <w:b w:val="0"/>
-        </w:rPr>
-        <w:t xml:space="preserve">Use the worked case for Loss functions. Proposed explanation: “Average </w:t>
-      </w:r>
-      <w:r>
-        <w:rPr>
-          <w:b/>
-        </w:rPr>
-        <w:t>residual</w:t>
-      </w:r>
-      <w:r>
-        <w:rPr>
-          <w:b w:val="0"/>
-        </w:rPr>
-        <w:t xml:space="preserve"> is the loss”. Decide whether this explanation is supported. Point to the step or supplied fact that decides; explain your repair if needed.</w:t>
-      </w:r>
-    </w:p>
-    <w:p>
-      <w:pPr>
-        <w:spacing w:line="336" w:lineRule="auto" w:after="180"/>
-      </w:pPr>
-      <w:r>
-        <w:rPr>
-          <w:b w:val="0"/>
-        </w:rPr>
-        <w:t>Answer on your own before discussion. If you are unsure, say which step you need help with.</w:t>
-      </w:r>
-    </w:p>
-    <w:p>
-      <w:pPr>
-        <w:pStyle w:val="Heading3"/>
-      </w:pPr>
-      <w:r>
-        <w:t>Explain the picture</w:t>
-      </w:r>
-    </w:p>
-    <w:p>
-      <w:pPr>
-        <w:spacing w:line="336" w:lineRule="auto" w:after="180"/>
-      </w:pPr>
-      <w:r>
-        <w:rPr>
-          <w:b w:val="0"/>
-        </w:rPr>
-        <w:t xml:space="preserve">Why must the report name the chosen loss? Point to the relevant step in the picture, then write the changed result and the rule or </w:t>
-      </w:r>
-      <w:r>
-        <w:rPr>
-          <w:b/>
-        </w:rPr>
-        <w:t>evidence</w:t>
-      </w:r>
-      <w:r>
-        <w:rPr>
-          <w:b w:val="0"/>
-        </w:rPr>
-        <w:t xml:space="preserve"> that supports it.</w:t>
-      </w:r>
-    </w:p>
-    <w:p>
-      <w:pPr>
-        <w:pStyle w:val="Heading3"/>
-      </w:pPr>
-      <w:r>
         <w:t>My explanation using a pictured step and the given facts</w:t>
       </w:r>
     </w:p>
@@ -2504,6 +2724,14 @@
     <w:p>
       <w:r>
         <w:t>________________________________________________________________</w:t>
+      </w:r>
+    </w:p>
+    <w:p>
+      <w:pPr>
+        <w:pStyle w:val="Heading2"/>
+      </w:pPr>
+      <w:r>
+        <w:t>Reserve the independent new comparison</w:t>
       </w:r>
     </w:p>
     <w:p>
@@ -2519,23 +2747,55 @@
     </w:p>
     <w:p>
       <w:pPr>
+        <w:pStyle w:val="Heading2"/>
+      </w:pPr>
+      <w:r>
+        <w:t>Earlier wording, alternatives and picture transcripts · reference / check after trying</w:t>
+      </w:r>
+    </w:p>
+    <w:p>
+      <w:pPr>
+        <w:pStyle w:val="Heading3"/>
+      </w:pPr>
+      <w:r>
+        <w:t>Practise with less help: Expose cancellation</w:t>
+      </w:r>
+    </w:p>
+    <w:p>
+      <w:pPr>
+        <w:pStyle w:val="Heading3"/>
+      </w:pPr>
+      <w:r>
+        <w:t>Check your reasoning</w:t>
+      </w:r>
+    </w:p>
+    <w:p>
+      <w:pPr>
+        <w:pStyle w:val="Heading3"/>
+      </w:pPr>
+      <w:r>
+        <w:t>Explain the picture</w:t>
+      </w:r>
+    </w:p>
+    <w:p>
+      <w:pPr>
         <w:pStyle w:val="Heading1"/>
       </w:pPr>
       <w:r>
-        <w:t>09. Run the investigation</w:t>
-      </w:r>
-    </w:p>
-    <w:p>
-      <w:r>
-        <w:t>Investigate Loss functions. Record the prediction, actual observation or labelled paper trace, explanation and next test separately.</w:t>
-      </w:r>
-    </w:p>
-    <w:p>
-      <w:pPr>
-        <w:pStyle w:val="Heading3"/>
-      </w:pPr>
-      <w:r>
-        <w:t>Predict, investigate and preserve the evidence</w:t>
+        <w:t>09. Investigate cancellation,denominators and row alignment</w:t>
+      </w:r>
+    </w:p>
+    <w:p>
+      <w:r>
+        <w:t>The complete probes distinguish arithmetic checks from valid evaluation evidence.</w:t>
+      </w:r>
+    </w:p>
+    <w:p>
+      <w:pPr>
+        <w:pStyle w:val="Heading2"/>
+      </w:pPr>
+      <w:r>
+        <w:t>Current task and runnable guarded MSE</w:t>
       </w:r>
     </w:p>
     <w:p>
@@ -2601,6 +2861,280 @@
         <w:t>print(mse([2, 2, 4], [1, 3, 2]))  # 2.0</w:t>
         <w:br/>
         <w:t>print(mse([2, 2], [1, 3]))        # 1.0</w:t>
+      </w:r>
+    </w:p>
+    <w:p>
+      <w:pPr>
+        <w:pStyle w:val="Heading2"/>
+      </w:pPr>
+      <w:r>
+        <w:t>Complete normal,zero,empty,missing and pairing probes</w:t>
+      </w:r>
+    </w:p>
+    <w:tbl>
+      <w:tblPr>
+        <w:tblStyle w:val="LightShading-Accent1"/>
+        <w:tblW w:type="auto" w:w="0"/>
+        <w:tblLook w:firstColumn="1" w:firstRow="1" w:lastColumn="0" w:lastRow="0" w:noHBand="0" w:noVBand="1" w:val="04A0"/>
+      </w:tblPr>
+      <w:tblGrid>
+        <w:gridCol w:w="5112"/>
+        <w:gridCol w:w="5112"/>
+      </w:tblGrid>
+      <w:tr>
+        <w:trPr>
+          <w:tblHeader/>
+        </w:trPr>
+        <w:tc>
+          <w:tcPr>
+            <w:tcW w:type="dxa" w:w="5112"/>
+          </w:tcPr>
+          <w:p>
+            <w:r>
+              <w:t>Complete loss probe</w:t>
+            </w:r>
+          </w:p>
+        </w:tc>
+        <w:tc>
+          <w:tcPr>
+            <w:tcW w:type="dxa" w:w="5112"/>
+          </w:tcPr>
+          <w:p>
+            <w:r>
+              <w:t>Expected result / action</w:t>
+            </w:r>
+          </w:p>
+        </w:tc>
+      </w:tr>
+      <w:tr>
+        <w:tc>
+          <w:tcPr>
+            <w:tcW w:type="dxa" w:w="5112"/>
+          </w:tcPr>
+          <w:p>
+            <w:r>
+              <w:t>Normal predictions[2, 2, 4], targets[1, 3, 2]</w:t>
+            </w:r>
+          </w:p>
+        </w:tc>
+        <w:tc>
+          <w:tcPr>
+            <w:tcW w:type="dxa" w:w="5112"/>
+          </w:tcPr>
+          <w:p>
+            <w:r>
+              <w:t>MSE(1+1+4)/3=2</w:t>
+            </w:r>
+          </w:p>
+        </w:tc>
+      </w:tr>
+      <w:tr>
+        <w:tc>
+          <w:tcPr>
+            <w:tcW w:type="dxa" w:w="5112"/>
+          </w:tcPr>
+          <w:p>
+            <w:r>
+              <w:t>Cancellation predictions[2, 2], targets[0, 4]</w:t>
+            </w:r>
+          </w:p>
+        </w:tc>
+        <w:tc>
+          <w:tcPr>
+            <w:tcW w:type="dxa" w:w="5112"/>
+          </w:tcPr>
+          <w:p>
+            <w:r>
+              <w:t>Residuals[2, −2], mean 0, MSE 4</w:t>
+            </w:r>
+          </w:p>
+        </w:tc>
+      </w:tr>
+      <w:tr>
+        <w:tc>
+          <w:tcPr>
+            <w:tcW w:type="dxa" w:w="5112"/>
+          </w:tcPr>
+          <w:p>
+            <w:r>
+              <w:t>Perfect pair predictions[1, 3], targets[1, 3]</w:t>
+            </w:r>
+          </w:p>
+        </w:tc>
+        <w:tc>
+          <w:tcPr>
+            <w:tcW w:type="dxa" w:w="5112"/>
+          </w:tcPr>
+          <w:p>
+            <w:r>
+              <w:t>MSE 0on these two references</w:t>
+            </w:r>
+          </w:p>
+        </w:tc>
+      </w:tr>
+      <w:tr>
+        <w:tc>
+          <w:tcPr>
+            <w:tcW w:type="dxa" w:w="5112"/>
+          </w:tcPr>
+          <w:p>
+            <w:r>
+              <w:t>Empty predictions/targets</w:t>
+            </w:r>
+          </w:p>
+        </w:tc>
+        <w:tc>
+          <w:tcPr>
+            <w:tcW w:type="dxa" w:w="5112"/>
+          </w:tcPr>
+          <w:p>
+            <w:r>
+              <w:t>ValueError:Need equal nonempty sequences</w:t>
+            </w:r>
+          </w:p>
+        </w:tc>
+      </w:tr>
+      <w:tr>
+        <w:tc>
+          <w:tcPr>
+            <w:tcW w:type="dxa" w:w="5112"/>
+          </w:tcPr>
+          <w:p>
+            <w:r>
+              <w:t>Lengths2 and1</w:t>
+            </w:r>
+          </w:p>
+        </w:tc>
+        <w:tc>
+          <w:tcPr>
+            <w:tcW w:type="dxa" w:w="5112"/>
+          </w:tcPr>
+          <w:p>
+            <w:r>
+              <w:t>Same ValueError; never silently truncate</w:t>
+            </w:r>
+          </w:p>
+        </w:tc>
+      </w:tr>
+      <w:tr>
+        <w:tc>
+          <w:tcPr>
+            <w:tcW w:type="dxa" w:w="5112"/>
+          </w:tcPr>
+          <w:p>
+            <w:r>
+              <w:t>Missing target[None]with prediction[1]</w:t>
+            </w:r>
+          </w:p>
+        </w:tc>
+        <w:tc>
+          <w:tcPr>
+            <w:tcW w:type="dxa" w:w="5112"/>
+          </w:tcPr>
+          <w:p>
+            <w:r>
+              <w:t>Outside numeric/reference contract; request/review the target, not guess 0</w:t>
+            </w:r>
+          </w:p>
+        </w:tc>
+      </w:tr>
+      <w:tr>
+        <w:tc>
+          <w:tcPr>
+            <w:tcW w:type="dxa" w:w="5112"/>
+          </w:tcPr>
+          <w:p>
+            <w:r>
+              <w:t>Squares1, 0, 9 over3 cases</w:t>
+            </w:r>
+          </w:p>
+        </w:tc>
+        <w:tc>
+          <w:tcPr>
+            <w:tcW w:type="dxa" w:w="5112"/>
+          </w:tcPr>
+          <w:p>
+            <w:r>
+              <w:t>MSE 10/3, not 10/2</w:t>
+            </w:r>
+          </w:p>
+        </w:tc>
+      </w:tr>
+      <w:tr>
+        <w:tc>
+          <w:tcPr>
+            <w:tcW w:type="dxa" w:w="5112"/>
+          </w:tcPr>
+          <w:p>
+            <w:r>
+              <w:t>Same two predictions[2, 4], targets[1, 3]versusmispaired[3, 1]</w:t>
+            </w:r>
+          </w:p>
+        </w:tc>
+        <w:tc>
+          <w:tcPr>
+            <w:tcW w:type="dxa" w:w="5112"/>
+          </w:tcPr>
+          <w:p>
+            <w:r>
+              <w:t>Correct pairing MSE 1; mispaired MSE 5 even though lengths match</w:t>
+            </w:r>
+          </w:p>
+        </w:tc>
+      </w:tr>
+      <w:tr>
+        <w:tc>
+          <w:tcPr>
+            <w:tcW w:type="dxa" w:w="5112"/>
+          </w:tcPr>
+          <w:p>
+            <w:r>
+              <w:t>Labels used for fitting or model choice</w:t>
+            </w:r>
+          </w:p>
+        </w:tc>
+        <w:tc>
+          <w:tcPr>
+            <w:tcW w:type="dxa" w:w="5112"/>
+          </w:tcPr>
+          <w:p>
+            <w:r>
+              <w:t>Report training/development loss, not an untouched final estimate</w:t>
+            </w:r>
+          </w:p>
+        </w:tc>
+      </w:tr>
+    </w:tbl>
+    <w:p>
+      <w:pPr>
+        <w:pStyle w:val="Heading2"/>
+      </w:pPr>
+      <w:r>
+        <w:t>Predict,run or trace,and explain</w:t>
+      </w:r>
+    </w:p>
+    <w:p>
+      <w:pPr>
+        <w:pStyle w:val="ListNumber"/>
+      </w:pPr>
+      <w:r>
+        <w:t>Predict every probe before calling mse in separate runs or tracing it on paper. Save each residual, square, total and divisor. The function guards nonempty equal lengths but assumes valid numeric, correctly paired records; it cannot detect reordered case identities. Keep the fixed baseline’s origin as supplied/unknown rather than fit it from evaluation labels. Report split, number of cases, units and MSE definition. A lower observed loss under one objective does not establish all future performance or real-use consequences.</w:t>
+      </w:r>
+    </w:p>
+    <w:p>
+      <w:pPr>
+        <w:pStyle w:val="ListNumber"/>
+      </w:pPr>
+      <w:r>
+        <w:t>On paper, trace the supplied procedure. If code is provided, predict before running it in a local practice file. Never write an expected answer as though it were an observed run.</w:t>
+      </w:r>
+    </w:p>
+    <w:p>
+      <w:pPr>
+        <w:pStyle w:val="Heading2"/>
+      </w:pPr>
+      <w:r>
+        <w:t>Keep the evidence ledger</w:t>
       </w:r>
     </w:p>
     <w:tbl>
@@ -2747,7 +3281,15 @@
         <w:rPr>
           <w:b w:val="0"/>
         </w:rPr>
-        <w:t>On paper, trace the supplied procedure. If code is provided, predict before running it in a local practice file. Never write an expected answer as though it were an observed run.</w:t>
+        <w:t>Before trying: what do I expect, and why? While trying: which step could first go wrong? Afterwards: what did I actually observe, and what should change? Keep “not run” if you only traced the procedure.</w:t>
+      </w:r>
+    </w:p>
+    <w:p>
+      <w:pPr>
+        <w:pStyle w:val="Heading2"/>
+      </w:pPr>
+      <w:r>
+        <w:t>Earlier wording, alternatives and picture transcripts · reference / check after trying</w:t>
       </w:r>
     </w:p>
     <w:p>
@@ -2755,39 +3297,53 @@
         <w:pStyle w:val="Heading3"/>
       </w:pPr>
       <w:r>
+        <w:t>Predict, investigate and preserve the evidence</w:t>
+      </w:r>
+    </w:p>
+    <w:p>
+      <w:pPr>
+        <w:pStyle w:val="Heading3"/>
+      </w:pPr>
+      <w:r>
         <w:t>Plan → try → check</w:t>
       </w:r>
     </w:p>
     <w:p>
       <w:pPr>
+        <w:pStyle w:val="Heading1"/>
+      </w:pPr>
+      <w:r>
+        <w:t>14. Try alone: compare new predictions under two objectives</w:t>
+      </w:r>
+    </w:p>
+    <w:p>
+      <w:r>
+        <w:t>Use the new targets and show what changes in the ranking.</w:t>
+      </w:r>
+    </w:p>
+    <w:p>
+      <w:pPr>
+        <w:pStyle w:val="Heading2"/>
+      </w:pPr>
+      <w:r>
+        <w:t>Complete new independent prediction vectors</w:t>
+      </w:r>
+    </w:p>
+    <w:p>
+      <w:pPr>
         <w:spacing w:line="336" w:lineRule="auto" w:after="180"/>
       </w:pPr>
+      <w:r>
+        <w:rPr>
+          <w:b/>
+        </w:rPr>
+        <w:t>Target</w:t>
+      </w:r>
       <w:r>
         <w:rPr>
           <w:b w:val="0"/>
         </w:rPr>
-        <w:t>Before trying: what do I expect, and why? While trying: which step could first go wrong? Afterwards: what did I actually observe, and what should change? Keep “not run” if you only traced the procedure.</w:t>
-      </w:r>
-    </w:p>
-    <w:p>
-      <w:pPr>
-        <w:pStyle w:val="Heading1"/>
-      </w:pPr>
-      <w:r>
-        <w:t>10. Build your understanding</w:t>
-      </w:r>
-    </w:p>
-    <w:p>
-      <w:r>
-        <w:t>Move from recall to tracing, diagnosis and transfer in Loss functions. Explain why each step is justified.</w:t>
-      </w:r>
-    </w:p>
-    <w:p>
-      <w:pPr>
-        <w:pStyle w:val="Heading3"/>
-      </w:pPr>
-      <w:r>
-        <w:t>Explain → apply → challenge</w:t>
+        <w:t>s are [0, 2, 4]. Model A predicts [1, 2, 3]; model B predicts [0, 2, 2]. Calculate both MSEs and identify the better model under MSE on these cases. Calculate mean absolute errors too.</w:t>
       </w:r>
     </w:p>
     <w:p>
@@ -2798,78 +3354,210 @@
         <w:rPr>
           <w:b w:val="0"/>
         </w:rPr>
-        <w:t xml:space="preserve">For </w:t>
-      </w:r>
+        <w:t>State what changes in the conclusion.</w:t>
+      </w:r>
+    </w:p>
+    <w:p>
+      <w:pPr>
+        <w:pStyle w:val="Heading2"/>
+      </w:pPr>
+      <w:r>
+        <w:t>First attempt and support record</w:t>
+      </w:r>
+    </w:p>
+    <w:p>
+      <w:pPr>
+        <w:pStyle w:val="Heading3"/>
+      </w:pPr>
+      <w:r>
+        <w:t>My independent explanation, trace and limits</w:t>
+      </w:r>
+    </w:p>
+    <w:p>
+      <w:r>
+        <w:t>________________________________________________________________</w:t>
+      </w:r>
+    </w:p>
+    <w:p>
+      <w:r>
+        <w:t>________________________________________________________________</w:t>
+      </w:r>
+    </w:p>
+    <w:p>
+      <w:r>
+        <w:t>________________________________________________________________</w:t>
+      </w:r>
+    </w:p>
+    <w:p>
+      <w:r>
+        <w:t>________________________________________________________________</w:t>
+      </w:r>
+    </w:p>
+    <w:p>
+      <w:r>
+        <w:t>________________________________________________________________</w:t>
+      </w:r>
+    </w:p>
+    <w:p>
+      <w:r>
+        <w:t>________________________________________________________________</w:t>
+      </w:r>
+    </w:p>
+    <w:p>
+      <w:r>
+        <w:t>________________________________________________________________</w:t>
+      </w:r>
+    </w:p>
+    <w:p>
+      <w:pPr>
+        <w:spacing w:line="336" w:lineRule="auto" w:after="180"/>
+      </w:pPr>
+      <w:r>
+        <w:rPr>
+          <w:b w:val="0"/>
+        </w:rPr>
+        <w:t>Attempt this case before feedback. Record any help. Earlier examples below are further practice; a case already practised with feedback cannot establish fresh transfer.</w:t>
+      </w:r>
+    </w:p>
+    <w:p>
+      <w:pPr>
+        <w:pStyle w:val="Heading2"/>
+      </w:pPr>
+      <w:r>
+        <w:t>Use feedback after trying</w:t>
+      </w:r>
+    </w:p>
+    <w:p>
+      <w:pPr>
+        <w:spacing w:line="336" w:lineRule="auto" w:after="180"/>
+      </w:pPr>
+      <w:r>
+        <w:rPr>
+          <w:b w:val="0"/>
+        </w:rPr>
+        <w:t>Attempt the independent case before hints. Record whether you worked alone, used a hint or followed a model. After feedback, fix the first unsupported step and explain why it changed.</w:t>
+      </w:r>
+    </w:p>
+    <w:p>
+      <w:pPr>
+        <w:spacing w:line="336" w:lineRule="auto" w:after="180"/>
+      </w:pPr>
+      <w:r>
+        <w:rPr>
+          <w:b w:val="0"/>
+        </w:rPr>
+        <w:t>A later check uses a changed case, not a copied answer.</w:t>
+      </w:r>
+    </w:p>
+    <w:p>
+      <w:pPr>
+        <w:pStyle w:val="Heading2"/>
+      </w:pPr>
+      <w:r>
+        <w:t>Earlier wording, alternatives and picture transcripts · reference / check after trying</w:t>
+      </w:r>
+    </w:p>
+    <w:p>
+      <w:pPr>
+        <w:pStyle w:val="Heading3"/>
+      </w:pPr>
+      <w:r>
+        <w:t>Independent case: Compare an unfamiliar evaluation independently</w:t>
+      </w:r>
+    </w:p>
+    <w:p>
+      <w:pPr>
+        <w:pStyle w:val="Heading3"/>
+      </w:pPr>
+      <w:r>
+        <w:t>Attempt this without hints</w:t>
+      </w:r>
+    </w:p>
+    <w:p>
+      <w:pPr>
+        <w:spacing w:line="336" w:lineRule="auto" w:after="180"/>
+      </w:pPr>
       <w:r>
         <w:rPr>
           <w:b/>
         </w:rPr>
-        <w:t>target</w:t>
+        <w:t>Target</w:t>
       </w:r>
       <w:r>
         <w:rPr>
           <w:b w:val="0"/>
         </w:rPr>
-        <w:t xml:space="preserve">s [2, 4] and </w:t>
-      </w:r>
-      <w:r>
-        <w:rPr>
-          <w:b/>
-        </w:rPr>
-        <w:t>prediction</w:t>
-      </w:r>
+        <w:t>s are [0, 2, 4]. Model A predicts [1, 2, 3]; model B predicts [0, 2, 2]. Calculate both MSEs and identify the better model under MSE on these cases. Calculate mean absolute errors too.</w:t>
+      </w:r>
+    </w:p>
+    <w:p>
+      <w:pPr>
+        <w:spacing w:line="336" w:lineRule="auto" w:after="180"/>
+      </w:pPr>
       <w:r>
         <w:rPr>
           <w:b w:val="0"/>
         </w:rPr>
-        <w:t xml:space="preserve">s [1, 6], record </w:t>
-      </w:r>
-      <w:r>
-        <w:rPr>
-          <w:b/>
-        </w:rPr>
-        <w:t>residual</w:t>
-      </w:r>
+        <w:t>State what changes in the conclusion.</w:t>
+      </w:r>
+    </w:p>
+    <w:p>
+      <w:pPr>
+        <w:pStyle w:val="Heading3"/>
+      </w:pPr>
+      <w:r>
+        <w:t>My independent procedure, result and limitation</w:t>
+      </w:r>
+    </w:p>
+    <w:p>
+      <w:r>
+        <w:t>________________________________________________________________</w:t>
+      </w:r>
+    </w:p>
+    <w:p>
+      <w:r>
+        <w:t>________________________________________________________________</w:t>
+      </w:r>
+    </w:p>
+    <w:p>
+      <w:r>
+        <w:t>________________________________________________________________</w:t>
+      </w:r>
+    </w:p>
+    <w:p>
+      <w:r>
+        <w:t>________________________________________________________________</w:t>
+      </w:r>
+    </w:p>
+    <w:p>
+      <w:r>
+        <w:t>________________________________________________________________</w:t>
+      </w:r>
+    </w:p>
+    <w:p>
+      <w:r>
+        <w:t>________________________________________________________________</w:t>
+      </w:r>
+    </w:p>
+    <w:p>
+      <w:r>
+        <w:t>________________________________________________________________</w:t>
+      </w:r>
+    </w:p>
+    <w:p>
+      <w:r>
+        <w:t>________________________________________________________________</w:t>
+      </w:r>
+    </w:p>
+    <w:p>
+      <w:pPr>
+        <w:spacing w:line="336" w:lineRule="auto" w:after="180"/>
+      </w:pPr>
       <w:r>
         <w:rPr>
           <w:b w:val="0"/>
         </w:rPr>
-        <w:t>s, squares and MSE.</w:t>
-      </w:r>
-    </w:p>
-    <w:p>
-      <w:pPr>
-        <w:spacing w:line="336" w:lineRule="auto" w:after="180"/>
-      </w:pPr>
-      <w:r>
-        <w:rPr>
-          <w:b w:val="0"/>
-        </w:rPr>
-        <w:t xml:space="preserve">A learner totals </w:t>
-      </w:r>
-      <w:r>
-        <w:rPr>
-          <w:b/>
-        </w:rPr>
-        <w:t>squared error</w:t>
-      </w:r>
-      <w:r>
-        <w:rPr>
-          <w:b w:val="0"/>
-        </w:rPr>
-        <w:t>s 1, 0, 9 and divides by 2 because there are two nonzero errors. Correct the MSE.</w:t>
-      </w:r>
-    </w:p>
-    <w:p>
-      <w:pPr>
-        <w:spacing w:line="336" w:lineRule="auto" w:after="180"/>
-        <w:shd w:fill="F5F1FB"/>
-      </w:pPr>
-      <w:r>
-        <w:rPr>
-          <w:b w:val="0"/>
-        </w:rPr>
-        <w:t>A team tries ten models and picks the one with the lowest final-test MSE. Can that same result be presented as an untouched final evaluation?</w:t>
+        <w:t>Record support used: none, hint or teacher explanation. After feedback, a different case is needed to demonstrate independence.</w:t>
       </w:r>
     </w:p>
     <w:p>
@@ -2877,32 +3565,7 @@
         <w:pStyle w:val="Heading3"/>
       </w:pPr>
       <w:r>
-        <w:t>Explain which evidence supports your conclusion and which claim remains unproved.</w:t>
-      </w:r>
-    </w:p>
-    <w:p>
-      <w:r>
-        <w:t>________________________________________________________________</w:t>
-      </w:r>
-    </w:p>
-    <w:p>
-      <w:r>
-        <w:t>________________________________________________________________</w:t>
-      </w:r>
-    </w:p>
-    <w:p>
-      <w:r>
-        <w:t>________________________________________________________________</w:t>
-      </w:r>
-    </w:p>
-    <w:p>
-      <w:r>
-        <w:t>________________________________________________________________</w:t>
-      </w:r>
-    </w:p>
-    <w:p>
-      <w:r>
-        <w:t>________________________________________________________________</w:t>
+        <w:t>Use feedback to improve</w:t>
       </w:r>
     </w:p>
     <w:p>
@@ -2910,12 +3573,20 @@
         <w:pStyle w:val="Heading1"/>
       </w:pPr>
       <w:r>
-        <w:t>11. Connect your project</w:t>
-      </w:r>
-    </w:p>
-    <w:p>
-      <w:r>
-        <w:t>Apply this week’s idea to Image-pattern Network Investigation. Keep an annotated decision and the evidence supporting it.</w:t>
+        <w:t>11. Keep losses linked to references and split roles</w:t>
+      </w:r>
+    </w:p>
+    <w:p>
+      <w:r>
+        <w:t>The model’s own predictions and paired targets should support the reported score.</w:t>
+      </w:r>
+    </w:p>
+    <w:p>
+      <w:pPr>
+        <w:pStyle w:val="Heading2"/>
+      </w:pPr>
+      <w:r>
+        <w:t>Project artifact and evidence table</w:t>
       </w:r>
     </w:p>
     <w:p>
@@ -3118,10 +3789,10 @@
     </w:tbl>
     <w:p>
       <w:pPr>
-        <w:pStyle w:val="Heading3"/>
-      </w:pPr>
-      <w:r>
-        <w:t>Evidence for your project</w:t>
+        <w:pStyle w:val="Heading2"/>
+      </w:pPr>
+      <w:r>
+        <w:t>Actual run/trace and remaining limits</w:t>
       </w:r>
     </w:p>
     <w:p>
@@ -3160,32 +3831,134 @@
     </w:p>
     <w:p>
       <w:pPr>
+        <w:pStyle w:val="Heading2"/>
+      </w:pPr>
+      <w:r>
+        <w:t>Earlier wording, alternatives and picture transcripts · reference / check after trying</w:t>
+      </w:r>
+    </w:p>
+    <w:p>
+      <w:pPr>
+        <w:pStyle w:val="Heading3"/>
+      </w:pPr>
+      <w:r>
+        <w:t>Evidence for your project</w:t>
+      </w:r>
+    </w:p>
+    <w:p>
+      <w:pPr>
         <w:pStyle w:val="Heading1"/>
       </w:pPr>
       <w:r>
-        <w:t>12. Show what you know</w:t>
-      </w:r>
-    </w:p>
-    <w:p>
-      <w:r>
-        <w:t>Use a genuinely new case for independent evidence. Previously discussed examples remain practice; use the separately named independent case before feedback.</w:t>
+        <w:t>16. Finish with one calculated loss and one bounded claim</w:t>
+      </w:r>
+    </w:p>
+    <w:p>
+      <w:r>
+        <w:t>Name which cases and objective the result describes.</w:t>
+      </w:r>
+    </w:p>
+    <w:p>
+      <w:pPr>
+        <w:pStyle w:val="Heading2"/>
+      </w:pPr>
+      <w:r>
+        <w:t>Retrieve and explain</w:t>
+      </w:r>
+    </w:p>
+    <w:p>
+      <w:pPr>
+        <w:pStyle w:val="ListBullet"/>
+      </w:pPr>
+      <w:r>
+        <w:t>Close your notes. Explain this goal in your own words: Calculate per-example squared error and mean squared error</w:t>
+      </w:r>
+    </w:p>
+    <w:p>
+      <w:pPr>
+        <w:pStyle w:val="Heading3"/>
+      </w:pPr>
+      <w:r>
+        <w:t>My deciding step, evidence and one remaining question</w:t>
+      </w:r>
+    </w:p>
+    <w:p>
+      <w:r>
+        <w:t>________________________________________________________________</w:t>
+      </w:r>
+    </w:p>
+    <w:p>
+      <w:r>
+        <w:t>________________________________________________________________</w:t>
+      </w:r>
+    </w:p>
+    <w:p>
+      <w:r>
+        <w:t>________________________________________________________________</w:t>
+      </w:r>
+    </w:p>
+    <w:p>
+      <w:r>
+        <w:t>________________________________________________________________</w:t>
+      </w:r>
+    </w:p>
+    <w:p>
+      <w:r>
+        <w:t>________________________________________________________________</w:t>
+      </w:r>
+    </w:p>
+    <w:p>
+      <w:pPr>
+        <w:pStyle w:val="Heading2"/>
+      </w:pPr>
+      <w:r>
+        <w:t>Plan a changed-case return</w:t>
       </w:r>
     </w:p>
     <w:p>
       <w:pPr>
         <w:spacing w:line="336" w:lineRule="auto" w:after="180"/>
       </w:pPr>
+      <w:r>
+        <w:rPr>
+          <w:b w:val="0"/>
+        </w:rPr>
+        <w:t xml:space="preserve">If you are unsure, return to the worked picture and explain one arrow. If you are ready, change an </w:t>
+      </w:r>
       <w:r>
         <w:rPr>
           <w:b/>
         </w:rPr>
-        <w:t>Training</w:t>
+        <w:t>input</w:t>
       </w:r>
       <w:r>
         <w:rPr>
           <w:b w:val="0"/>
         </w:rPr>
-        <w:t xml:space="preserve"> loss measures the cases used to adjust parameters. Validation loss can guide choices, so repeated use makes it development </w:t>
+        <w:t xml:space="preserve"> or assumption and justify your </w:t>
+      </w:r>
+      <w:r>
+        <w:rPr>
+          <w:b/>
+        </w:rPr>
+        <w:t>prediction</w:t>
+      </w:r>
+      <w:r>
+        <w:rPr>
+          <w:b w:val="0"/>
+        </w:rPr>
+        <w:t>.</w:t>
+      </w:r>
+    </w:p>
+    <w:p>
+      <w:pPr>
+        <w:spacing w:line="336" w:lineRule="auto" w:after="180"/>
+      </w:pPr>
+      <w:r>
+        <w:rPr>
+          <w:b w:val="0"/>
+        </w:rPr>
+        <w:t xml:space="preserve">Save your workbook </w:t>
       </w:r>
       <w:r>
         <w:rPr>
@@ -3197,25 +3970,305 @@
         <w:rPr>
           <w:b w:val="0"/>
         </w:rPr>
-        <w:t>.</w:t>
-      </w:r>
-    </w:p>
-    <w:p>
-      <w:pPr>
-        <w:spacing w:line="336" w:lineRule="auto" w:after="180"/>
-      </w:pPr>
-      <w:r>
-        <w:rPr>
-          <w:b w:val="0"/>
-        </w:rPr>
-        <w:t>A reserved final test supports a separate evaluation claim only while it remains outside those choices. Always report the split, number of cases and loss definition.</w:t>
-      </w:r>
-    </w:p>
+        <w:t>. At the next review, try a different case before opening your old answer.</w:t>
+      </w:r>
+    </w:p>
+    <w:p>
+      <w:pPr>
+        <w:pStyle w:val="Heading1"/>
+      </w:pPr>
+      <w:r>
+        <w:t>Reference bank and extra practice</w:t>
+      </w:r>
+    </w:p>
+    <w:p>
+      <w:pPr>
+        <w:pStyle w:val="Heading1"/>
+      </w:pPr>
+      <w:r>
+        <w:t>05. Reference · Use the mathematical words precisely</w:t>
+      </w:r>
+    </w:p>
+    <w:p>
+      <w:r>
+        <w:t>Connect each term to a value or step in the current example.</w:t>
+      </w:r>
+    </w:p>
+    <w:p>
+      <w:pPr>
+        <w:pStyle w:val="Heading2"/>
+      </w:pPr>
+      <w:r>
+        <w:t>Vocabulary and your explanation</w:t>
+      </w:r>
+    </w:p>
+    <w:tbl>
+      <w:tblPr>
+        <w:tblStyle w:val="LightShading-Accent1"/>
+        <w:tblW w:type="auto" w:w="0"/>
+        <w:tblLook w:firstColumn="1" w:firstRow="1" w:lastColumn="0" w:lastRow="0" w:noHBand="0" w:noVBand="1" w:val="04A0"/>
+      </w:tblPr>
+      <w:tblGrid>
+        <w:gridCol w:w="5112"/>
+        <w:gridCol w:w="5112"/>
+      </w:tblGrid>
+      <w:tr>
+        <w:trPr>
+          <w:tblHeader/>
+        </w:trPr>
+        <w:tc>
+          <w:tcPr>
+            <w:tcW w:type="dxa" w:w="5112"/>
+          </w:tcPr>
+          <w:p>
+            <w:r>
+              <w:t>Word</w:t>
+            </w:r>
+          </w:p>
+        </w:tc>
+        <w:tc>
+          <w:tcPr>
+            <w:tcW w:type="dxa" w:w="5112"/>
+          </w:tcPr>
+          <w:p>
+            <w:r>
+              <w:t>Meaning</w:t>
+            </w:r>
+          </w:p>
+        </w:tc>
+      </w:tr>
+      <w:tr>
+        <w:tc>
+          <w:tcPr>
+            <w:tcW w:type="dxa" w:w="5112"/>
+          </w:tcPr>
+          <w:p>
+            <w:r>
+              <w:t>Target</w:t>
+            </w:r>
+          </w:p>
+        </w:tc>
+        <w:tc>
+          <w:tcPr>
+            <w:tcW w:type="dxa" w:w="5112"/>
+          </w:tcPr>
+          <w:p>
+            <w:r>
+              <w:t>The recorded value a model is intended to predict</w:t>
+            </w:r>
+          </w:p>
+        </w:tc>
+      </w:tr>
+      <w:tr>
+        <w:tc>
+          <w:tcPr>
+            <w:tcW w:type="dxa" w:w="5112"/>
+          </w:tcPr>
+          <w:p>
+            <w:r>
+              <w:t>Residual</w:t>
+            </w:r>
+          </w:p>
+        </w:tc>
+        <w:tc>
+          <w:tcPr>
+            <w:tcW w:type="dxa" w:w="5112"/>
+          </w:tcPr>
+          <w:p>
+            <w:r>
+              <w:t>Prediction minus target under the sign convention used here</w:t>
+            </w:r>
+          </w:p>
+        </w:tc>
+      </w:tr>
+      <w:tr>
+        <w:tc>
+          <w:tcPr>
+            <w:tcW w:type="dxa" w:w="5112"/>
+          </w:tcPr>
+          <w:p>
+            <w:r>
+              <w:t>Squared error</w:t>
+            </w:r>
+          </w:p>
+        </w:tc>
+        <w:tc>
+          <w:tcPr>
+            <w:tcW w:type="dxa" w:w="5112"/>
+          </w:tcPr>
+          <w:p>
+            <w:r>
+              <w:t>The square of a numerical residual</w:t>
+            </w:r>
+          </w:p>
+        </w:tc>
+      </w:tr>
+      <w:tr>
+        <w:tc>
+          <w:tcPr>
+            <w:tcW w:type="dxa" w:w="5112"/>
+          </w:tcPr>
+          <w:p>
+            <w:r>
+              <w:t>Mean squared error</w:t>
+            </w:r>
+          </w:p>
+        </w:tc>
+        <w:tc>
+          <w:tcPr>
+            <w:tcW w:type="dxa" w:w="5112"/>
+          </w:tcPr>
+          <w:p>
+            <w:r>
+              <w:t>The average squared error over the evaluated examples</w:t>
+            </w:r>
+          </w:p>
+        </w:tc>
+      </w:tr>
+    </w:tbl>
     <w:p>
       <w:pPr>
         <w:pStyle w:val="Heading3"/>
       </w:pPr>
       <w:r>
+        <w:t>Use two terms to explain a step in this week’s example.</w:t>
+      </w:r>
+    </w:p>
+    <w:p>
+      <w:r>
+        <w:t>________________________________________________________________</w:t>
+      </w:r>
+    </w:p>
+    <w:p>
+      <w:r>
+        <w:t>________________________________________________________________</w:t>
+      </w:r>
+    </w:p>
+    <w:p>
+      <w:r>
+        <w:t>________________________________________________________________</w:t>
+      </w:r>
+    </w:p>
+    <w:p>
+      <w:pPr>
+        <w:pStyle w:val="Heading1"/>
+      </w:pPr>
+      <w:r>
+        <w:t>10. Extra challenge · Explain a stronger case</w:t>
+      </w:r>
+    </w:p>
+    <w:p>
+      <w:r>
+        <w:t>Choose the next challenge after the main route.</w:t>
+      </w:r>
+    </w:p>
+    <w:p>
+      <w:pPr>
+        <w:pStyle w:val="Heading2"/>
+      </w:pPr>
+      <w:r>
+        <w:t>Explain,repair and extend</w:t>
+      </w:r>
+    </w:p>
+    <w:p>
+      <w:pPr>
+        <w:pStyle w:val="Heading3"/>
+      </w:pPr>
+      <w:r>
+        <w:t>Explain → apply → challenge</w:t>
+      </w:r>
+    </w:p>
+    <w:p>
+      <w:pPr>
+        <w:pStyle w:val="ListBullet"/>
+      </w:pPr>
+      <w:r>
+        <w:t>For targets [2, 4] and predictions [1, 6], record residuals, squares and MSE.</w:t>
+      </w:r>
+    </w:p>
+    <w:p>
+      <w:pPr>
+        <w:pStyle w:val="ListBullet"/>
+      </w:pPr>
+      <w:r>
+        <w:t>A learner totals squared errors 1, 0, 9 and divides by 2 because there are two nonzero errors. Correct the MSE.</w:t>
+      </w:r>
+    </w:p>
+    <w:p>
+      <w:pPr>
+        <w:pStyle w:val="ListBullet"/>
+      </w:pPr>
+      <w:r>
+        <w:t>A team tries ten models and picks the one with the lowest final-test MSE. Can that same result be presented as an untouched final evaluation?</w:t>
+      </w:r>
+    </w:p>
+    <w:p>
+      <w:pPr>
+        <w:pStyle w:val="Heading3"/>
+      </w:pPr>
+      <w:r>
+        <w:t>Explain which evidence supports your conclusion and which claim remains unproved.</w:t>
+      </w:r>
+    </w:p>
+    <w:p>
+      <w:r>
+        <w:t>________________________________________________________________</w:t>
+      </w:r>
+    </w:p>
+    <w:p>
+      <w:r>
+        <w:t>________________________________________________________________</w:t>
+      </w:r>
+    </w:p>
+    <w:p>
+      <w:r>
+        <w:t>________________________________________________________________</w:t>
+      </w:r>
+    </w:p>
+    <w:p>
+      <w:r>
+        <w:t>________________________________________________________________</w:t>
+      </w:r>
+    </w:p>
+    <w:p>
+      <w:r>
+        <w:t>________________________________________________________________</w:t>
+      </w:r>
+    </w:p>
+    <w:p>
+      <w:pPr>
+        <w:pStyle w:val="Heading1"/>
+      </w:pPr>
+      <w:r>
+        <w:t>12. Reference · Check the representation and its limits</w:t>
+      </w:r>
+    </w:p>
+    <w:p>
+      <w:r>
+        <w:t>Use after practice;reserve the new independent three-case MSE/MAEcomparison for the first individual attempt.</w:t>
+      </w:r>
+    </w:p>
+    <w:p>
+      <w:pPr>
+        <w:pStyle w:val="Heading2"/>
+      </w:pPr>
+      <w:r>
+        <w:t>Current explanation and response</w:t>
+      </w:r>
+    </w:p>
+    <w:p>
+      <w:pPr>
+        <w:pStyle w:val="ListBullet"/>
+      </w:pPr>
+      <w:r>
+        <w:t>Training loss measures the cases used to adjust parameters. Validation loss can guide choices, so repeated use makes it development evidence. A reserved final test supports a separate evaluation claim only while it remains outside those choices. Always report the split, number of cases and loss definition.</w:t>
+      </w:r>
+    </w:p>
+    <w:p>
+      <w:pPr>
+        <w:pStyle w:val="Heading3"/>
+      </w:pPr>
+      <w:r>
         <w:t>A model reports MSE zero on its training rows. What has this shown, and why is it insufficient to claim perfect future predictions?</w:t>
       </w:r>
     </w:p>
@@ -3241,24 +4294,17 @@
     </w:p>
     <w:p>
       <w:pPr>
-        <w:spacing w:line="336" w:lineRule="auto" w:after="180"/>
-      </w:pPr>
-      <w:r>
-        <w:rPr>
-          <w:b w:val="0"/>
-        </w:rPr>
+        <w:pStyle w:val="ListBullet"/>
+      </w:pPr>
+      <w:r>
         <w:t>Next week studies local changes in a loss, preparing us to choose a direction for a parameter update.</w:t>
       </w:r>
     </w:p>
     <w:p>
       <w:pPr>
-        <w:spacing w:line="336" w:lineRule="auto" w:after="180"/>
-        <w:shd w:fill="F5F1FB"/>
-      </w:pPr>
-      <w:r>
-        <w:rPr>
-          <w:b w:val="0"/>
-        </w:rPr>
+        <w:pStyle w:val="ListBullet"/>
+      </w:pPr>
+      <w:r>
         <w:t>A team tries ten models and picks the one with the lowest final-test MSE. Can that same result be presented as an untouched final evaluation?</w:t>
       </w:r>
     </w:p>
@@ -3295,12 +4341,20 @@
         <w:pStyle w:val="Heading1"/>
       </w:pPr>
       <w:r>
-        <w:t>13. Study a complete case</w:t>
-      </w:r>
-    </w:p>
-    <w:p>
-      <w:r>
-        <w:t>Revisit the complete Loss functions case for supported practice. Repeated examples do not become fresh assessments.</w:t>
+        <w:t>13. Extra practice · Revisit the complete trace</w:t>
+      </w:r>
+    </w:p>
+    <w:p>
+      <w:r>
+        <w:t>Predict before reading the supplied steps.</w:t>
+      </w:r>
+    </w:p>
+    <w:p>
+      <w:pPr>
+        <w:pStyle w:val="Heading2"/>
+      </w:pPr>
+      <w:r>
+        <w:t>Complete trace and evidence</w:t>
       </w:r>
     </w:p>
     <w:p>
@@ -3533,240 +4587,20 @@
         <w:pStyle w:val="Heading1"/>
       </w:pPr>
       <w:r>
-        <w:t>14. Try a new case independently</w:t>
-      </w:r>
-    </w:p>
-    <w:p>
-      <w:r>
-        <w:t>Attempt the reserved new case before feedback. Record support; the earlier examples below remain additional practice.</w:t>
-      </w:r>
-    </w:p>
-    <w:p>
-      <w:pPr>
-        <w:pStyle w:val="Heading3"/>
-      </w:pPr>
-      <w:r>
-        <w:t>Independent case: Compare an unfamiliar evaluation independently</w:t>
-      </w:r>
-    </w:p>
-    <w:p>
-      <w:pPr>
-        <w:spacing w:line="336" w:lineRule="auto" w:after="180"/>
-      </w:pPr>
-      <w:r>
-        <w:rPr>
-          <w:b/>
-        </w:rPr>
-        <w:t>Target</w:t>
-      </w:r>
-      <w:r>
-        <w:rPr>
-          <w:b w:val="0"/>
-        </w:rPr>
-        <w:t>s are [0, 2, 4]. Model A predicts [1, 2, 3]; model B predicts [0, 2, 2]. Calculate both MSEs and identify the better model under MSE on these cases. Calculate mean absolute errors too.</w:t>
-      </w:r>
-    </w:p>
-    <w:p>
-      <w:pPr>
-        <w:spacing w:line="336" w:lineRule="auto" w:after="180"/>
-      </w:pPr>
-      <w:r>
-        <w:rPr>
-          <w:b w:val="0"/>
-        </w:rPr>
-        <w:t>State what changes in the conclusion.</w:t>
-      </w:r>
-    </w:p>
-    <w:p>
-      <w:pPr>
-        <w:pStyle w:val="Heading3"/>
-      </w:pPr>
-      <w:r>
-        <w:t>My independent explanation, trace and limits</w:t>
-      </w:r>
-    </w:p>
-    <w:p>
-      <w:r>
-        <w:t>________________________________________________________________</w:t>
-      </w:r>
-    </w:p>
-    <w:p>
-      <w:r>
-        <w:t>________________________________________________________________</w:t>
-      </w:r>
-    </w:p>
-    <w:p>
-      <w:r>
-        <w:t>________________________________________________________________</w:t>
-      </w:r>
-    </w:p>
-    <w:p>
-      <w:r>
-        <w:t>________________________________________________________________</w:t>
-      </w:r>
-    </w:p>
-    <w:p>
-      <w:r>
-        <w:t>________________________________________________________________</w:t>
-      </w:r>
-    </w:p>
-    <w:p>
-      <w:r>
-        <w:t>________________________________________________________________</w:t>
-      </w:r>
-    </w:p>
-    <w:p>
-      <w:r>
-        <w:t>________________________________________________________________</w:t>
-      </w:r>
-    </w:p>
-    <w:p>
-      <w:pPr>
-        <w:spacing w:line="336" w:lineRule="auto" w:after="180"/>
-      </w:pPr>
-      <w:r>
-        <w:rPr>
-          <w:b w:val="0"/>
-        </w:rPr>
-        <w:t>Attempt this case before feedback. Record any help. Earlier examples below are further practice; a case already practised with feedback cannot establish fresh transfer.</w:t>
-      </w:r>
-    </w:p>
-    <w:p>
-      <w:pPr>
-        <w:pStyle w:val="Heading3"/>
-      </w:pPr>
-      <w:r>
-        <w:t>Attempt this without hints</w:t>
-      </w:r>
-    </w:p>
-    <w:p>
-      <w:pPr>
-        <w:spacing w:line="336" w:lineRule="auto" w:after="180"/>
-      </w:pPr>
-      <w:r>
-        <w:rPr>
-          <w:b/>
-        </w:rPr>
-        <w:t>Target</w:t>
-      </w:r>
-      <w:r>
-        <w:rPr>
-          <w:b w:val="0"/>
-        </w:rPr>
-        <w:t>s are [0, 2, 4]. Model A predicts [1, 2, 3]; model B predicts [0, 2, 2]. Calculate both MSEs and identify the better model under MSE on these cases. Calculate mean absolute errors too.</w:t>
-      </w:r>
-    </w:p>
-    <w:p>
-      <w:pPr>
-        <w:spacing w:line="336" w:lineRule="auto" w:after="180"/>
-      </w:pPr>
-      <w:r>
-        <w:rPr>
-          <w:b w:val="0"/>
-        </w:rPr>
-        <w:t>State what changes in the conclusion.</w:t>
-      </w:r>
-    </w:p>
-    <w:p>
-      <w:pPr>
-        <w:pStyle w:val="Heading3"/>
-      </w:pPr>
-      <w:r>
-        <w:t>My independent procedure, result and limitation</w:t>
-      </w:r>
-    </w:p>
-    <w:p>
-      <w:r>
-        <w:t>________________________________________________________________</w:t>
-      </w:r>
-    </w:p>
-    <w:p>
-      <w:r>
-        <w:t>________________________________________________________________</w:t>
-      </w:r>
-    </w:p>
-    <w:p>
-      <w:r>
-        <w:t>________________________________________________________________</w:t>
-      </w:r>
-    </w:p>
-    <w:p>
-      <w:r>
-        <w:t>________________________________________________________________</w:t>
-      </w:r>
-    </w:p>
-    <w:p>
-      <w:r>
-        <w:t>________________________________________________________________</w:t>
-      </w:r>
-    </w:p>
-    <w:p>
-      <w:r>
-        <w:t>________________________________________________________________</w:t>
-      </w:r>
-    </w:p>
-    <w:p>
-      <w:r>
-        <w:t>________________________________________________________________</w:t>
-      </w:r>
-    </w:p>
-    <w:p>
-      <w:r>
-        <w:t>________________________________________________________________</w:t>
-      </w:r>
-    </w:p>
-    <w:p>
-      <w:pPr>
-        <w:spacing w:line="336" w:lineRule="auto" w:after="180"/>
-      </w:pPr>
-      <w:r>
-        <w:rPr>
-          <w:b w:val="0"/>
-        </w:rPr>
-        <w:t>Record support used: none, hint or teacher explanation. After feedback, a different case is needed to demonstrate independence.</w:t>
-      </w:r>
-    </w:p>
-    <w:p>
-      <w:pPr>
-        <w:pStyle w:val="Heading3"/>
-      </w:pPr>
-      <w:r>
-        <w:t>Use feedback to improve</w:t>
-      </w:r>
-    </w:p>
-    <w:p>
-      <w:pPr>
-        <w:spacing w:line="336" w:lineRule="auto" w:after="180"/>
-      </w:pPr>
-      <w:r>
-        <w:rPr>
-          <w:b w:val="0"/>
-        </w:rPr>
-        <w:t>Attempt the independent case before hints. Record whether you worked alone, used a hint or followed a model. After feedback, fix the first unsupported step and explain why it changed.</w:t>
-      </w:r>
-    </w:p>
-    <w:p>
-      <w:pPr>
-        <w:spacing w:line="336" w:lineRule="auto" w:after="180"/>
-      </w:pPr>
-      <w:r>
-        <w:rPr>
-          <w:b w:val="0"/>
-        </w:rPr>
-        <w:t>A later check uses a changed case, not a copied answer.</w:t>
-      </w:r>
-    </w:p>
-    <w:p>
-      <w:pPr>
-        <w:pStyle w:val="Heading1"/>
-      </w:pPr>
-      <w:r>
-        <w:t>15. Your lesson route</w:t>
-      </w:r>
-    </w:p>
-    <w:p>
-      <w:r>
-        <w:t>Use this map to navigate Loss functions, connect the goals to tasks and keep one evidence record for each attempt.</w:t>
+        <w:t>15. Reference · The earlier route checklist</w:t>
+      </w:r>
+    </w:p>
+    <w:p>
+      <w:r>
+        <w:t>Use one main route rather than repeating the lesson.</w:t>
+      </w:r>
+    </w:p>
+    <w:p>
+      <w:pPr>
+        <w:pStyle w:val="Heading2"/>
+      </w:pPr>
+      <w:r>
+        <w:t>Targets,route and first prediction</w:t>
       </w:r>
     </w:p>
     <w:p>
@@ -3957,12 +4791,117 @@
         <w:pStyle w:val="Heading1"/>
       </w:pPr>
       <w:r>
-        <w:t>16. Finish and return</w:t>
-      </w:r>
-    </w:p>
-    <w:p>
-      <w:r>
-        <w:t>Explain Loss functions without notes, identify a remaining question and plan a later check with a changed case.</w:t>
+        <w:t>17. Extra practice · Predict,check and repair</w:t>
+      </w:r>
+    </w:p>
+    <w:p>
+      <w:r>
+        <w:t>Keep supported feedback separate from the independent case.</w:t>
+      </w:r>
+    </w:p>
+    <w:p>
+      <w:pPr>
+        <w:pStyle w:val="Heading2"/>
+      </w:pPr>
+      <w:r>
+        <w:t>First supported question and optional hint</w:t>
+      </w:r>
+    </w:p>
+    <w:p>
+      <w:pPr>
+        <w:pStyle w:val="ListBullet"/>
+      </w:pPr>
+      <w:r>
+        <w:t>Compare candidate losses with the same targets and denominator.</w:t>
+      </w:r>
+    </w:p>
+    <w:p>
+      <w:pPr>
+        <w:pStyle w:val="Heading3"/>
+      </w:pPr>
+      <w:r>
+        <w:t>Practice 1: explain the deciding evidence</w:t>
+      </w:r>
+    </w:p>
+    <w:p>
+      <w:pPr>
+        <w:pStyle w:val="ListBullet"/>
+      </w:pPr>
+      <w:r>
+        <w:t>Which labelled step matches this detail? A wins under MSE; both MAEs equal 1.</w:t>
+      </w:r>
+    </w:p>
+    <w:p>
+      <w:pPr>
+        <w:pStyle w:val="ListBullet"/>
+      </w:pPr>
+      <w:r>
+        <w:t>1. Compare objective</w:t>
+      </w:r>
+    </w:p>
+    <w:p>
+      <w:pPr>
+        <w:pStyle w:val="ListBullet"/>
+      </w:pPr>
+      <w:r>
+        <w:t>2. A squared errors</w:t>
+      </w:r>
+    </w:p>
+    <w:p>
+      <w:pPr>
+        <w:pStyle w:val="ListBullet"/>
+      </w:pPr>
+      <w:r>
+        <w:t>3. B squared errors</w:t>
+      </w:r>
+    </w:p>
+    <w:p>
+      <w:pPr>
+        <w:pStyle w:val="Heading3"/>
+      </w:pPr>
+      <w:r>
+        <w:t>My selected conclusion, deciding fact and explanation</w:t>
+      </w:r>
+    </w:p>
+    <w:p>
+      <w:r>
+        <w:t>________________________________________________________________</w:t>
+      </w:r>
+    </w:p>
+    <w:p>
+      <w:r>
+        <w:t>________________________________________________________________</w:t>
+      </w:r>
+    </w:p>
+    <w:p>
+      <w:r>
+        <w:t>________________________________________________________________</w:t>
+      </w:r>
+    </w:p>
+    <w:p>
+      <w:r>
+        <w:t>________________________________________________________________</w:t>
+      </w:r>
+    </w:p>
+    <w:p>
+      <w:r>
+        <w:t>________________________________________________________________</w:t>
+      </w:r>
+    </w:p>
+    <w:p>
+      <w:pPr>
+        <w:pStyle w:val="ListBullet"/>
+      </w:pPr>
+      <w:r>
+        <w:t>Hint if needed: Read the steps in the pictorial case. Match the supplied detail to the stage that performs or records it.</w:t>
+      </w:r>
+    </w:p>
+    <w:p>
+      <w:pPr>
+        <w:pStyle w:val="Heading2"/>
+      </w:pPr>
+      <w:r>
+        <w:t>Check after the first attempt · reference / check after trying</w:t>
       </w:r>
     </w:p>
     <w:p>
@@ -3973,69 +4912,226 @@
         <w:rPr>
           <w:b w:val="0"/>
         </w:rPr>
-        <w:t xml:space="preserve">Close your notes. Explain this goal in your own words: Calculate per-example </w:t>
+        <w:t xml:space="preserve">After your attempt, compare with the supported explanation: Compare objective A wins under MSE; both MAEs equal 1. For this loss calculation, the signed error is </w:t>
       </w:r>
       <w:r>
         <w:rPr>
           <w:b/>
         </w:rPr>
-        <w:t>squared error</w:t>
+        <w:t>prediction</w:t>
       </w:r>
       <w:r>
         <w:rPr>
           <w:b w:val="0"/>
         </w:rPr>
-        <w:t xml:space="preserve"> and </w:t>
+        <w:t xml:space="preserve"> minus </w:t>
       </w:r>
       <w:r>
         <w:rPr>
           <w:b/>
         </w:rPr>
-        <w:t>mean squared error</w:t>
-      </w:r>
-    </w:p>
-    <w:p>
-      <w:pPr>
-        <w:pStyle w:val="Heading3"/>
-      </w:pPr>
-      <w:r>
-        <w:t>My deciding step, evidence and one remaining question</w:t>
-      </w:r>
-    </w:p>
-    <w:p>
-      <w:r>
-        <w:t>________________________________________________________________</w:t>
-      </w:r>
-    </w:p>
-    <w:p>
-      <w:r>
-        <w:t>________________________________________________________________</w:t>
-      </w:r>
-    </w:p>
-    <w:p>
-      <w:r>
-        <w:t>________________________________________________________________</w:t>
-      </w:r>
-    </w:p>
-    <w:p>
-      <w:r>
-        <w:t>________________________________________________________________</w:t>
-      </w:r>
-    </w:p>
-    <w:p>
-      <w:r>
-        <w:t>________________________________________________________________</w:t>
-      </w:r>
-    </w:p>
-    <w:p>
-      <w:pPr>
-        <w:spacing w:line="336" w:lineRule="auto" w:after="180"/>
-      </w:pPr>
+        <w:t>target</w:t>
+      </w:r>
       <w:r>
         <w:rPr>
           <w:b w:val="0"/>
         </w:rPr>
-        <w:t xml:space="preserve">If you are unsure, return to the worked picture and explain one arrow. If you are ready, change an </w:t>
+        <w:t>.</w:t>
+      </w:r>
+    </w:p>
+    <w:p>
+      <w:pPr>
+        <w:spacing w:line="336" w:lineRule="auto" w:after="180"/>
+      </w:pPr>
+      <w:r>
+        <w:rPr>
+          <w:b w:val="0"/>
+        </w:rPr>
+        <w:t>MSE squares each error before averaging; MAE takes its absolute value. A spreads its error equally across both cases, while B concentrates it in one case. Squaring makes the larger individual error count more.</w:t>
+      </w:r>
+    </w:p>
+    <w:p>
+      <w:pPr>
+        <w:spacing w:line="336" w:lineRule="auto" w:after="180"/>
+      </w:pPr>
+      <w:r>
+        <w:rPr>
+          <w:b w:val="0"/>
+        </w:rPr>
+        <w:t>State the objective before selecting a model, because these two objectives give different comparisons.</w:t>
+      </w:r>
+    </w:p>
+    <w:p>
+      <w:pPr>
+        <w:pStyle w:val="Heading2"/>
+      </w:pPr>
+      <w:r>
+        <w:t>Changed-case question and optional hint</w:t>
+      </w:r>
+    </w:p>
+    <w:p>
+      <w:pPr>
+        <w:pStyle w:val="Heading3"/>
+      </w:pPr>
+      <w:r>
+        <w:t>Practice 2: explain the deciding evidence</w:t>
+      </w:r>
+    </w:p>
+    <w:p>
+      <w:pPr>
+        <w:pStyle w:val="ListBullet"/>
+      </w:pPr>
+      <w:r>
+        <w:t>Changed-case practice: Choose MAE instead of MSE as the sole criterion. Which conclusion is supported by the supplied facts?</w:t>
+      </w:r>
+    </w:p>
+    <w:p>
+      <w:pPr>
+        <w:pStyle w:val="ListBullet"/>
+      </w:pPr>
+      <w:r>
+        <w:t>1. We can decide the result without examining the changed input or the procedure.</w:t>
+      </w:r>
+    </w:p>
+    <w:p>
+      <w:pPr>
+        <w:pStyle w:val="ListBullet"/>
+      </w:pPr>
+      <w:r>
+        <w:t>2. This one example guarantees correct results for every future input.</w:t>
+      </w:r>
+    </w:p>
+    <w:p>
+      <w:pPr>
+        <w:pStyle w:val="ListBullet"/>
+      </w:pPr>
+      <w:r>
+        <w:t>3. A and B tie at MAE 1.</w:t>
+      </w:r>
+    </w:p>
+    <w:p>
+      <w:pPr>
+        <w:pStyle w:val="Heading3"/>
+      </w:pPr>
+      <w:r>
+        <w:t>My selected conclusion, deciding fact and explanation</w:t>
+      </w:r>
+    </w:p>
+    <w:p>
+      <w:r>
+        <w:t>________________________________________________________________</w:t>
+      </w:r>
+    </w:p>
+    <w:p>
+      <w:r>
+        <w:t>________________________________________________________________</w:t>
+      </w:r>
+    </w:p>
+    <w:p>
+      <w:r>
+        <w:t>________________________________________________________________</w:t>
+      </w:r>
+    </w:p>
+    <w:p>
+      <w:r>
+        <w:t>________________________________________________________________</w:t>
+      </w:r>
+    </w:p>
+    <w:p>
+      <w:r>
+        <w:t>________________________________________________________________</w:t>
+      </w:r>
+    </w:p>
+    <w:p>
+      <w:pPr>
+        <w:pStyle w:val="ListBullet"/>
+      </w:pPr>
+      <w:r>
+        <w:t>Hint if needed: Use the changed condition and the deciding step in the pictorial trace. The answer must say what follows from those facts.</w:t>
+      </w:r>
+    </w:p>
+    <w:p>
+      <w:pPr>
+        <w:pStyle w:val="Heading2"/>
+      </w:pPr>
+      <w:r>
+        <w:t>Check after the changed attempt · reference / check after trying</w:t>
+      </w:r>
+    </w:p>
+    <w:p>
+      <w:pPr>
+        <w:spacing w:line="336" w:lineRule="auto" w:after="180"/>
+      </w:pPr>
+      <w:r>
+        <w:rPr>
+          <w:b w:val="0"/>
+        </w:rPr>
+        <w:t xml:space="preserve">After your attempt, compare with the supported explanation: A and B tie at MAE 1. </w:t>
+      </w:r>
+      <w:r>
+        <w:rPr>
+          <w:b/>
+        </w:rPr>
+        <w:t>Squared error</w:t>
+      </w:r>
+      <w:r>
+        <w:rPr>
+          <w:b w:val="0"/>
+        </w:rPr>
+        <w:t xml:space="preserve"> penalises B’s concentrated error more, while absolute errors both sum 2.</w:t>
+      </w:r>
+    </w:p>
+    <w:p>
+      <w:pPr>
+        <w:pStyle w:val="Heading2"/>
+      </w:pPr>
+      <w:r>
+        <w:t>Repair and retain the record</w:t>
+      </w:r>
+    </w:p>
+    <w:p>
+      <w:pPr>
+        <w:spacing w:line="336" w:lineRule="auto" w:after="180"/>
+      </w:pPr>
+      <w:r>
+        <w:rPr>
+          <w:b w:val="0"/>
+        </w:rPr>
+        <w:t>Review Parameters and architecture (ai-5/7). Goal: Distinguish architectural choices from parameter values. Short practice: How many new parameters did that one hidden unit add?</w:t>
+      </w:r>
+    </w:p>
+    <w:p>
+      <w:pPr>
+        <w:spacing w:line="336" w:lineRule="auto" w:after="180"/>
+      </w:pPr>
+      <w:r>
+        <w:rPr>
+          <w:b w:val="0"/>
+        </w:rPr>
+        <w:t xml:space="preserve">Point to the relevant step in the picture, then write the changed result and the rule or </w:t>
+      </w:r>
+      <w:r>
+        <w:rPr>
+          <w:b/>
+        </w:rPr>
+        <w:t>evidence</w:t>
+      </w:r>
+      <w:r>
+        <w:rPr>
+          <w:b w:val="0"/>
+        </w:rPr>
+        <w:t xml:space="preserve"> that supports it.. Return to this week and explain what you changed.</w:t>
+      </w:r>
+    </w:p>
+    <w:p>
+      <w:pPr>
+        <w:spacing w:line="336" w:lineRule="auto" w:after="180"/>
+      </w:pPr>
+      <w:r>
+        <w:rPr>
+          <w:b w:val="0"/>
+        </w:rPr>
+        <w:t xml:space="preserve">Review Composing layers (ai-5/5). Goal: Trace how one layer supplies the next layer </w:t>
       </w:r>
       <w:r>
         <w:rPr>
@@ -4047,7 +5143,122 @@
         <w:rPr>
           <w:b w:val="0"/>
         </w:rPr>
-        <w:t xml:space="preserve"> or assumption and justify your </w:t>
+        <w:t xml:space="preserve">s. Short practice: What intermediate value explains the changed </w:t>
+      </w:r>
+      <w:r>
+        <w:rPr>
+          <w:b/>
+        </w:rPr>
+        <w:t>output</w:t>
+      </w:r>
+      <w:r>
+        <w:rPr>
+          <w:b w:val="0"/>
+        </w:rPr>
+        <w:t>?</w:t>
+      </w:r>
+    </w:p>
+    <w:p>
+      <w:pPr>
+        <w:spacing w:line="336" w:lineRule="auto" w:after="180"/>
+      </w:pPr>
+      <w:r>
+        <w:rPr>
+          <w:b w:val="0"/>
+        </w:rPr>
+        <w:t xml:space="preserve">Point to the relevant step in the picture, then write the changed result and the rule or </w:t>
+      </w:r>
+      <w:r>
+        <w:rPr>
+          <w:b/>
+        </w:rPr>
+        <w:t>evidence</w:t>
+      </w:r>
+      <w:r>
+        <w:rPr>
+          <w:b w:val="0"/>
+        </w:rPr>
+        <w:t xml:space="preserve"> that supports it.. Return to this week and explain what you changed.</w:t>
+      </w:r>
+    </w:p>
+    <w:p>
+      <w:pPr>
+        <w:spacing w:line="336" w:lineRule="auto" w:after="180"/>
+      </w:pPr>
+      <w:r>
+        <w:rPr>
+          <w:b w:val="0"/>
+        </w:rPr>
+        <w:t>Review Dot products and weighted sums (ai-5/2). Goal: Calculate a dot product by matching feature positions. Short practice: Which connection explains why more right brightness lowers this score?</w:t>
+      </w:r>
+    </w:p>
+    <w:p>
+      <w:pPr>
+        <w:spacing w:line="336" w:lineRule="auto" w:after="180"/>
+      </w:pPr>
+      <w:r>
+        <w:rPr>
+          <w:b w:val="0"/>
+        </w:rPr>
+        <w:t xml:space="preserve">Point to the relevant step in the picture, then write the changed result and the rule or </w:t>
+      </w:r>
+      <w:r>
+        <w:rPr>
+          <w:b/>
+        </w:rPr>
+        <w:t>evidence</w:t>
+      </w:r>
+      <w:r>
+        <w:rPr>
+          <w:b w:val="0"/>
+        </w:rPr>
+        <w:t xml:space="preserve"> that supports it.. Return to this week and explain what you changed.</w:t>
+      </w:r>
+    </w:p>
+    <w:p>
+      <w:pPr>
+        <w:spacing w:line="336" w:lineRule="auto" w:after="180"/>
+      </w:pPr>
+      <w:r>
+        <w:rPr>
+          <w:b w:val="0"/>
+        </w:rPr>
+        <w:t xml:space="preserve">The browser lab lets you edit the supported Python examples already included in this lesson. Predict first, run, inspect the actual </w:t>
+      </w:r>
+      <w:r>
+        <w:rPr>
+          <w:b/>
+        </w:rPr>
+        <w:t>output</w:t>
+      </w:r>
+      <w:r>
+        <w:rPr>
+          <w:b w:val="0"/>
+        </w:rPr>
+        <w:t xml:space="preserve"> or error, change one </w:t>
+      </w:r>
+      <w:r>
+        <w:rPr>
+          <w:b/>
+        </w:rPr>
+        <w:t>input</w:t>
+      </w:r>
+      <w:r>
+        <w:rPr>
+          <w:b w:val="0"/>
+        </w:rPr>
+        <w:t>, then run again.</w:t>
+      </w:r>
+    </w:p>
+    <w:p>
+      <w:pPr>
+        <w:spacing w:line="336" w:lineRule="auto" w:after="180"/>
+      </w:pPr>
+      <w:r>
+        <w:rPr>
+          <w:b w:val="0"/>
+        </w:rPr>
+        <w:t xml:space="preserve">Keep code, </w:t>
       </w:r>
       <w:r>
         <w:rPr>
@@ -4059,7 +5270,7 @@
         <w:rPr>
           <w:b w:val="0"/>
         </w:rPr>
-        <w:t>.</w:t>
+        <w:t>s, actual results and a reasoned revision together. On paper, label your result as a trace rather than an execution.</w:t>
       </w:r>
     </w:p>
     <w:p>
@@ -4070,7 +5281,7 @@
         <w:rPr>
           <w:b w:val="0"/>
         </w:rPr>
-        <w:t xml:space="preserve">Save your workbook </w:t>
+        <w:t xml:space="preserve">Use Download completed work in the hosted lesson to export your answers, reflections, practice feedback and code-run </w:t>
       </w:r>
       <w:r>
         <w:rPr>
@@ -4082,20 +5293,26 @@
         <w:rPr>
           <w:b w:val="0"/>
         </w:rPr>
-        <w:t>. At the next review, try a different case before opening your old answer.</w:t>
-      </w:r>
-    </w:p>
-    <w:p>
-      <w:pPr>
-        <w:pStyle w:val="Heading1"/>
-      </w:pPr>
-      <w:r>
-        <w:t>17. Supported practice, repair and portfolio</w:t>
-      </w:r>
-    </w:p>
-    <w:p>
-      <w:r>
-        <w:t>Attempt supported questions before using hints or feedback. Review a missing building block, then keep the completed work.</w:t>
+        <w:t>. Open the HTML copy to read or print it.</w:t>
+      </w:r>
+    </w:p>
+    <w:p>
+      <w:pPr>
+        <w:spacing w:line="336" w:lineRule="auto" w:after="180"/>
+      </w:pPr>
+      <w:r>
+        <w:rPr>
+          <w:b w:val="0"/>
+        </w:rPr>
+        <w:t>Drafts stay in this browser when storage is available; clear drafts on a shared device.</w:t>
+      </w:r>
+    </w:p>
+    <w:p>
+      <w:pPr>
+        <w:pStyle w:val="Heading2"/>
+      </w:pPr>
+      <w:r>
+        <w:t>Earlier wording, alternatives and picture transcripts · reference / check after trying</w:t>
       </w:r>
     </w:p>
     <w:p>
@@ -4111,104 +5328,10 @@
     </w:p>
     <w:p>
       <w:pPr>
-        <w:spacing w:line="336" w:lineRule="auto" w:after="180"/>
-      </w:pPr>
-      <w:r>
-        <w:rPr>
-          <w:b w:val="0"/>
-        </w:rPr>
-        <w:t xml:space="preserve">Compare candidate losses with the same </w:t>
-      </w:r>
-      <w:r>
-        <w:rPr>
-          <w:b/>
-        </w:rPr>
-        <w:t>target</w:t>
-      </w:r>
-      <w:r>
-        <w:rPr>
-          <w:b w:val="0"/>
-        </w:rPr>
-        <w:t>s and denominator.</w:t>
-      </w:r>
-    </w:p>
-    <w:p>
-      <w:pPr>
         <w:pStyle w:val="Heading3"/>
       </w:pPr>
       <w:r>
-        <w:t>Practice 1: explain the deciding evidence</w:t>
-      </w:r>
-    </w:p>
-    <w:p>
-      <w:pPr>
-        <w:spacing w:line="336" w:lineRule="auto" w:after="180"/>
-      </w:pPr>
-      <w:r>
-        <w:rPr>
-          <w:b w:val="0"/>
-        </w:rPr>
-        <w:t>Which labelled step matches this detail? A wins under MSE; both MAEs equal 1.</w:t>
-      </w:r>
-    </w:p>
-    <w:p>
-      <w:pPr>
-        <w:spacing w:line="336" w:lineRule="auto" w:after="180"/>
-        <w:shd w:fill="F4F9FC"/>
-      </w:pPr>
-      <w:r>
-        <w:rPr>
-          <w:b w:val="0"/>
-        </w:rPr>
-        <w:t>1. Compare objective</w:t>
-      </w:r>
-    </w:p>
-    <w:p>
-      <w:pPr>
-        <w:spacing w:line="336" w:lineRule="auto" w:after="180"/>
-        <w:shd w:fill="F4F9FC"/>
-      </w:pPr>
-      <w:r>
-        <w:rPr>
-          <w:b w:val="0"/>
-        </w:rPr>
-        <w:t xml:space="preserve">2. A </w:t>
-      </w:r>
-      <w:r>
-        <w:rPr>
-          <w:b/>
-        </w:rPr>
-        <w:t>squared error</w:t>
-      </w:r>
-      <w:r>
-        <w:rPr>
-          <w:b w:val="0"/>
-        </w:rPr>
-        <w:t>s</w:t>
-      </w:r>
-    </w:p>
-    <w:p>
-      <w:pPr>
-        <w:spacing w:line="336" w:lineRule="auto" w:after="180"/>
-        <w:shd w:fill="F4F9FC"/>
-      </w:pPr>
-      <w:r>
-        <w:rPr>
-          <w:b w:val="0"/>
-        </w:rPr>
-        <w:t xml:space="preserve">3. B </w:t>
-      </w:r>
-      <w:r>
-        <w:rPr>
-          <w:b/>
-        </w:rPr>
-        <w:t>squared error</w:t>
-      </w:r>
-      <w:r>
-        <w:rPr>
-          <w:b w:val="0"/>
-        </w:rPr>
-        <w:t>s</w:t>
+        <w:t>Repair a missing building block</w:t>
       </w:r>
     </w:p>
     <w:p>
@@ -4216,32 +5339,7 @@
         <w:pStyle w:val="Heading3"/>
       </w:pPr>
       <w:r>
-        <w:t>My selected conclusion, deciding fact and explanation</w:t>
-      </w:r>
-    </w:p>
-    <w:p>
-      <w:r>
-        <w:t>________________________________________________________________</w:t>
-      </w:r>
-    </w:p>
-    <w:p>
-      <w:r>
-        <w:t>________________________________________________________________</w:t>
-      </w:r>
-    </w:p>
-    <w:p>
-      <w:r>
-        <w:t>________________________________________________________________</w:t>
-      </w:r>
-    </w:p>
-    <w:p>
-      <w:r>
-        <w:t>________________________________________________________________</w:t>
-      </w:r>
-    </w:p>
-    <w:p>
-      <w:r>
-        <w:t>________________________________________________________________</w:t>
+        <w:t>Predict, run and debug</w:t>
       </w:r>
     </w:p>
     <w:p>
@@ -4249,520 +5347,25 @@
         <w:pStyle w:val="Heading3"/>
       </w:pPr>
       <w:r>
-        <w:t>Hint · try first</w:t>
-      </w:r>
-    </w:p>
-    <w:p>
-      <w:pPr>
-        <w:spacing w:line="336" w:lineRule="auto" w:after="180"/>
-        <w:shd w:fill="F1F6F8"/>
-      </w:pPr>
-      <w:r>
-        <w:rPr>
-          <w:b w:val="0"/>
-        </w:rPr>
-        <w:t>Hint if needed: Read the steps in the pictorial case. Match the supplied detail to the stage that performs or records it.</w:t>
-      </w:r>
-    </w:p>
-    <w:p>
-      <w:pPr>
-        <w:pStyle w:val="Heading3"/>
-      </w:pPr>
-      <w:r>
-        <w:t>Feedback · compare after trying</w:t>
-      </w:r>
-    </w:p>
-    <w:p>
-      <w:pPr>
-        <w:spacing w:line="336" w:lineRule="auto" w:after="180"/>
-        <w:shd w:fill="F1F6FC"/>
-      </w:pPr>
-      <w:r>
-        <w:rPr>
-          <w:b w:val="0"/>
-        </w:rPr>
-        <w:t xml:space="preserve">After your attempt, compare with the supported explanation: Compare objective A wins under MSE; both MAEs equal 1. For this loss calculation, the signed error is </w:t>
-      </w:r>
-      <w:r>
-        <w:rPr>
-          <w:b/>
-        </w:rPr>
-        <w:t>prediction</w:t>
-      </w:r>
-      <w:r>
-        <w:rPr>
-          <w:b w:val="0"/>
-        </w:rPr>
-        <w:t xml:space="preserve"> minus </w:t>
-      </w:r>
-      <w:r>
-        <w:rPr>
-          <w:b/>
-        </w:rPr>
-        <w:t>target</w:t>
-      </w:r>
-      <w:r>
-        <w:rPr>
-          <w:b w:val="0"/>
-        </w:rPr>
-        <w:t>.</w:t>
-      </w:r>
-    </w:p>
-    <w:p>
-      <w:pPr>
-        <w:spacing w:line="336" w:lineRule="auto" w:after="180"/>
-        <w:shd w:fill="F1F6FC"/>
-      </w:pPr>
-      <w:r>
-        <w:rPr>
-          <w:b w:val="0"/>
-        </w:rPr>
-        <w:t>MSE squares each error before averaging; MAE takes its absolute value. A spreads its error equally across both cases, while B concentrates it in one case. Squaring makes the larger individual error count more.</w:t>
-      </w:r>
-    </w:p>
-    <w:p>
-      <w:pPr>
-        <w:spacing w:line="336" w:lineRule="auto" w:after="180"/>
-        <w:shd w:fill="F1F6FC"/>
-      </w:pPr>
-      <w:r>
-        <w:rPr>
-          <w:b w:val="0"/>
-        </w:rPr>
-        <w:t>State the objective before selecting a model, because these two objectives give different comparisons.</w:t>
-      </w:r>
-    </w:p>
-    <w:p>
-      <w:pPr>
-        <w:pStyle w:val="Heading3"/>
-      </w:pPr>
-      <w:r>
-        <w:t>Practice 2: explain the deciding evidence</w:t>
-      </w:r>
-    </w:p>
-    <w:p>
-      <w:pPr>
-        <w:pStyle w:val="Heading3"/>
-      </w:pPr>
-      <w:r>
-        <w:t>Changed case · predict first</w:t>
-      </w:r>
-    </w:p>
-    <w:p>
-      <w:pPr>
-        <w:spacing w:line="336" w:lineRule="auto" w:after="180"/>
-        <w:shd w:fill="F5F1FB"/>
-      </w:pPr>
-      <w:r>
-        <w:rPr>
-          <w:b w:val="0"/>
-        </w:rPr>
-        <w:t>Changed-case practice: Choose MAE instead of MSE as the sole criterion. Which conclusion is supported by the supplied facts?</w:t>
-      </w:r>
-    </w:p>
-    <w:p>
-      <w:pPr>
-        <w:spacing w:line="336" w:lineRule="auto" w:after="180"/>
-        <w:shd w:fill="F4F9FC"/>
-      </w:pPr>
-      <w:r>
-        <w:rPr>
-          <w:b w:val="0"/>
-        </w:rPr>
-        <w:t xml:space="preserve">1. We can decide the result without examining the changed </w:t>
-      </w:r>
-      <w:r>
-        <w:rPr>
-          <w:b/>
-        </w:rPr>
-        <w:t>input</w:t>
-      </w:r>
-      <w:r>
-        <w:rPr>
-          <w:b w:val="0"/>
-        </w:rPr>
-        <w:t xml:space="preserve"> or the procedure.</w:t>
-      </w:r>
-    </w:p>
-    <w:p>
-      <w:pPr>
-        <w:spacing w:line="336" w:lineRule="auto" w:after="180"/>
-        <w:shd w:fill="F4F9FC"/>
-      </w:pPr>
-      <w:r>
-        <w:rPr>
-          <w:b w:val="0"/>
-        </w:rPr>
-        <w:t xml:space="preserve">2. This one example guarantees correct results for every future </w:t>
-      </w:r>
-      <w:r>
-        <w:rPr>
-          <w:b/>
-        </w:rPr>
-        <w:t>input</w:t>
-      </w:r>
-      <w:r>
-        <w:rPr>
-          <w:b w:val="0"/>
-        </w:rPr>
-        <w:t>.</w:t>
-      </w:r>
-    </w:p>
-    <w:p>
-      <w:pPr>
-        <w:spacing w:line="336" w:lineRule="auto" w:after="180"/>
-        <w:shd w:fill="F4F9FC"/>
-      </w:pPr>
-      <w:r>
-        <w:rPr>
-          <w:b w:val="0"/>
-        </w:rPr>
-        <w:t>3. A and B tie at MAE 1.</w:t>
-      </w:r>
-    </w:p>
-    <w:p>
-      <w:pPr>
-        <w:pStyle w:val="Heading3"/>
-      </w:pPr>
-      <w:r>
-        <w:t>My selected conclusion, deciding fact and explanation</w:t>
-      </w:r>
-    </w:p>
-    <w:p>
-      <w:r>
-        <w:t>________________________________________________________________</w:t>
-      </w:r>
-    </w:p>
-    <w:p>
-      <w:r>
-        <w:t>________________________________________________________________</w:t>
-      </w:r>
-    </w:p>
-    <w:p>
-      <w:r>
-        <w:t>________________________________________________________________</w:t>
-      </w:r>
-    </w:p>
-    <w:p>
-      <w:r>
-        <w:t>________________________________________________________________</w:t>
-      </w:r>
-    </w:p>
-    <w:p>
-      <w:r>
-        <w:t>________________________________________________________________</w:t>
-      </w:r>
-    </w:p>
-    <w:p>
-      <w:pPr>
-        <w:pStyle w:val="Heading3"/>
-      </w:pPr>
-      <w:r>
-        <w:t>Hint · try first</w:t>
-      </w:r>
-    </w:p>
-    <w:p>
-      <w:pPr>
-        <w:spacing w:line="336" w:lineRule="auto" w:after="180"/>
-        <w:shd w:fill="F1F6F8"/>
-      </w:pPr>
-      <w:r>
-        <w:rPr>
-          <w:b w:val="0"/>
-        </w:rPr>
-        <w:t>Hint if needed: Use the changed condition and the deciding step in the pictorial trace. The answer must say what follows from those facts.</w:t>
-      </w:r>
-    </w:p>
-    <w:p>
-      <w:pPr>
-        <w:pStyle w:val="Heading3"/>
-      </w:pPr>
-      <w:r>
-        <w:t>Feedback · compare after trying</w:t>
-      </w:r>
-    </w:p>
-    <w:p>
-      <w:pPr>
-        <w:spacing w:line="336" w:lineRule="auto" w:after="180"/>
-        <w:shd w:fill="F1F6FC"/>
-      </w:pPr>
-      <w:r>
-        <w:rPr>
-          <w:b w:val="0"/>
-        </w:rPr>
-        <w:t xml:space="preserve">After your attempt, compare with the supported explanation: A and B tie at MAE 1. </w:t>
-      </w:r>
-      <w:r>
-        <w:rPr>
-          <w:b/>
-        </w:rPr>
-        <w:t>Squared error</w:t>
-      </w:r>
-      <w:r>
-        <w:rPr>
-          <w:b w:val="0"/>
-        </w:rPr>
-        <w:t xml:space="preserve"> penalises B’s concentrated error more, while absolute errors both sum 2.</w:t>
-      </w:r>
-    </w:p>
-    <w:p>
-      <w:pPr>
-        <w:pStyle w:val="Heading3"/>
-      </w:pPr>
-      <w:r>
-        <w:t>Repair a missing building block</w:t>
-      </w:r>
-    </w:p>
-    <w:p>
-      <w:pPr>
-        <w:spacing w:line="336" w:lineRule="auto" w:after="180"/>
-      </w:pPr>
-      <w:r>
-        <w:rPr>
-          <w:b w:val="0"/>
-        </w:rPr>
-        <w:t>Review Parameters and architecture (ai-5/7). Goal: Distinguish architectural choices from parameter values. Short practice: How many new parameters did that one hidden unit add?</w:t>
-      </w:r>
-    </w:p>
-    <w:p>
-      <w:pPr>
-        <w:spacing w:line="336" w:lineRule="auto" w:after="180"/>
-      </w:pPr>
-      <w:r>
-        <w:rPr>
-          <w:b w:val="0"/>
-        </w:rPr>
-        <w:t xml:space="preserve">Point to the relevant step in the picture, then write the changed result and the rule or </w:t>
-      </w:r>
-      <w:r>
-        <w:rPr>
-          <w:b/>
-        </w:rPr>
-        <w:t>evidence</w:t>
-      </w:r>
-      <w:r>
-        <w:rPr>
-          <w:b w:val="0"/>
-        </w:rPr>
-        <w:t xml:space="preserve"> that supports it.. Return to this week and explain what you changed.</w:t>
-      </w:r>
-    </w:p>
-    <w:p>
-      <w:pPr>
-        <w:spacing w:line="336" w:lineRule="auto" w:after="180"/>
-      </w:pPr>
-      <w:r>
-        <w:rPr>
-          <w:b w:val="0"/>
-        </w:rPr>
-        <w:t xml:space="preserve">Review Composing layers (ai-5/5). Goal: Trace how one layer supplies the next layer </w:t>
-      </w:r>
-      <w:r>
-        <w:rPr>
-          <w:b/>
-        </w:rPr>
-        <w:t>input</w:t>
-      </w:r>
-      <w:r>
-        <w:rPr>
-          <w:b w:val="0"/>
-        </w:rPr>
-        <w:t xml:space="preserve">s. Short practice: What intermediate value explains the changed </w:t>
-      </w:r>
-      <w:r>
-        <w:rPr>
-          <w:b/>
-        </w:rPr>
-        <w:t>output</w:t>
-      </w:r>
-      <w:r>
-        <w:rPr>
-          <w:b w:val="0"/>
-        </w:rPr>
-        <w:t>?</w:t>
-      </w:r>
-    </w:p>
-    <w:p>
-      <w:pPr>
-        <w:spacing w:line="336" w:lineRule="auto" w:after="180"/>
-      </w:pPr>
-      <w:r>
-        <w:rPr>
-          <w:b w:val="0"/>
-        </w:rPr>
-        <w:t xml:space="preserve">Point to the relevant step in the picture, then write the changed result and the rule or </w:t>
-      </w:r>
-      <w:r>
-        <w:rPr>
-          <w:b/>
-        </w:rPr>
-        <w:t>evidence</w:t>
-      </w:r>
-      <w:r>
-        <w:rPr>
-          <w:b w:val="0"/>
-        </w:rPr>
-        <w:t xml:space="preserve"> that supports it.. Return to this week and explain what you changed.</w:t>
-      </w:r>
-    </w:p>
-    <w:p>
-      <w:pPr>
-        <w:spacing w:line="336" w:lineRule="auto" w:after="180"/>
-      </w:pPr>
-      <w:r>
-        <w:rPr>
-          <w:b w:val="0"/>
-        </w:rPr>
-        <w:t>Review Dot products and weighted sums (ai-5/2). Goal: Calculate a dot product by matching feature positions. Short practice: Which connection explains why more right brightness lowers this score?</w:t>
-      </w:r>
-    </w:p>
-    <w:p>
-      <w:pPr>
-        <w:spacing w:line="336" w:lineRule="auto" w:after="180"/>
-      </w:pPr>
-      <w:r>
-        <w:rPr>
-          <w:b w:val="0"/>
-        </w:rPr>
-        <w:t xml:space="preserve">Point to the relevant step in the picture, then write the changed result and the rule or </w:t>
-      </w:r>
-      <w:r>
-        <w:rPr>
-          <w:b/>
-        </w:rPr>
-        <w:t>evidence</w:t>
-      </w:r>
-      <w:r>
-        <w:rPr>
-          <w:b w:val="0"/>
-        </w:rPr>
-        <w:t xml:space="preserve"> that supports it.. Return to this week and explain what you changed.</w:t>
-      </w:r>
-    </w:p>
-    <w:p>
-      <w:pPr>
-        <w:pStyle w:val="Heading3"/>
-      </w:pPr>
-      <w:r>
-        <w:t>Predict, run and debug</w:t>
-      </w:r>
-    </w:p>
-    <w:p>
-      <w:pPr>
-        <w:spacing w:line="336" w:lineRule="auto" w:after="180"/>
-      </w:pPr>
-      <w:r>
-        <w:rPr>
-          <w:b w:val="0"/>
-        </w:rPr>
-        <w:t xml:space="preserve">The browser lab lets you edit the supported Python examples already included in this lesson. Predict first, run, inspect the actual </w:t>
-      </w:r>
-      <w:r>
-        <w:rPr>
-          <w:b/>
-        </w:rPr>
-        <w:t>output</w:t>
-      </w:r>
-      <w:r>
-        <w:rPr>
-          <w:b w:val="0"/>
-        </w:rPr>
-        <w:t xml:space="preserve"> or error, change one </w:t>
-      </w:r>
-      <w:r>
-        <w:rPr>
-          <w:b/>
-        </w:rPr>
-        <w:t>input</w:t>
-      </w:r>
-      <w:r>
-        <w:rPr>
-          <w:b w:val="0"/>
-        </w:rPr>
-        <w:t>, then run again.</w:t>
-      </w:r>
-    </w:p>
-    <w:p>
-      <w:pPr>
-        <w:spacing w:line="336" w:lineRule="auto" w:after="180"/>
-      </w:pPr>
-      <w:r>
-        <w:rPr>
-          <w:b w:val="0"/>
-        </w:rPr>
-        <w:t xml:space="preserve">Keep code, </w:t>
-      </w:r>
-      <w:r>
-        <w:rPr>
-          <w:b/>
-        </w:rPr>
-        <w:t>prediction</w:t>
-      </w:r>
-      <w:r>
-        <w:rPr>
-          <w:b w:val="0"/>
-        </w:rPr>
-        <w:t>s, actual results and a reasoned revision together. On paper, label your result as a trace rather than an execution.</w:t>
-      </w:r>
-    </w:p>
-    <w:p>
-      <w:pPr>
-        <w:pStyle w:val="Heading3"/>
-      </w:pPr>
-      <w:r>
         <w:t>Keep your completed work</w:t>
       </w:r>
     </w:p>
     <w:p>
       <w:pPr>
-        <w:spacing w:line="336" w:lineRule="auto" w:after="180"/>
-      </w:pPr>
-      <w:r>
-        <w:rPr>
-          <w:b w:val="0"/>
-        </w:rPr>
-        <w:t xml:space="preserve">Use Download completed work in the hosted lesson to export your answers, reflections, practice feedback and code-run </w:t>
-      </w:r>
-      <w:r>
-        <w:rPr>
-          <w:b/>
-        </w:rPr>
-        <w:t>evidence</w:t>
-      </w:r>
-      <w:r>
-        <w:rPr>
-          <w:b w:val="0"/>
-        </w:rPr>
-        <w:t>. Open the HTML copy to read or print it.</w:t>
-      </w:r>
-    </w:p>
-    <w:p>
-      <w:pPr>
-        <w:spacing w:line="336" w:lineRule="auto" w:after="180"/>
-      </w:pPr>
-      <w:r>
-        <w:rPr>
-          <w:b w:val="0"/>
-        </w:rPr>
-        <w:t>Drafts stay in this browser when storage is available; clear drafts on a shared device.</w:t>
-      </w:r>
-    </w:p>
-    <w:p>
-      <w:pPr>
         <w:pStyle w:val="Heading1"/>
       </w:pPr>
       <w:r>
-        <w:t>18. Visual concept journey</w:t>
-      </w:r>
-    </w:p>
-    <w:p>
-      <w:r>
-        <w:t>Explain each Loss functions graphic using its labels, deciding evidence and relevant limitation.</w:t>
-      </w:r>
-    </w:p>
-    <w:p>
-      <w:pPr>
-        <w:pStyle w:val="Heading3"/>
+        <w:t>18. Reference · Six-picture concept journey</w:t>
+      </w:r>
+    </w:p>
+    <w:p>
+      <w:r>
+        <w:t>Choose the picture that supports the current explanation.</w:t>
+      </w:r>
+    </w:p>
+    <w:p>
+      <w:pPr>
+        <w:pStyle w:val="Heading2"/>
       </w:pPr>
       <w:r>
         <w:t>01. Loss functions: the case</w:t>
@@ -4773,7 +5376,7 @@
         <w:drawing>
           <wp:inline xmlns:a="http://schemas.openxmlformats.org/drawingml/2006/main" xmlns:pic="http://schemas.openxmlformats.org/drawingml/2006/picture">
             <wp:extent cx="5486400" cy="2840736"/>
-            <wp:docPr id="3" name="Picture 3" descr="Compare candidate losses with the same targets and denominator. Supplied facts: Targets [1, 3]; A predicts [0, 4]; B predicts [1, 5]. Use MSE over both cases. All inputs and outcomes in this worked example are invented classroom data; no real model run is claimed."/>
+            <wp:docPr id="5" name="Picture 5" descr="Compare candidate losses with the same targets and denominator. Supplied facts: Targets [1, 3]; A predicts [0, 4]; B predicts [1, 5]. Use MSE over both cases. All inputs and outcomes in this worked example are invented classroom data; no real model run is claimed."/>
             <wp:cNvGraphicFramePr>
               <a:graphicFrameLocks noChangeAspect="1"/>
             </wp:cNvGraphicFramePr>
@@ -4785,7 +5388,7 @@
                     <pic:cNvPicPr/>
                   </pic:nvPicPr>
                   <pic:blipFill>
-                    <a:blip r:embed="rId11"/>
+                    <a:blip r:embed="rId13"/>
                     <a:stretch>
                       <a:fillRect/>
                     </a:stretch>
@@ -4865,7 +5468,6 @@
     <w:p>
       <w:pPr>
         <w:spacing w:line="336" w:lineRule="auto" w:after="180"/>
-        <w:shd w:fill="F5F1FB"/>
       </w:pPr>
       <w:r>
         <w:rPr>
@@ -4876,7 +5478,7 @@
     </w:p>
     <w:p>
       <w:pPr>
-        <w:pStyle w:val="Heading3"/>
+        <w:pStyle w:val="Heading2"/>
       </w:pPr>
       <w:r>
         <w:t>02. Follow the deciding steps</w:t>
@@ -4887,7 +5489,7 @@
         <w:drawing>
           <wp:inline xmlns:a="http://schemas.openxmlformats.org/drawingml/2006/main" xmlns:pic="http://schemas.openxmlformats.org/drawingml/2006/picture">
             <wp:extent cx="5486400" cy="3182112"/>
-            <wp:docPr id="4" name="Picture 4" descr="A squared errors: A residuals [-1, 1] give squares [1, 1], MSE 1. → B squared errors: B residuals [0, 2] give squares [0, 4], MSE 2. → Compare objective: A wins under MSE; both MAEs equal 1."/>
+            <wp:docPr id="6" name="Picture 6" descr="A squared errors: A residuals [-1, 1] give squares [1, 1], MSE 1. → B squared errors: B residuals [0, 2] give squares [0, 4], MSE 2. → Compare objective: A wins under MSE; both MAEs equal 1."/>
             <wp:cNvGraphicFramePr>
               <a:graphicFrameLocks noChangeAspect="1"/>
             </wp:cNvGraphicFramePr>
@@ -4899,7 +5501,7 @@
                     <pic:cNvPicPr/>
                   </pic:nvPicPr>
                   <pic:blipFill>
-                    <a:blip r:embed="rId12"/>
+                    <a:blip r:embed="rId9"/>
                     <a:stretch>
                       <a:fillRect/>
                     </a:stretch>
@@ -4980,7 +5582,6 @@
     <w:p>
       <w:pPr>
         <w:spacing w:line="336" w:lineRule="auto" w:after="180"/>
-        <w:shd w:fill="F5F1FB"/>
       </w:pPr>
       <w:r>
         <w:rPr>
@@ -5003,7 +5604,7 @@
     </w:p>
     <w:p>
       <w:pPr>
-        <w:pStyle w:val="Heading3"/>
+        <w:pStyle w:val="Heading2"/>
       </w:pPr>
       <w:r>
         <w:t>03. MSE comparison on shared targets</w:t>
@@ -5014,7 +5615,7 @@
         <w:drawing>
           <wp:inline xmlns:a="http://schemas.openxmlformats.org/drawingml/2006/main" xmlns:pic="http://schemas.openxmlformats.org/drawingml/2006/picture">
             <wp:extent cx="5486400" cy="2834640"/>
-            <wp:docPr id="5" name="Picture 5" descr="MSE comparison on shared targets. Units: squared target units. model A: 1. model B: 2."/>
+            <wp:docPr id="7" name="Picture 7" descr="MSE comparison on shared targets. Units: squared target units. model A: 1. model B: 2."/>
             <wp:cNvGraphicFramePr>
               <a:graphicFrameLocks noChangeAspect="1"/>
             </wp:cNvGraphicFramePr>
@@ -5026,7 +5627,7 @@
                     <pic:cNvPicPr/>
                   </pic:nvPicPr>
                   <pic:blipFill>
-                    <a:blip r:embed="rId13"/>
+                    <a:blip r:embed="rId14"/>
                     <a:stretch>
                       <a:fillRect/>
                     </a:stretch>
@@ -5083,7 +5684,6 @@
     <w:p>
       <w:pPr>
         <w:spacing w:line="336" w:lineRule="auto" w:after="180"/>
-        <w:shd w:fill="F5F1FB"/>
       </w:pPr>
       <w:r>
         <w:rPr>
@@ -5094,7 +5694,7 @@
     </w:p>
     <w:p>
       <w:pPr>
-        <w:pStyle w:val="Heading3"/>
+        <w:pStyle w:val="Heading2"/>
       </w:pPr>
       <w:r>
         <w:t>04. Change one thing. Trace what follows.</w:t>
@@ -5105,7 +5705,7 @@
         <w:drawing>
           <wp:inline xmlns:a="http://schemas.openxmlformats.org/drawingml/2006/main" xmlns:pic="http://schemas.openxmlformats.org/drawingml/2006/picture">
             <wp:extent cx="5486400" cy="3026664"/>
-            <wp:docPr id="6" name="Picture 6" descr="Original case: A wins under MSE; both MAEs equal 1. Changed condition: Choose MAE instead of MSE as the sole criterion. Expected result: A and B tie at MAE 1. Reason: Squared error penalises B’s concentrated error more, while absolute errors both sum 2."/>
+            <wp:docPr id="8" name="Picture 8" descr="Original case: A wins under MSE; both MAEs equal 1. Changed condition: Choose MAE instead of MSE as the sole criterion. Expected result: A and B tie at MAE 1. Reason: Squared error penalises B’s concentrated error more, while absolute errors both sum 2."/>
             <wp:cNvGraphicFramePr>
               <a:graphicFrameLocks noChangeAspect="1"/>
             </wp:cNvGraphicFramePr>
@@ -5117,7 +5717,7 @@
                     <pic:cNvPicPr/>
                   </pic:nvPicPr>
                   <pic:blipFill>
-                    <a:blip r:embed="rId14"/>
+                    <a:blip r:embed="rId10"/>
                     <a:stretch>
                       <a:fillRect/>
                     </a:stretch>
@@ -5173,7 +5773,6 @@
     <w:p>
       <w:pPr>
         <w:spacing w:line="336" w:lineRule="auto" w:after="180"/>
-        <w:shd w:fill="F5F1FB"/>
       </w:pPr>
       <w:r>
         <w:rPr>
@@ -5184,7 +5783,7 @@
     </w:p>
     <w:p>
       <w:pPr>
-        <w:pStyle w:val="Heading3"/>
+        <w:pStyle w:val="Heading2"/>
       </w:pPr>
       <w:r>
         <w:t>05. Connect the explanation to its limit</w:t>
@@ -5195,7 +5794,7 @@
         <w:drawing>
           <wp:inline xmlns:a="http://schemas.openxmlformats.org/drawingml/2006/main" xmlns:pic="http://schemas.openxmlformats.org/drawingml/2006/picture">
             <wp:extent cx="5486400" cy="2941320"/>
-            <wp:docPr id="7" name="Picture 7" descr="For this loss calculation, the signed error is prediction minus target. MSE squares each error before averaging; MAE takes its absolute value. A spreads its error equally across both cases, while B concentrates it in one case. Squaring makes the larger individual error count more. State the objective before selecting a model, because these two objectives give different comparisons. Limit: Training loss is not automatically a held-out performance estimate or a complete measure of use consequences."/>
+            <wp:docPr id="9" name="Picture 9" descr="For this loss calculation, the signed error is prediction minus target. MSE squares each error before averaging; MAE takes its absolute value. A spreads its error equally across both cases, while B concentrates it in one case. Squaring makes the larger individual error count more. State the objective before selecting a model, because these two objectives give different comparisons. Limit: Training loss is not automatically a held-out performance estimate or a complete measure of use consequences."/>
             <wp:cNvGraphicFramePr>
               <a:graphicFrameLocks noChangeAspect="1"/>
             </wp:cNvGraphicFramePr>
@@ -5298,7 +5897,6 @@
     <w:p>
       <w:pPr>
         <w:spacing w:line="336" w:lineRule="auto" w:after="180"/>
-        <w:shd w:fill="F5F1FB"/>
       </w:pPr>
       <w:r>
         <w:rPr>
@@ -5309,7 +5907,7 @@
     </w:p>
     <w:p>
       <w:pPr>
-        <w:pStyle w:val="Heading3"/>
+        <w:pStyle w:val="Heading2"/>
       </w:pPr>
       <w:r>
         <w:t>06. Make the idea visible in your project</w:t>
@@ -5320,7 +5918,7 @@
         <w:drawing>
           <wp:inline xmlns:a="http://schemas.openxmlformats.org/drawingml/2006/main" xmlns:pic="http://schemas.openxmlformats.org/drawingml/2006/picture">
             <wp:extent cx="5486400" cy="3681984"/>
-            <wp:docPr id="8" name="Picture 8" descr="For your Image-pattern Network Investigation, save the input, procedure, observed result and limitation of this check. Label this worked example as practice; use a different, previously unreviewed case when checking independent understanding. Draw your input, deciding step, result and limit. Supported question: Why must the report name the chosen loss? Point to the relevant step in the picture, then write the changed result and the rule or evidence that supports it."/>
+            <wp:docPr id="10" name="Picture 10" descr="For your Image-pattern Network Investigation, save the input, procedure, observed result and limitation of this check. Label this worked example as practice; use a different, previously unreviewed case when checking independent understanding. Draw your input, deciding step, result and limit. Supported question: Why must the report name the chosen loss? Point to the relevant step in the picture, then write the changed result and the rule or evidence that supports it."/>
             <wp:cNvGraphicFramePr>
               <a:graphicFrameLocks noChangeAspect="1"/>
             </wp:cNvGraphicFramePr>
@@ -5423,7 +6021,6 @@
     <w:p>
       <w:pPr>
         <w:spacing w:line="336" w:lineRule="auto" w:after="180"/>
-        <w:shd w:fill="F5F1FB"/>
       </w:pPr>
       <w:r>
         <w:rPr>
@@ -5442,6 +6039,62 @@
           <w:b w:val="0"/>
         </w:rPr>
         <w:t>.</w:t>
+      </w:r>
+    </w:p>
+    <w:p>
+      <w:pPr>
+        <w:pStyle w:val="Heading2"/>
+      </w:pPr>
+      <w:r>
+        <w:t>Earlier wording, alternatives and picture transcripts · reference / check after trying</w:t>
+      </w:r>
+    </w:p>
+    <w:p>
+      <w:pPr>
+        <w:pStyle w:val="Heading3"/>
+      </w:pPr>
+      <w:r>
+        <w:t>01. Loss functions: the case</w:t>
+      </w:r>
+    </w:p>
+    <w:p>
+      <w:pPr>
+        <w:pStyle w:val="Heading3"/>
+      </w:pPr>
+      <w:r>
+        <w:t>02. Follow the deciding steps</w:t>
+      </w:r>
+    </w:p>
+    <w:p>
+      <w:pPr>
+        <w:pStyle w:val="Heading3"/>
+      </w:pPr>
+      <w:r>
+        <w:t>03. MSE comparison on shared targets</w:t>
+      </w:r>
+    </w:p>
+    <w:p>
+      <w:pPr>
+        <w:pStyle w:val="Heading3"/>
+      </w:pPr>
+      <w:r>
+        <w:t>04. Change one thing. Trace what follows.</w:t>
+      </w:r>
+    </w:p>
+    <w:p>
+      <w:pPr>
+        <w:pStyle w:val="Heading3"/>
+      </w:pPr>
+      <w:r>
+        <w:t>05. Connect the explanation to its limit</w:t>
+      </w:r>
+    </w:p>
+    <w:p>
+      <w:pPr>
+        <w:pStyle w:val="Heading3"/>
+      </w:pPr>
+      <w:r>
+        <w:t>06. Make the idea visible in your project</w:t>
       </w:r>
     </w:p>
     <w:sectPr>
